--- a/industry/pm-reference/hcp-meeting-script-liang-20260826.docx
+++ b/industry/pm-reference/hcp-meeting-script-liang-20260826.docx
@@ -5,266 +5,568 @@
     <w:p>
       <w:pPr>
         <w:pStyle w:val="Heading1"/>
+        <w:spacing w:after="120" w:line="276" w:lineRule="auto"/>
       </w:pPr>
       <w:r>
+        <w:rPr>
+          <w:rFonts w:ascii="Calibri" w:hAnsi="Calibri" w:eastAsia="Microsoft JhengHei"/>
+          <w:sz w:val="36"/>
+        </w:rPr>
         <w:t>1:1 meeting script — Prof. Liang (26 Aug 2026)</w:t>
       </w:r>
-      <w:r/>
-      <w:r/>
+      <w:r>
+        <w:rPr>
+          <w:rFonts w:ascii="Calibri" w:hAnsi="Calibri" w:eastAsia="Microsoft JhengHei"/>
+          <w:sz w:val="36"/>
+        </w:rPr>
+      </w:r>
+      <w:r>
+        <w:rPr>
+          <w:rFonts w:ascii="Calibri" w:hAnsi="Calibri" w:eastAsia="Microsoft JhengHei"/>
+          <w:sz w:val="36"/>
+        </w:rPr>
+      </w:r>
     </w:p>
     <w:p>
-      <w:r/>
-      <w:r>
-        <w:rPr>
+      <w:pPr>
+        <w:spacing w:after="120" w:line="276" w:lineRule="auto"/>
+      </w:pPr>
+      <w:r>
+        <w:rPr>
+          <w:rFonts w:ascii="Calibri" w:hAnsi="Calibri" w:eastAsia="Microsoft JhengHei"/>
+          <w:sz w:val="22"/>
+        </w:rPr>
+      </w:r>
+      <w:r>
+        <w:rPr>
+          <w:rFonts w:ascii="Calibri" w:hAnsi="Calibri" w:eastAsia="Microsoft JhengHei"/>
           <w:b/>
+          <w:sz w:val="22"/>
+        </w:rPr>
+        <w:t>Cantonese Word for review:</w:t>
+      </w:r>
+      <w:r>
+        <w:rPr>
+          <w:rFonts w:ascii="Calibri" w:hAnsi="Calibri" w:eastAsia="Microsoft JhengHei"/>
+          <w:sz w:val="22"/>
+        </w:rPr>
+        <w:t xml:space="preserve"> </w:t>
+      </w:r>
+      <w:hyperlink r:id="rId11">
+        <w:r>
+          <w:rPr>
+            <w:color w:val="0000EE"/>
+            <w:u w:val="single"/>
+          </w:rPr>
+          <w:t>hcp-meeting-script-liang-20260826-yue.docx</w:t>
+        </w:r>
+      </w:hyperlink>
+      <w:r>
+        <w:rPr>
+          <w:rFonts w:ascii="Calibri" w:hAnsi="Calibri" w:eastAsia="Microsoft JhengHei"/>
+          <w:sz w:val="22"/>
+        </w:rPr>
+        <w:t xml:space="preserve"> · markdown </w:t>
+      </w:r>
+      <w:hyperlink r:id="rId12">
+        <w:r>
+          <w:rPr>
+            <w:color w:val="0000EE"/>
+            <w:u w:val="single"/>
+          </w:rPr>
+          <w:t>hcp-meeting-script-liang-20260826-yue.md</w:t>
+        </w:r>
+      </w:hyperlink>
+      <w:r>
+        <w:rPr>
+          <w:rFonts w:ascii="Calibri" w:hAnsi="Calibri" w:eastAsia="Microsoft JhengHei"/>
+          <w:sz w:val="22"/>
+        </w:rPr>
+      </w:r>
+    </w:p>
+    <w:p>
+      <w:pPr>
+        <w:spacing w:after="120" w:line="276" w:lineRule="auto"/>
+      </w:pPr>
+      <w:r>
+        <w:rPr>
+          <w:rFonts w:ascii="Calibri" w:hAnsi="Calibri" w:eastAsia="Microsoft JhengHei"/>
+          <w:sz w:val="22"/>
+        </w:rPr>
+      </w:r>
+      <w:r>
+        <w:rPr>
+          <w:rFonts w:ascii="Calibri" w:hAnsi="Calibri" w:eastAsia="Microsoft JhengHei"/>
+          <w:b/>
+          <w:sz w:val="22"/>
         </w:rPr>
         <w:t>Assumption (confirm in the first 30 seconds):</w:t>
       </w:r>
       <w:r>
+        <w:rPr>
+          <w:rFonts w:ascii="Calibri" w:hAnsi="Calibri" w:eastAsia="Microsoft JhengHei"/>
+          <w:sz w:val="22"/>
+        </w:rPr>
         <w:t xml:space="preserve"> Dr </w:t>
       </w:r>
       <w:r>
         <w:rPr>
+          <w:rFonts w:ascii="Calibri" w:hAnsi="Calibri" w:eastAsia="Microsoft JhengHei"/>
           <w:b/>
+          <w:sz w:val="22"/>
         </w:rPr>
         <w:t>Raymond Liang Hin-Suen</w:t>
       </w:r>
       <w:r>
+        <w:rPr>
+          <w:rFonts w:ascii="Calibri" w:hAnsi="Calibri" w:eastAsia="Microsoft JhengHei"/>
+          <w:sz w:val="22"/>
+        </w:rPr>
         <w:t xml:space="preserve"> (梁憲孫醫生), Head of Medicine / Director, Haematology and Cellular Therapy Centre, </w:t>
       </w:r>
       <w:r>
         <w:rPr>
+          <w:rFonts w:ascii="Calibri" w:hAnsi="Calibri" w:eastAsia="Microsoft JhengHei"/>
           <w:b/>
+          <w:sz w:val="22"/>
         </w:rPr>
         <w:t>Hong Kong Sanatorium &amp; Hospital</w:t>
       </w:r>
       <w:r>
+        <w:rPr>
+          <w:rFonts w:ascii="Calibri" w:hAnsi="Calibri" w:eastAsia="Microsoft JhengHei"/>
+          <w:sz w:val="22"/>
+        </w:rPr>
         <w:t>; Honorary Clinical Professor, HKU / CUHK. Public profile only. If this is a different Liang, stop and retarget.</w:t>
         <w:br/>
       </w:r>
-      <w:r/>
-      <w:r>
-        <w:rPr>
+      <w:r>
+        <w:rPr>
+          <w:rFonts w:ascii="Calibri" w:hAnsi="Calibri" w:eastAsia="Microsoft JhengHei"/>
+          <w:sz w:val="22"/>
+        </w:rPr>
+      </w:r>
+      <w:r>
+        <w:rPr>
+          <w:rFonts w:ascii="Calibri" w:hAnsi="Calibri" w:eastAsia="Microsoft JhengHei"/>
           <w:b/>
+          <w:sz w:val="22"/>
         </w:rPr>
         <w:t>Channel:</w:t>
       </w:r>
       <w:r>
+        <w:rPr>
+          <w:rFonts w:ascii="Calibri" w:hAnsi="Calibri" w:eastAsia="Microsoft JhengHei"/>
+          <w:sz w:val="22"/>
+        </w:rPr>
         <w:t xml:space="preserve"> 1:1 scientific exchange + approved leave-behind. </w:t>
       </w:r>
       <w:r>
         <w:rPr>
+          <w:rFonts w:ascii="Calibri" w:hAnsi="Calibri" w:eastAsia="Microsoft JhengHei"/>
           <w:b/>
+          <w:sz w:val="22"/>
         </w:rPr>
         <w:t>Style: Consult, not lecture.</w:t>
       </w:r>
       <w:r>
+        <w:rPr>
+          <w:rFonts w:ascii="Calibri" w:hAnsi="Calibri" w:eastAsia="Microsoft JhengHei"/>
+          <w:sz w:val="22"/>
+        </w:rPr>
         <w:t xml:space="preserve"> He does not need WHO 2016.</w:t>
         <w:br/>
       </w:r>
-      <w:r/>
-      <w:r>
-        <w:rPr>
+      <w:r>
+        <w:rPr>
+          <w:rFonts w:ascii="Calibri" w:hAnsi="Calibri" w:eastAsia="Microsoft JhengHei"/>
+          <w:sz w:val="22"/>
+        </w:rPr>
+      </w:r>
+      <w:r>
+        <w:rPr>
+          <w:rFonts w:ascii="Calibri" w:hAnsi="Calibri" w:eastAsia="Microsoft JhengHei"/>
           <w:b/>
+          <w:sz w:val="22"/>
         </w:rPr>
         <w:t>Sensitivity:</w:t>
       </w:r>
       <w:r>
+        <w:rPr>
+          <w:rFonts w:ascii="Calibri" w:hAnsi="Calibri" w:eastAsia="Microsoft JhengHei"/>
+          <w:sz w:val="22"/>
+        </w:rPr>
         <w:t xml:space="preserve"> Mid — HK PI + approved brochure + published RCT. No patient names. No unpublished ad-board quotes.</w:t>
         <w:br/>
       </w:r>
-      <w:r/>
-      <w:r>
-        <w:rPr>
+      <w:r>
+        <w:rPr>
+          <w:rFonts w:ascii="Calibri" w:hAnsi="Calibri" w:eastAsia="Microsoft JhengHei"/>
+          <w:sz w:val="22"/>
+        </w:rPr>
+      </w:r>
+      <w:r>
+        <w:rPr>
+          <w:rFonts w:ascii="Calibri" w:hAnsi="Calibri" w:eastAsia="Microsoft JhengHei"/>
           <w:b/>
+          <w:sz w:val="22"/>
         </w:rPr>
         <w:t>Status:</w:t>
       </w:r>
       <w:r>
+        <w:rPr>
+          <w:rFonts w:ascii="Calibri" w:hAnsi="Calibri" w:eastAsia="Microsoft JhengHei"/>
+          <w:sz w:val="22"/>
+        </w:rPr>
         <w:t xml:space="preserve"> DRAFT until you confirm Medical has cleared this brochure as the live HCP leave-behind.</w:t>
         <w:br/>
       </w:r>
-      <w:r/>
-      <w:r>
-        <w:rPr>
+      <w:r>
+        <w:rPr>
+          <w:rFonts w:ascii="Calibri" w:hAnsi="Calibri" w:eastAsia="Microsoft JhengHei"/>
+          <w:sz w:val="22"/>
+        </w:rPr>
+      </w:r>
+      <w:r>
+        <w:rPr>
+          <w:rFonts w:ascii="Calibri" w:hAnsi="Calibri" w:eastAsia="Microsoft JhengHei"/>
           <w:b/>
+          <w:sz w:val="22"/>
         </w:rPr>
         <w:t>PSP (private / HKSH):</w:t>
       </w:r>
       <w:r>
+        <w:rPr>
+          <w:rFonts w:ascii="Calibri" w:hAnsi="Calibri" w:eastAsia="Microsoft JhengHei"/>
+          <w:sz w:val="22"/>
+        </w:rPr>
         <w:t xml:space="preserve"> Private Sector — buy 2 get 1, private only, first year, </w:t>
       </w:r>
       <w:r>
         <w:rPr>
+          <w:rFonts w:ascii="Calibri" w:hAnsi="Calibri" w:eastAsia="Microsoft JhengHei"/>
           <w:b/>
+          <w:sz w:val="22"/>
         </w:rPr>
         <w:t>expires end 2026</w:t>
       </w:r>
       <w:r>
+        <w:rPr>
+          <w:rFonts w:ascii="Calibri" w:hAnsi="Calibri" w:eastAsia="Microsoft JhengHei"/>
+          <w:sz w:val="22"/>
+        </w:rPr>
         <w:t xml:space="preserve">. Re-confirm with market access </w:t>
       </w:r>
       <w:r>
         <w:rPr>
+          <w:rFonts w:ascii="Calibri" w:hAnsi="Calibri" w:eastAsia="Microsoft JhengHei"/>
           <w:b/>
+          <w:sz w:val="22"/>
         </w:rPr>
         <w:t>before</w:t>
       </w:r>
       <w:r>
+        <w:rPr>
+          <w:rFonts w:ascii="Calibri" w:hAnsi="Calibri" w:eastAsia="Microsoft JhengHei"/>
+          <w:sz w:val="22"/>
+        </w:rPr>
         <w:t xml:space="preserve"> you quote terms. Do not volunteer list price (planning figure HK$36,000/injection stays internal unless he asks).</w:t>
       </w:r>
-      <w:r/>
-      <w:r/>
+      <w:r>
+        <w:rPr>
+          <w:rFonts w:ascii="Calibri" w:hAnsi="Calibri" w:eastAsia="Microsoft JhengHei"/>
+          <w:sz w:val="22"/>
+        </w:rPr>
+      </w:r>
+      <w:r>
+        <w:rPr>
+          <w:rFonts w:ascii="Calibri" w:hAnsi="Calibri" w:eastAsia="Microsoft JhengHei"/>
+          <w:sz w:val="22"/>
+        </w:rPr>
+      </w:r>
     </w:p>
     <w:p>
       <w:pPr>
         <w:pStyle w:val="Heading2"/>
+        <w:spacing w:after="120" w:line="276" w:lineRule="auto"/>
       </w:pPr>
       <w:r>
+        <w:rPr>
+          <w:rFonts w:ascii="Calibri" w:hAnsi="Calibri" w:eastAsia="Microsoft JhengHei"/>
+          <w:sz w:val="28"/>
+        </w:rPr>
         <w:t>Recommendation (what this meeting is for)</w:t>
       </w:r>
-      <w:r/>
+      <w:r>
+        <w:rPr>
+          <w:rFonts w:ascii="Calibri" w:hAnsi="Calibri" w:eastAsia="Microsoft JhengHei"/>
+          <w:sz w:val="28"/>
+        </w:rPr>
+      </w:r>
     </w:p>
     <w:p>
-      <w:r/>
-      <w:r>
-        <w:rPr>
+      <w:pPr>
+        <w:spacing w:after="120" w:line="276" w:lineRule="auto"/>
+      </w:pPr>
+      <w:r>
+        <w:rPr>
+          <w:rFonts w:ascii="Calibri" w:hAnsi="Calibri" w:eastAsia="Microsoft JhengHei"/>
+          <w:sz w:val="22"/>
+        </w:rPr>
+      </w:r>
+      <w:r>
+        <w:rPr>
+          <w:rFonts w:ascii="Calibri" w:hAnsi="Calibri" w:eastAsia="Microsoft JhengHei"/>
           <w:b/>
+          <w:sz w:val="22"/>
         </w:rPr>
         <w:t>Do</w:t>
       </w:r>
       <w:r>
+        <w:rPr>
+          <w:rFonts w:ascii="Calibri" w:hAnsi="Calibri" w:eastAsia="Microsoft JhengHei"/>
+          <w:sz w:val="22"/>
+        </w:rPr>
         <w:t xml:space="preserve"> walk the physician brochure in page order, name every analysis out loud, and leave with </w:t>
       </w:r>
       <w:r>
         <w:rPr>
+          <w:rFonts w:ascii="Calibri" w:hAnsi="Calibri" w:eastAsia="Microsoft JhengHei"/>
           <w:b/>
+          <w:sz w:val="22"/>
         </w:rPr>
         <w:t>one</w:t>
       </w:r>
       <w:r>
+        <w:rPr>
+          <w:rFonts w:ascii="Calibri" w:hAnsi="Calibri" w:eastAsia="Microsoft JhengHei"/>
+          <w:sz w:val="22"/>
+        </w:rPr>
         <w:t xml:space="preserve"> next step: a suitable adult PV patient </w:t>
       </w:r>
       <w:r>
         <w:rPr>
+          <w:rFonts w:ascii="Calibri" w:hAnsi="Calibri" w:eastAsia="Microsoft JhengHei"/>
           <w:b/>
+          <w:sz w:val="22"/>
         </w:rPr>
         <w:t>without symptomatic splenomegaly</w:t>
       </w:r>
       <w:r>
+        <w:rPr>
+          <w:rFonts w:ascii="Calibri" w:hAnsi="Calibri" w:eastAsia="Microsoft JhengHei"/>
+          <w:sz w:val="22"/>
+        </w:rPr>
         <w:t xml:space="preserve">, or a reason he will not start. </w:t>
       </w:r>
       <w:r>
         <w:rPr>
+          <w:rFonts w:ascii="Calibri" w:hAnsi="Calibri" w:eastAsia="Microsoft JhengHei"/>
           <w:b/>
+          <w:sz w:val="22"/>
         </w:rPr>
         <w:t>Do not</w:t>
       </w:r>
       <w:r>
+        <w:rPr>
+          <w:rFonts w:ascii="Calibri" w:hAnsi="Calibri" w:eastAsia="Microsoft JhengHei"/>
+          <w:sz w:val="22"/>
+        </w:rPr>
         <w:t xml:space="preserve"> teach NCCN, AMWG, or HIDAT; </w:t>
       </w:r>
       <w:r>
         <w:rPr>
+          <w:rFonts w:ascii="Calibri" w:hAnsi="Calibri" w:eastAsia="Microsoft JhengHei"/>
           <w:b/>
+          <w:sz w:val="22"/>
         </w:rPr>
         <w:t>do not</w:t>
       </w:r>
       <w:r>
+        <w:rPr>
+          <w:rFonts w:ascii="Calibri" w:hAnsi="Calibri" w:eastAsia="Microsoft JhengHei"/>
+          <w:sz w:val="22"/>
+        </w:rPr>
         <w:t xml:space="preserve"> claim IFN-to-IFN superiority; </w:t>
       </w:r>
       <w:r>
         <w:rPr>
+          <w:rFonts w:ascii="Calibri" w:hAnsi="Calibri" w:eastAsia="Microsoft JhengHei"/>
           <w:b/>
+          <w:sz w:val="22"/>
         </w:rPr>
         <w:t>do not</w:t>
       </w:r>
       <w:r>
+        <w:rPr>
+          <w:rFonts w:ascii="Calibri" w:hAnsi="Calibri" w:eastAsia="Microsoft JhengHei"/>
+          <w:sz w:val="22"/>
+        </w:rPr>
         <w:t xml:space="preserve"> promise HA listing; </w:t>
       </w:r>
       <w:r>
         <w:rPr>
+          <w:rFonts w:ascii="Calibri" w:hAnsi="Calibri" w:eastAsia="Microsoft JhengHei"/>
           <w:b/>
+          <w:sz w:val="22"/>
         </w:rPr>
         <w:t>do not</w:t>
       </w:r>
       <w:r>
+        <w:rPr>
+          <w:rFonts w:ascii="Calibri" w:hAnsi="Calibri" w:eastAsia="Microsoft JhengHei"/>
+          <w:sz w:val="22"/>
+        </w:rPr>
         <w:t xml:space="preserve"> discuss ET/MF unless he raises it.</w:t>
       </w:r>
-      <w:r/>
+      <w:r>
+        <w:rPr>
+          <w:rFonts w:ascii="Calibri" w:hAnsi="Calibri" w:eastAsia="Microsoft JhengHei"/>
+          <w:sz w:val="22"/>
+        </w:rPr>
+      </w:r>
     </w:p>
     <w:p>
-      <w:r/>
-      <w:r>
-        <w:rPr>
+      <w:pPr>
+        <w:spacing w:after="120" w:line="276" w:lineRule="auto"/>
+      </w:pPr>
+      <w:r>
+        <w:rPr>
+          <w:rFonts w:ascii="Calibri" w:hAnsi="Calibri" w:eastAsia="Microsoft JhengHei"/>
+          <w:sz w:val="22"/>
+        </w:rPr>
+      </w:r>
+      <w:r>
+        <w:rPr>
+          <w:rFonts w:ascii="Calibri" w:hAnsi="Calibri" w:eastAsia="Microsoft JhengHei"/>
           <w:b/>
+          <w:sz w:val="22"/>
         </w:rPr>
         <w:t>Remember / feel / do</w:t>
         <w:br/>
       </w:r>
       <w:r>
+        <w:rPr>
+          <w:rFonts w:ascii="Calibri" w:hAnsi="Calibri" w:eastAsia="Microsoft JhengHei"/>
+          <w:sz w:val="22"/>
+        </w:rPr>
         <w:t xml:space="preserve">- </w:t>
       </w:r>
       <w:r>
         <w:rPr>
+          <w:rFonts w:ascii="Calibri" w:hAnsi="Calibri" w:eastAsia="Microsoft JhengHei"/>
           <w:b/>
+          <w:sz w:val="22"/>
         </w:rPr>
         <w:t>Remember:</w:t>
       </w:r>
       <w:r>
+        <w:rPr>
+          <w:rFonts w:ascii="Calibri" w:hAnsi="Calibri" w:eastAsia="Microsoft JhengHei"/>
+          <w:sz w:val="22"/>
+        </w:rPr>
         <w:t xml:space="preserve"> Ropeg is slower at year 1; the 5-year CHR curve and JAK2 rebound vs HU are why the conversation is long-term; HK start is </w:t>
       </w:r>
       <w:r>
         <w:rPr>
+          <w:rFonts w:ascii="Calibri" w:hAnsi="Calibri" w:eastAsia="Microsoft JhengHei"/>
           <w:b/>
+          <w:sz w:val="22"/>
         </w:rPr>
         <w:t>100/50 µg</w:t>
       </w:r>
       <w:r>
+        <w:rPr>
+          <w:rFonts w:ascii="Calibri" w:hAnsi="Calibri" w:eastAsia="Microsoft JhengHei"/>
+          <w:sz w:val="22"/>
+        </w:rPr>
         <w:t>.</w:t>
         <w:br/>
       </w:r>
       <w:r>
+        <w:rPr>
+          <w:rFonts w:ascii="Calibri" w:hAnsi="Calibri" w:eastAsia="Microsoft JhengHei"/>
+          <w:sz w:val="22"/>
+        </w:rPr>
         <w:t xml:space="preserve">- </w:t>
       </w:r>
       <w:r>
         <w:rPr>
+          <w:rFonts w:ascii="Calibri" w:hAnsi="Calibri" w:eastAsia="Microsoft JhengHei"/>
           <w:b/>
+          <w:sz w:val="22"/>
         </w:rPr>
         <w:t>Feel:</w:t>
       </w:r>
       <w:r>
+        <w:rPr>
+          <w:rFonts w:ascii="Calibri" w:hAnsi="Calibri" w:eastAsia="Microsoft JhengHei"/>
+          <w:sz w:val="22"/>
+        </w:rPr>
         <w:t xml:space="preserve"> You are scientifically honest and will not over-claim 84.3%.</w:t>
         <w:br/>
       </w:r>
       <w:r>
+        <w:rPr>
+          <w:rFonts w:ascii="Calibri" w:hAnsi="Calibri" w:eastAsia="Microsoft JhengHei"/>
+          <w:sz w:val="22"/>
+        </w:rPr>
         <w:t xml:space="preserve">- </w:t>
       </w:r>
       <w:r>
         <w:rPr>
+          <w:rFonts w:ascii="Calibri" w:hAnsi="Calibri" w:eastAsia="Microsoft JhengHei"/>
           <w:b/>
+          <w:sz w:val="22"/>
         </w:rPr>
         <w:t>Do:</w:t>
       </w:r>
       <w:r>
+        <w:rPr>
+          <w:rFonts w:ascii="Calibri" w:hAnsi="Calibri" w:eastAsia="Microsoft JhengHei"/>
+          <w:sz w:val="22"/>
+        </w:rPr>
         <w:t xml:space="preserve"> Identify whether he has a first private-pay patient who fits the HK indication, and whether PSP paperwork is useful.</w:t>
       </w:r>
-      <w:r/>
+      <w:r>
+        <w:rPr>
+          <w:rFonts w:ascii="Calibri" w:hAnsi="Calibri" w:eastAsia="Microsoft JhengHei"/>
+          <w:sz w:val="22"/>
+        </w:rPr>
+      </w:r>
     </w:p>
     <w:p>
       <w:pPr>
         <w:pBdr>
           <w:bottom w:val="single" w:sz="6" w:space="1" w:color="auto"/>
         </w:pBdr>
+        <w:spacing w:after="120" w:line="276" w:lineRule="auto"/>
       </w:pPr>
-      <w:r/>
+      <w:r>
+        <w:rPr>
+          <w:rFonts w:ascii="Calibri" w:hAnsi="Calibri" w:eastAsia="Microsoft JhengHei"/>
+          <w:sz w:val="22"/>
+        </w:rPr>
+      </w:r>
     </w:p>
     <w:p>
       <w:pPr>
         <w:pStyle w:val="Heading2"/>
+        <w:spacing w:after="120" w:line="276" w:lineRule="auto"/>
       </w:pPr>
       <w:r>
+        <w:rPr>
+          <w:rFonts w:ascii="Calibri" w:hAnsi="Calibri" w:eastAsia="Microsoft JhengHei"/>
+          <w:sz w:val="28"/>
+        </w:rPr>
         <w:t>Cue card (one glance)</w:t>
       </w:r>
-      <w:r/>
+      <w:r>
+        <w:rPr>
+          <w:rFonts w:ascii="Calibri" w:hAnsi="Calibri" w:eastAsia="Microsoft JhengHei"/>
+          <w:sz w:val="28"/>
+        </w:rPr>
+      </w:r>
     </w:p>
     <w:tbl>
       <w:tblPr>
@@ -285,7 +587,9 @@
           <w:p>
             <w:r>
               <w:rPr>
+                <w:rFonts w:ascii="Calibri" w:hAnsi="Calibri" w:eastAsia="Microsoft JhengHei"/>
                 <w:b/>
+                <w:sz w:val="20"/>
               </w:rPr>
               <w:t>Minute</w:t>
             </w:r>
@@ -298,7 +602,9 @@
           <w:p>
             <w:r>
               <w:rPr>
+                <w:rFonts w:ascii="Calibri" w:hAnsi="Calibri" w:eastAsia="Microsoft JhengHei"/>
                 <w:b/>
+                <w:sz w:val="20"/>
               </w:rPr>
               <w:t>You</w:t>
             </w:r>
@@ -311,7 +617,9 @@
           <w:p>
             <w:r>
               <w:rPr>
+                <w:rFonts w:ascii="Calibri" w:hAnsi="Calibri" w:eastAsia="Microsoft JhengHei"/>
                 <w:b/>
+                <w:sz w:val="20"/>
               </w:rPr>
               <w:t>Must-say</w:t>
             </w:r>
@@ -325,6 +633,10 @@
           </w:tcPr>
           <w:p>
             <w:r>
+              <w:rPr>
+                <w:rFonts w:ascii="Calibri" w:hAnsi="Calibri" w:eastAsia="Microsoft JhengHei"/>
+                <w:sz w:val="20"/>
+              </w:rPr>
               <w:t>0–2</w:t>
             </w:r>
           </w:p>
@@ -335,6 +647,10 @@
           </w:tcPr>
           <w:p>
             <w:r>
+              <w:rPr>
+                <w:rFonts w:ascii="Calibri" w:hAnsi="Calibri" w:eastAsia="Microsoft JhengHei"/>
+                <w:sz w:val="20"/>
+              </w:rPr>
               <w:t>Confirm centre; ask how he treats PV now</w:t>
             </w:r>
           </w:p>
@@ -345,6 +661,10 @@
           </w:tcPr>
           <w:p>
             <w:r>
+              <w:rPr>
+                <w:rFonts w:ascii="Calibri" w:hAnsi="Calibri" w:eastAsia="Microsoft JhengHei"/>
+                <w:sz w:val="20"/>
+              </w:rPr>
               <w:t>Listen. Do not open the brochure yet.</w:t>
             </w:r>
           </w:p>
@@ -357,6 +677,10 @@
           </w:tcPr>
           <w:p>
             <w:r>
+              <w:rPr>
+                <w:rFonts w:ascii="Calibri" w:hAnsi="Calibri" w:eastAsia="Microsoft JhengHei"/>
+                <w:sz w:val="20"/>
+              </w:rPr>
               <w:t>2–3</w:t>
             </w:r>
           </w:p>
@@ -367,6 +691,10 @@
           </w:tcPr>
           <w:p>
             <w:r>
+              <w:rPr>
+                <w:rFonts w:ascii="Calibri" w:hAnsi="Calibri" w:eastAsia="Microsoft JhengHei"/>
+                <w:sz w:val="20"/>
+              </w:rPr>
               <w:t>Indication</w:t>
             </w:r>
           </w:p>
@@ -377,15 +705,25 @@
           </w:tcPr>
           <w:p>
             <w:r>
+              <w:rPr>
+                <w:rFonts w:ascii="Calibri" w:hAnsi="Calibri" w:eastAsia="Microsoft JhengHei"/>
+                <w:sz w:val="20"/>
+              </w:rPr>
               <w:t xml:space="preserve">Adult monotherapy, PV </w:t>
             </w:r>
             <w:r>
               <w:rPr>
+                <w:rFonts w:ascii="Calibri" w:hAnsi="Calibri" w:eastAsia="Microsoft JhengHei"/>
                 <w:b/>
+                <w:sz w:val="20"/>
               </w:rPr>
               <w:t>without symptomatic splenomegaly</w:t>
             </w:r>
             <w:r>
+              <w:rPr>
+                <w:rFonts w:ascii="Calibri" w:hAnsi="Calibri" w:eastAsia="Microsoft JhengHei"/>
+                <w:sz w:val="20"/>
+              </w:rPr>
               <w:t xml:space="preserve"> .</w:t>
             </w:r>
           </w:p>
@@ -398,6 +736,10 @@
           </w:tcPr>
           <w:p>
             <w:r>
+              <w:rPr>
+                <w:rFonts w:ascii="Calibri" w:hAnsi="Calibri" w:eastAsia="Microsoft JhengHei"/>
+                <w:sz w:val="20"/>
+              </w:rPr>
               <w:t>3–8</w:t>
             </w:r>
           </w:p>
@@ -408,6 +750,10 @@
           </w:tcPr>
           <w:p>
             <w:r>
+              <w:rPr>
+                <w:rFonts w:ascii="Calibri" w:hAnsi="Calibri" w:eastAsia="Microsoft JhengHei"/>
+                <w:sz w:val="20"/>
+              </w:rPr>
               <w:t>CHR page</w:t>
             </w:r>
           </w:p>
@@ -418,51 +764,85 @@
           </w:tcPr>
           <w:p>
             <w:r>
+              <w:rPr>
+                <w:rFonts w:ascii="Calibri" w:hAnsi="Calibri" w:eastAsia="Microsoft JhengHei"/>
+                <w:sz w:val="20"/>
+              </w:rPr>
               <w:t xml:space="preserve">Graph: HU ahead at 12 mo (~75 vs ~62), crossover by 24, ~73% at 60. </w:t>
             </w:r>
             <w:r>
               <w:rPr>
+                <w:rFonts w:ascii="Calibri" w:hAnsi="Calibri" w:eastAsia="Microsoft JhengHei"/>
                 <w:b/>
+                <w:sz w:val="20"/>
               </w:rPr>
               <w:t>84.3% = ever-CHR</w:t>
             </w:r>
             <w:r>
+              <w:rPr>
+                <w:rFonts w:ascii="Calibri" w:hAnsi="Calibri" w:eastAsia="Microsoft JhengHei"/>
+                <w:sz w:val="20"/>
+              </w:rPr>
               <w:t xml:space="preserve"> , not snapshot. PI 12-mo </w:t>
             </w:r>
             <w:r>
               <w:rPr>
+                <w:rFonts w:ascii="Calibri" w:hAnsi="Calibri" w:eastAsia="Microsoft JhengHei"/>
                 <w:b/>
+                <w:sz w:val="20"/>
               </w:rPr>
               <w:t>43.1 vs 46, p=0.63</w:t>
             </w:r>
             <w:r>
+              <w:rPr>
+                <w:rFonts w:ascii="Calibri" w:hAnsi="Calibri" w:eastAsia="Microsoft JhengHei"/>
+                <w:sz w:val="20"/>
+              </w:rPr>
               <w:t xml:space="preserve"> . Late primary </w:t>
             </w:r>
             <w:r>
               <w:rPr>
+                <w:rFonts w:ascii="Calibri" w:hAnsi="Calibri" w:eastAsia="Microsoft JhengHei"/>
                 <w:b/>
+                <w:sz w:val="20"/>
               </w:rPr>
               <w:t>54.5 vs 34.9, p=0.02</w:t>
             </w:r>
             <w:r>
+              <w:rPr>
+                <w:rFonts w:ascii="Calibri" w:hAnsi="Calibri" w:eastAsia="Microsoft JhengHei"/>
+                <w:sz w:val="20"/>
+              </w:rPr>
               <w:t xml:space="preserve"> . TE </w:t>
             </w:r>
             <w:r>
               <w:rPr>
+                <w:rFonts w:ascii="Calibri" w:hAnsi="Calibri" w:eastAsia="Microsoft JhengHei"/>
                 <w:b/>
+                <w:sz w:val="20"/>
               </w:rPr>
               <w:t>4/127</w:t>
             </w:r>
             <w:r>
+              <w:rPr>
+                <w:rFonts w:ascii="Calibri" w:hAnsi="Calibri" w:eastAsia="Microsoft JhengHei"/>
+                <w:sz w:val="20"/>
+              </w:rPr>
               <w:t xml:space="preserve"> ≠ EFS </w:t>
             </w:r>
             <w:r>
               <w:rPr>
+                <w:rFonts w:ascii="Calibri" w:hAnsi="Calibri" w:eastAsia="Microsoft JhengHei"/>
                 <w:b/>
+                <w:sz w:val="20"/>
               </w:rPr>
               <w:t>5/95</w:t>
             </w:r>
             <w:r>
+              <w:rPr>
+                <w:rFonts w:ascii="Calibri" w:hAnsi="Calibri" w:eastAsia="Microsoft JhengHei"/>
+                <w:sz w:val="20"/>
+              </w:rPr>
               <w:t xml:space="preserve"> .</w:t>
             </w:r>
           </w:p>
@@ -475,6 +855,10 @@
           </w:tcPr>
           <w:p>
             <w:r>
+              <w:rPr>
+                <w:rFonts w:ascii="Calibri" w:hAnsi="Calibri" w:eastAsia="Microsoft JhengHei"/>
+                <w:sz w:val="20"/>
+              </w:rPr>
               <w:t>8–11</w:t>
             </w:r>
           </w:p>
@@ -485,6 +869,10 @@
           </w:tcPr>
           <w:p>
             <w:r>
+              <w:rPr>
+                <w:rFonts w:ascii="Calibri" w:hAnsi="Calibri" w:eastAsia="Microsoft JhengHei"/>
+                <w:sz w:val="20"/>
+              </w:rPr>
               <w:t>JAK2 page</w:t>
             </w:r>
           </w:p>
@@ -496,20 +884,32 @@
           <w:p>
             <w:r>
               <w:rPr>
+                <w:rFonts w:ascii="Calibri" w:hAnsi="Calibri" w:eastAsia="Microsoft JhengHei"/>
                 <w:b/>
+                <w:sz w:val="20"/>
               </w:rPr>
               <w:t>37% → 8%</w:t>
             </w:r>
             <w:r>
+              <w:rPr>
+                <w:rFonts w:ascii="Calibri" w:hAnsi="Calibri" w:eastAsia="Microsoft JhengHei"/>
+                <w:sz w:val="20"/>
+              </w:rPr>
               <w:t xml:space="preserve"> vs </w:t>
             </w:r>
             <w:r>
               <w:rPr>
+                <w:rFonts w:ascii="Calibri" w:hAnsi="Calibri" w:eastAsia="Microsoft JhengHei"/>
                 <w:b/>
+                <w:sz w:val="20"/>
               </w:rPr>
               <w:t>38% → 44%</w:t>
             </w:r>
             <w:r>
+              <w:rPr>
+                <w:rFonts w:ascii="Calibri" w:hAnsi="Calibri" w:eastAsia="Microsoft JhengHei"/>
+                <w:sz w:val="20"/>
+              </w:rPr>
               <w:t xml:space="preserve"> . No TFR.</w:t>
             </w:r>
           </w:p>
@@ -522,6 +922,10 @@
           </w:tcPr>
           <w:p>
             <w:r>
+              <w:rPr>
+                <w:rFonts w:ascii="Calibri" w:hAnsi="Calibri" w:eastAsia="Microsoft JhengHei"/>
+                <w:sz w:val="20"/>
+              </w:rPr>
               <w:t>11–14</w:t>
             </w:r>
           </w:p>
@@ -532,6 +936,10 @@
           </w:tcPr>
           <w:p>
             <w:r>
+              <w:rPr>
+                <w:rFonts w:ascii="Calibri" w:hAnsi="Calibri" w:eastAsia="Microsoft JhengHei"/>
+                <w:sz w:val="20"/>
+              </w:rPr>
               <w:t>EFS KM</w:t>
             </w:r>
           </w:p>
@@ -543,11 +951,17 @@
           <w:p>
             <w:r>
               <w:rPr>
+                <w:rFonts w:ascii="Calibri" w:hAnsi="Calibri" w:eastAsia="Microsoft JhengHei"/>
                 <w:b/>
+                <w:sz w:val="20"/>
               </w:rPr>
               <w:t>5/95 vs 12/74, p=0.04</w:t>
             </w:r>
             <w:r>
+              <w:rPr>
+                <w:rFonts w:ascii="Calibri" w:hAnsi="Calibri" w:eastAsia="Microsoft JhengHei"/>
+                <w:sz w:val="20"/>
+              </w:rPr>
               <w:t xml:space="preserve"> . EFS ≠ OS. No “prevents leukemia.”</w:t>
             </w:r>
           </w:p>
@@ -560,6 +974,10 @@
           </w:tcPr>
           <w:p>
             <w:r>
+              <w:rPr>
+                <w:rFonts w:ascii="Calibri" w:hAnsi="Calibri" w:eastAsia="Microsoft JhengHei"/>
+                <w:sz w:val="20"/>
+              </w:rPr>
               <w:t>14–17</w:t>
             </w:r>
           </w:p>
@@ -570,6 +988,10 @@
           </w:tcPr>
           <w:p>
             <w:r>
+              <w:rPr>
+                <w:rFonts w:ascii="Calibri" w:hAnsi="Calibri" w:eastAsia="Microsoft JhengHei"/>
+                <w:sz w:val="20"/>
+              </w:rPr>
               <w:t>Safety p.9</w:t>
             </w:r>
           </w:p>
@@ -580,15 +1002,25 @@
           </w:tcPr>
           <w:p>
             <w:r>
+              <w:rPr>
+                <w:rFonts w:ascii="Calibri" w:hAnsi="Calibri" w:eastAsia="Microsoft JhengHei"/>
+                <w:sz w:val="20"/>
+              </w:rPr>
               <w:t xml:space="preserve">Counts not worse than HU. </w:t>
             </w:r>
             <w:r>
               <w:rPr>
+                <w:rFonts w:ascii="Calibri" w:hAnsi="Calibri" w:eastAsia="Microsoft JhengHei"/>
                 <w:b/>
+                <w:sz w:val="20"/>
               </w:rPr>
               <w:t>GGT 16% vs 2%</w:t>
             </w:r>
             <w:r>
+              <w:rPr>
+                <w:rFonts w:ascii="Calibri" w:hAnsi="Calibri" w:eastAsia="Microsoft JhengHei"/>
+                <w:sz w:val="20"/>
+              </w:rPr>
               <w:t xml:space="preserve"> (G≥3 8% vs 2%). D/C ~11% vs 2–3%.</w:t>
             </w:r>
           </w:p>
@@ -601,6 +1033,10 @@
           </w:tcPr>
           <w:p>
             <w:r>
+              <w:rPr>
+                <w:rFonts w:ascii="Calibri" w:hAnsi="Calibri" w:eastAsia="Microsoft JhengHei"/>
+                <w:sz w:val="20"/>
+              </w:rPr>
               <w:t>17–20</w:t>
             </w:r>
           </w:p>
@@ -611,6 +1047,10 @@
           </w:tcPr>
           <w:p>
             <w:r>
+              <w:rPr>
+                <w:rFonts w:ascii="Calibri" w:hAnsi="Calibri" w:eastAsia="Microsoft JhengHei"/>
+                <w:sz w:val="20"/>
+              </w:rPr>
               <w:t>PI + start</w:t>
             </w:r>
           </w:p>
@@ -622,11 +1062,17 @@
           <w:p>
             <w:r>
               <w:rPr>
+                <w:rFonts w:ascii="Calibri" w:hAnsi="Calibri" w:eastAsia="Microsoft JhengHei"/>
                 <w:b/>
+                <w:sz w:val="20"/>
               </w:rPr>
               <w:t>100 µg</w:t>
             </w:r>
             <w:r>
+              <w:rPr>
+                <w:rFonts w:ascii="Calibri" w:hAnsi="Calibri" w:eastAsia="Microsoft JhengHei"/>
+                <w:sz w:val="20"/>
+              </w:rPr>
               <w:t xml:space="preserve"> (50 if already cytoreductive). Not 250–350–500. Thyroid CI; LFT monitor.</w:t>
             </w:r>
           </w:p>
@@ -639,6 +1085,10 @@
           </w:tcPr>
           <w:p>
             <w:r>
+              <w:rPr>
+                <w:rFonts w:ascii="Calibri" w:hAnsi="Calibri" w:eastAsia="Microsoft JhengHei"/>
+                <w:sz w:val="20"/>
+              </w:rPr>
               <w:t>20–25</w:t>
             </w:r>
           </w:p>
@@ -649,6 +1099,10 @@
           </w:tcPr>
           <w:p>
             <w:r>
+              <w:rPr>
+                <w:rFonts w:ascii="Calibri" w:hAnsi="Calibri" w:eastAsia="Microsoft JhengHei"/>
+                <w:sz w:val="20"/>
+              </w:rPr>
               <w:t>Access + close</w:t>
             </w:r>
           </w:p>
@@ -659,15 +1113,25 @@
           </w:tcPr>
           <w:p>
             <w:r>
+              <w:rPr>
+                <w:rFonts w:ascii="Calibri" w:hAnsi="Calibri" w:eastAsia="Microsoft JhengHei"/>
+                <w:sz w:val="20"/>
+              </w:rPr>
               <w:t xml:space="preserve">Private Sector PSP if eligible. No HA date. </w:t>
             </w:r>
             <w:r>
               <w:rPr>
+                <w:rFonts w:ascii="Calibri" w:hAnsi="Calibri" w:eastAsia="Microsoft JhengHei"/>
                 <w:b/>
+                <w:sz w:val="20"/>
               </w:rPr>
               <w:t>One</w:t>
             </w:r>
             <w:r>
+              <w:rPr>
+                <w:rFonts w:ascii="Calibri" w:hAnsi="Calibri" w:eastAsia="Microsoft JhengHei"/>
+                <w:sz w:val="20"/>
+              </w:rPr>
               <w:t xml:space="preserve"> next step.</w:t>
             </w:r>
           </w:p>
@@ -675,872 +1139,2924 @@
       </w:tr>
     </w:tbl>
     <w:p>
-      <w:r/>
+      <w:pPr>
+        <w:spacing w:after="120" w:line="276" w:lineRule="auto"/>
+      </w:pPr>
+      <w:r>
+        <w:rPr>
+          <w:rFonts w:ascii="Calibri" w:hAnsi="Calibri" w:eastAsia="Microsoft JhengHei"/>
+          <w:sz w:val="22"/>
+        </w:rPr>
+      </w:r>
     </w:p>
     <w:p>
-      <w:r/>
-      <w:r>
-        <w:rPr>
+      <w:pPr>
+        <w:spacing w:after="120" w:line="276" w:lineRule="auto"/>
+      </w:pPr>
+      <w:r>
+        <w:rPr>
+          <w:rFonts w:ascii="Calibri" w:hAnsi="Calibri" w:eastAsia="Microsoft JhengHei"/>
+          <w:sz w:val="22"/>
+        </w:rPr>
+      </w:r>
+      <w:r>
+        <w:rPr>
+          <w:rFonts w:ascii="Calibri" w:hAnsi="Calibri" w:eastAsia="Microsoft JhengHei"/>
           <w:b/>
+          <w:sz w:val="22"/>
         </w:rPr>
         <w:t>Leave on the table:</w:t>
       </w:r>
       <w:r>
+        <w:rPr>
+          <w:rFonts w:ascii="Calibri" w:hAnsi="Calibri" w:eastAsia="Microsoft JhengHei"/>
+          <w:sz w:val="22"/>
+        </w:rPr>
         <w:t xml:space="preserve"> brochure with abbreviated PI (indication, dose, CI, ADRs, </w:t>
       </w:r>
       <w:r>
         <w:rPr>
+          <w:rFonts w:ascii="Calibri" w:hAnsi="Calibri" w:eastAsia="Microsoft JhengHei"/>
           <w:b/>
+          <w:sz w:val="22"/>
         </w:rPr>
         <w:t>PI date</w:t>
       </w:r>
       <w:r>
+        <w:rPr>
+          <w:rFonts w:ascii="Calibri" w:hAnsi="Calibri" w:eastAsia="Microsoft JhengHei"/>
+          <w:sz w:val="22"/>
+        </w:rPr>
         <w:t>). No branded giveaway.</w:t>
       </w:r>
-      <w:r/>
+      <w:r>
+        <w:rPr>
+          <w:rFonts w:ascii="Calibri" w:hAnsi="Calibri" w:eastAsia="Microsoft JhengHei"/>
+          <w:sz w:val="22"/>
+        </w:rPr>
+      </w:r>
     </w:p>
     <w:p>
       <w:pPr>
         <w:pBdr>
           <w:bottom w:val="single" w:sz="6" w:space="1" w:color="auto"/>
         </w:pBdr>
+        <w:spacing w:after="120" w:line="276" w:lineRule="auto"/>
       </w:pPr>
-      <w:r/>
+      <w:r>
+        <w:rPr>
+          <w:rFonts w:ascii="Calibri" w:hAnsi="Calibri" w:eastAsia="Microsoft JhengHei"/>
+          <w:sz w:val="22"/>
+        </w:rPr>
+      </w:r>
     </w:p>
     <w:p>
       <w:pPr>
         <w:pStyle w:val="Heading2"/>
+        <w:spacing w:after="120" w:line="276" w:lineRule="auto"/>
       </w:pPr>
       <w:r>
+        <w:rPr>
+          <w:rFonts w:ascii="Calibri" w:hAnsi="Calibri" w:eastAsia="Microsoft JhengHei"/>
+          <w:sz w:val="28"/>
+        </w:rPr>
         <w:t>Before you sit down</w:t>
       </w:r>
-      <w:r/>
-      <w:r/>
+      <w:r>
+        <w:rPr>
+          <w:rFonts w:ascii="Calibri" w:hAnsi="Calibri" w:eastAsia="Microsoft JhengHei"/>
+          <w:sz w:val="28"/>
+        </w:rPr>
+      </w:r>
+      <w:r>
+        <w:rPr>
+          <w:rFonts w:ascii="Calibri" w:hAnsi="Calibri" w:eastAsia="Microsoft JhengHei"/>
+          <w:sz w:val="28"/>
+        </w:rPr>
+      </w:r>
     </w:p>
     <w:p>
       <w:pPr>
         <w:pStyle w:val="ListBullet"/>
-        <w:spacing w:line="240" w:lineRule="auto"/>
+        <w:spacing w:line="276" w:lineRule="auto" w:after="120"/>
         <w:ind w:left="720"/>
       </w:pPr>
-      <w:r/>
-      <w:r>
+      <w:r>
+        <w:rPr>
+          <w:rFonts w:ascii="Calibri" w:hAnsi="Calibri" w:eastAsia="Microsoft JhengHei"/>
+          <w:sz w:val="22"/>
+        </w:rPr>
+      </w:r>
+      <w:r>
+        <w:rPr>
+          <w:rFonts w:ascii="Calibri" w:hAnsi="Calibri" w:eastAsia="Microsoft JhengHei"/>
+          <w:sz w:val="22"/>
+        </w:rPr>
         <w:t xml:space="preserve">[ ] Brochure is the </w:t>
       </w:r>
       <w:r>
         <w:rPr>
+          <w:rFonts w:ascii="Calibri" w:hAnsi="Calibri" w:eastAsia="Microsoft JhengHei"/>
           <w:b/>
+          <w:sz w:val="22"/>
         </w:rPr>
         <w:t>cleared</w:t>
       </w:r>
       <w:r>
+        <w:rPr>
+          <w:rFonts w:ascii="Calibri" w:hAnsi="Calibri" w:eastAsia="Microsoft JhengHei"/>
+          <w:sz w:val="22"/>
+        </w:rPr>
         <w:t xml:space="preserve"> leave-behind (not a draft screenshot).</w:t>
       </w:r>
-      <w:r/>
+      <w:r>
+        <w:rPr>
+          <w:rFonts w:ascii="Calibri" w:hAnsi="Calibri" w:eastAsia="Microsoft JhengHei"/>
+          <w:sz w:val="22"/>
+        </w:rPr>
+      </w:r>
     </w:p>
     <w:p>
       <w:pPr>
         <w:pStyle w:val="ListBullet"/>
-        <w:spacing w:line="240" w:lineRule="auto"/>
+        <w:spacing w:line="276" w:lineRule="auto" w:after="120"/>
         <w:ind w:left="720"/>
       </w:pPr>
-      <w:r/>
-      <w:r>
+      <w:r>
+        <w:rPr>
+          <w:rFonts w:ascii="Calibri" w:hAnsi="Calibri" w:eastAsia="Microsoft JhengHei"/>
+          <w:sz w:val="22"/>
+        </w:rPr>
+      </w:r>
+      <w:r>
+        <w:rPr>
+          <w:rFonts w:ascii="Calibri" w:hAnsi="Calibri" w:eastAsia="Microsoft JhengHei"/>
+          <w:sz w:val="22"/>
+        </w:rPr>
         <w:t>[ ] Abbreviated PI + current PI date on the piece or a PI slip.</w:t>
       </w:r>
-      <w:r/>
+      <w:r>
+        <w:rPr>
+          <w:rFonts w:ascii="Calibri" w:hAnsi="Calibri" w:eastAsia="Microsoft JhengHei"/>
+          <w:sz w:val="22"/>
+        </w:rPr>
+      </w:r>
     </w:p>
     <w:p>
       <w:pPr>
         <w:pStyle w:val="ListBullet"/>
-        <w:spacing w:line="240" w:lineRule="auto"/>
+        <w:spacing w:line="276" w:lineRule="auto" w:after="120"/>
         <w:ind w:left="720"/>
       </w:pPr>
-      <w:r/>
-      <w:r>
+      <w:r>
+        <w:rPr>
+          <w:rFonts w:ascii="Calibri" w:hAnsi="Calibri" w:eastAsia="Microsoft JhengHei"/>
+          <w:sz w:val="22"/>
+        </w:rPr>
+      </w:r>
+      <w:r>
+        <w:rPr>
+          <w:rFonts w:ascii="Calibri" w:hAnsi="Calibri" w:eastAsia="Microsoft JhengHei"/>
+          <w:sz w:val="22"/>
+        </w:rPr>
         <w:t>[ ] PSP terms confirmed today with market access.</w:t>
       </w:r>
-      <w:r/>
+      <w:r>
+        <w:rPr>
+          <w:rFonts w:ascii="Calibri" w:hAnsi="Calibri" w:eastAsia="Microsoft JhengHei"/>
+          <w:sz w:val="22"/>
+        </w:rPr>
+      </w:r>
     </w:p>
     <w:p>
       <w:pPr>
         <w:pStyle w:val="ListBullet"/>
-        <w:spacing w:line="240" w:lineRule="auto"/>
+        <w:spacing w:line="276" w:lineRule="auto" w:after="120"/>
         <w:ind w:left="720"/>
       </w:pPr>
-      <w:r/>
-      <w:r>
+      <w:r>
+        <w:rPr>
+          <w:rFonts w:ascii="Calibri" w:hAnsi="Calibri" w:eastAsia="Microsoft JhengHei"/>
+          <w:sz w:val="22"/>
+        </w:rPr>
+      </w:r>
+      <w:r>
+        <w:rPr>
+          <w:rFonts w:ascii="Calibri" w:hAnsi="Calibri" w:eastAsia="Microsoft JhengHei"/>
+          <w:sz w:val="22"/>
+        </w:rPr>
         <w:t>[ ] If a meal: ≤ HK$400 lunch / ≤ HK$800 dinner; science is the meeting, not the food.</w:t>
       </w:r>
-      <w:r/>
+      <w:r>
+        <w:rPr>
+          <w:rFonts w:ascii="Calibri" w:hAnsi="Calibri" w:eastAsia="Microsoft JhengHei"/>
+          <w:sz w:val="22"/>
+        </w:rPr>
+      </w:r>
     </w:p>
     <w:p>
       <w:pPr>
         <w:pStyle w:val="ListBullet"/>
-        <w:spacing w:line="240" w:lineRule="auto"/>
+        <w:spacing w:line="276" w:lineRule="auto" w:after="120"/>
         <w:ind w:left="720"/>
       </w:pPr>
-      <w:r/>
-      <w:r>
+      <w:r>
+        <w:rPr>
+          <w:rFonts w:ascii="Calibri" w:hAnsi="Calibri" w:eastAsia="Microsoft JhengHei"/>
+          <w:sz w:val="22"/>
+        </w:rPr>
+      </w:r>
+      <w:r>
+        <w:rPr>
+          <w:rFonts w:ascii="Calibri" w:hAnsi="Calibri" w:eastAsia="Microsoft JhengHei"/>
+          <w:sz w:val="22"/>
+        </w:rPr>
         <w:t>[ ] No product-branded items.</w:t>
       </w:r>
-      <w:r/>
+      <w:r>
+        <w:rPr>
+          <w:rFonts w:ascii="Calibri" w:hAnsi="Calibri" w:eastAsia="Microsoft JhengHei"/>
+          <w:sz w:val="22"/>
+        </w:rPr>
+      </w:r>
     </w:p>
     <w:p>
       <w:pPr>
         <w:pStyle w:val="ListBullet"/>
-        <w:spacing w:line="240" w:lineRule="auto"/>
+        <w:spacing w:line="276" w:lineRule="auto" w:after="120"/>
         <w:ind w:left="720"/>
       </w:pPr>
-      <w:r/>
-      <w:r>
+      <w:r>
+        <w:rPr>
+          <w:rFonts w:ascii="Calibri" w:hAnsi="Calibri" w:eastAsia="Microsoft JhengHei"/>
+          <w:sz w:val="22"/>
+        </w:rPr>
+      </w:r>
+      <w:r>
+        <w:rPr>
+          <w:rFonts w:ascii="Calibri" w:hAnsi="Calibri" w:eastAsia="Microsoft JhengHei"/>
+          <w:sz w:val="22"/>
+        </w:rPr>
         <w:t>[ ] Phone on silent; brochure pages pre-ordered: CHR → JAK2 → EFS → Safety → PI.</w:t>
       </w:r>
-      <w:r/>
-      <w:r/>
+      <w:r>
+        <w:rPr>
+          <w:rFonts w:ascii="Calibri" w:hAnsi="Calibri" w:eastAsia="Microsoft JhengHei"/>
+          <w:sz w:val="22"/>
+        </w:rPr>
+      </w:r>
+      <w:r>
+        <w:rPr>
+          <w:rFonts w:ascii="Calibri" w:hAnsi="Calibri" w:eastAsia="Microsoft JhengHei"/>
+          <w:sz w:val="22"/>
+        </w:rPr>
+      </w:r>
     </w:p>
     <w:p>
       <w:pPr>
         <w:pBdr>
           <w:bottom w:val="single" w:sz="6" w:space="1" w:color="auto"/>
         </w:pBdr>
+        <w:spacing w:after="120" w:line="276" w:lineRule="auto"/>
       </w:pPr>
-      <w:r/>
+      <w:r>
+        <w:rPr>
+          <w:rFonts w:ascii="Calibri" w:hAnsi="Calibri" w:eastAsia="Microsoft JhengHei"/>
+          <w:sz w:val="22"/>
+        </w:rPr>
+      </w:r>
     </w:p>
     <w:p>
       <w:pPr>
         <w:pStyle w:val="Heading2"/>
+        <w:spacing w:after="120" w:line="276" w:lineRule="auto"/>
       </w:pPr>
       <w:r>
-        <w:t>Opening (90 seconds) — consult</w:t>
-      </w:r>
-      <w:r/>
-    </w:p>
-    <w:p>
-      <w:r/>
-      <w:r>
-        <w:t>“Professor Liang, thank you for the time. I have you at the Haematology Centre at Sanatorium — Happy Valley or Island East today?</w:t>
-      </w:r>
-      <w:r/>
-    </w:p>
-    <w:p>
-      <w:r/>
-      <w:r>
-        <w:t xml:space="preserve">I am not here to recap PV diagnosis. I would like to hear </w:t>
-      </w:r>
-      <w:r>
-        <w:rPr>
-          <w:b/>
-        </w:rPr>
-        <w:t>how you currently cytoreduce adult PV in private practice</w:t>
-      </w:r>
-      <w:r>
-        <w:t xml:space="preserve">, then walk the </w:t>
-      </w:r>
-      <w:r>
-        <w:rPr>
-          <w:b/>
-        </w:rPr>
-        <w:t>Hong Kong BESREMi leave-behind</w:t>
-      </w:r>
-      <w:r>
-        <w:t xml:space="preserve"> — including the year-1 result that did not meet non-inferiority — and see whether there is a </w:t>
-      </w:r>
-      <w:r>
-        <w:rPr>
-          <w:b/>
-        </w:rPr>
-        <w:t>first patient</w:t>
-      </w:r>
-      <w:r>
-        <w:t xml:space="preserve"> who fits the local indication.</w:t>
-      </w:r>
-      <w:r/>
-    </w:p>
-    <w:p>
-      <w:r/>
-      <w:r>
-        <w:t xml:space="preserve">The HK indication is monotherapy in </w:t>
-      </w:r>
-      <w:r>
-        <w:rPr>
-          <w:b/>
-        </w:rPr>
-        <w:t>adults with polycythaemia vera without symptomatic splenomegaly</w:t>
-      </w:r>
-      <w:r>
-        <w:t>.”</w:t>
-      </w:r>
-      <w:r/>
-    </w:p>
-    <w:p>
-      <w:r/>
-      <w:r>
-        <w:rPr>
-          <w:b/>
-        </w:rPr>
-        <w:t>Then stop talking.</w:t>
-      </w:r>
-      <w:r>
-        <w:t xml:space="preserve"> Notes to capture:</w:t>
-      </w:r>
-      <w:r/>
-      <w:r/>
+        <w:rPr>
+          <w:rFonts w:ascii="Calibri" w:hAnsi="Calibri" w:eastAsia="Microsoft JhengHei"/>
+          <w:sz w:val="28"/>
+        </w:rPr>
+        <w:t>If he opens with “this is too expensive”</w:t>
+      </w:r>
+      <w:r>
+        <w:rPr>
+          <w:rFonts w:ascii="Calibri" w:hAnsi="Calibri" w:eastAsia="Microsoft JhengHei"/>
+          <w:sz w:val="28"/>
+        </w:rPr>
+      </w:r>
     </w:p>
     <w:p>
       <w:pPr>
-        <w:pStyle w:val="ListBullet"/>
-        <w:spacing w:line="240" w:lineRule="auto"/>
-        <w:ind w:left="720"/>
+        <w:spacing w:after="120" w:line="276" w:lineRule="auto"/>
       </w:pPr>
-      <w:r/>
-      <w:r>
-        <w:t>HU vs interferon vs ruxolitinib vs phlebotomy-only — who gets what</w:t>
-      </w:r>
-      <w:r/>
+      <w:r>
+        <w:rPr>
+          <w:rFonts w:ascii="Calibri" w:hAnsi="Calibri" w:eastAsia="Microsoft JhengHei"/>
+          <w:sz w:val="22"/>
+        </w:rPr>
+      </w:r>
+      <w:r>
+        <w:rPr>
+          <w:rFonts w:ascii="Calibri" w:hAnsi="Calibri" w:eastAsia="Microsoft JhengHei"/>
+          <w:b/>
+          <w:sz w:val="22"/>
+        </w:rPr>
+        <w:t>Colleague’s three lines — which you may use:</w:t>
+      </w:r>
+      <w:r>
+        <w:rPr>
+          <w:rFonts w:ascii="Calibri" w:hAnsi="Calibri" w:eastAsia="Microsoft JhengHei"/>
+          <w:sz w:val="22"/>
+        </w:rPr>
+      </w:r>
+    </w:p>
+    <w:tbl>
+      <w:tblPr>
+        <w:tblStyle w:val="TableGrid"/>
+        <w:tblW w:type="auto" w:w="0"/>
+        <w:tblLook w:firstColumn="1" w:firstRow="1" w:lastColumn="0" w:lastRow="0" w:noHBand="0" w:noVBand="1" w:val="04A0"/>
+      </w:tblPr>
+      <w:tblGrid>
+        <w:gridCol w:w="3216"/>
+        <w:gridCol w:w="3216"/>
+        <w:gridCol w:w="3216"/>
+      </w:tblGrid>
+      <w:tr>
+        <w:tc>
+          <w:tcPr>
+            <w:tcW w:type="dxa" w:w="3216"/>
+          </w:tcPr>
+          <w:p>
+            <w:r>
+              <w:rPr>
+                <w:rFonts w:ascii="Calibri" w:hAnsi="Calibri" w:eastAsia="Microsoft JhengHei"/>
+                <w:b/>
+                <w:sz w:val="20"/>
+              </w:rPr>
+              <w:t>Colleague wants to say</w:t>
+            </w:r>
+          </w:p>
+        </w:tc>
+        <w:tc>
+          <w:tcPr>
+            <w:tcW w:type="dxa" w:w="3216"/>
+          </w:tcPr>
+          <w:p>
+            <w:r>
+              <w:rPr>
+                <w:rFonts w:ascii="Calibri" w:hAnsi="Calibri" w:eastAsia="Microsoft JhengHei"/>
+                <w:b/>
+                <w:sz w:val="20"/>
+              </w:rPr>
+              <w:t>Allowed?</w:t>
+            </w:r>
+          </w:p>
+        </w:tc>
+        <w:tc>
+          <w:tcPr>
+            <w:tcW w:type="dxa" w:w="3216"/>
+          </w:tcPr>
+          <w:p>
+            <w:r>
+              <w:rPr>
+                <w:rFonts w:ascii="Calibri" w:hAnsi="Calibri" w:eastAsia="Microsoft JhengHei"/>
+                <w:b/>
+                <w:sz w:val="20"/>
+              </w:rPr>
+              <w:t>Why</w:t>
+            </w:r>
+          </w:p>
+        </w:tc>
+      </w:tr>
+      <w:tr>
+        <w:tc>
+          <w:tcPr>
+            <w:tcW w:type="dxa" w:w="3216"/>
+          </w:tcPr>
+          <w:p>
+            <w:r>
+              <w:rPr>
+                <w:rFonts w:ascii="Calibri" w:hAnsi="Calibri" w:eastAsia="Microsoft JhengHei"/>
+                <w:sz w:val="20"/>
+              </w:rPr>
+              <w:t>“Our dosage is more / better than Pegasys”</w:t>
+            </w:r>
+          </w:p>
+        </w:tc>
+        <w:tc>
+          <w:tcPr>
+            <w:tcW w:type="dxa" w:w="3216"/>
+          </w:tcPr>
+          <w:p>
+            <w:r>
+              <w:rPr>
+                <w:rFonts w:ascii="Calibri" w:hAnsi="Calibri" w:eastAsia="Microsoft JhengHei"/>
+                <w:b/>
+                <w:sz w:val="20"/>
+              </w:rPr>
+              <w:t>No</w:t>
+            </w:r>
+          </w:p>
+        </w:tc>
+        <w:tc>
+          <w:tcPr>
+            <w:tcW w:type="dxa" w:w="3216"/>
+          </w:tcPr>
+          <w:p>
+            <w:r>
+              <w:rPr>
+                <w:rFonts w:ascii="Calibri" w:hAnsi="Calibri" w:eastAsia="Microsoft JhengHei"/>
+                <w:sz w:val="20"/>
+              </w:rPr>
+              <w:t xml:space="preserve">HK PI: do </w:t>
+            </w:r>
+            <w:r>
+              <w:rPr>
+                <w:rFonts w:ascii="Calibri" w:hAnsi="Calibri" w:eastAsia="Microsoft JhengHei"/>
+                <w:b/>
+                <w:sz w:val="20"/>
+              </w:rPr>
+              <w:t>not</w:t>
+            </w:r>
+            <w:r>
+              <w:rPr>
+                <w:rFonts w:ascii="Calibri" w:hAnsi="Calibri" w:eastAsia="Microsoft JhengHei"/>
+                <w:sz w:val="20"/>
+              </w:rPr>
+              <w:t xml:space="preserve"> compare potency with another pegylated or non-pegylated protein of the same class. More mcg, fewer injections, or “stronger IFN” are all IFN-to-IFN.</w:t>
+            </w:r>
+          </w:p>
+        </w:tc>
+      </w:tr>
+      <w:tr>
+        <w:tc>
+          <w:tcPr>
+            <w:tcW w:type="dxa" w:w="3216"/>
+          </w:tcPr>
+          <w:p>
+            <w:r>
+              <w:rPr>
+                <w:rFonts w:ascii="Calibri" w:hAnsi="Calibri" w:eastAsia="Microsoft JhengHei"/>
+                <w:sz w:val="20"/>
+              </w:rPr>
+              <w:t>“First drug with FDA approval for PV”</w:t>
+            </w:r>
+          </w:p>
+        </w:tc>
+        <w:tc>
+          <w:tcPr>
+            <w:tcW w:type="dxa" w:w="3216"/>
+          </w:tcPr>
+          <w:p>
+            <w:r>
+              <w:rPr>
+                <w:rFonts w:ascii="Calibri" w:hAnsi="Calibri" w:eastAsia="Microsoft JhengHei"/>
+                <w:b/>
+                <w:sz w:val="20"/>
+              </w:rPr>
+              <w:t>Do not say it that way</w:t>
+            </w:r>
+          </w:p>
+        </w:tc>
+        <w:tc>
+          <w:tcPr>
+            <w:tcW w:type="dxa" w:w="3216"/>
+          </w:tcPr>
+          <w:p>
+            <w:r>
+              <w:rPr>
+                <w:rFonts w:ascii="Calibri" w:hAnsi="Calibri" w:eastAsia="Microsoft JhengHei"/>
+                <w:b/>
+                <w:sz w:val="20"/>
+              </w:rPr>
+              <w:t>Not</w:t>
+            </w:r>
+            <w:r>
+              <w:rPr>
+                <w:rFonts w:ascii="Calibri" w:hAnsi="Calibri" w:eastAsia="Microsoft JhengHei"/>
+                <w:sz w:val="20"/>
+              </w:rPr>
+              <w:t xml:space="preserve"> the first FDA-approved PV drug — ruxolitinib (Jakafi) 2014 (after HU failure/intolerance). Accurate regulatory fact ( </w:t>
+            </w:r>
+            <w:r>
+              <w:rPr>
+                <w:rFonts w:ascii="Calibri" w:hAnsi="Calibri" w:eastAsia="Microsoft JhengHei"/>
+                <w:b/>
+                <w:sz w:val="20"/>
+              </w:rPr>
+              <w:t>not</w:t>
+            </w:r>
+            <w:r>
+              <w:rPr>
+                <w:rFonts w:ascii="Calibri" w:hAnsi="Calibri" w:eastAsia="Microsoft JhengHei"/>
+                <w:sz w:val="20"/>
+              </w:rPr>
+              <w:t xml:space="preserve"> a Pegasys attack): BESREMi is the </w:t>
+            </w:r>
+            <w:r>
+              <w:rPr>
+                <w:rFonts w:ascii="Calibri" w:hAnsi="Calibri" w:eastAsia="Microsoft JhengHei"/>
+                <w:b/>
+                <w:sz w:val="20"/>
+              </w:rPr>
+              <w:t>first FDA-approved interferon specifically for PV</w:t>
+            </w:r>
+            <w:r>
+              <w:rPr>
+                <w:rFonts w:ascii="Calibri" w:hAnsi="Calibri" w:eastAsia="Microsoft JhengHei"/>
+                <w:sz w:val="20"/>
+              </w:rPr>
+              <w:t xml:space="preserve"> (2021), and the first FDA PV medicine that can be used </w:t>
+            </w:r>
+            <w:r>
+              <w:rPr>
+                <w:rFonts w:ascii="Calibri" w:hAnsi="Calibri" w:eastAsia="Microsoft JhengHei"/>
+                <w:b/>
+                <w:sz w:val="20"/>
+              </w:rPr>
+              <w:t>regardless of prior treatment history</w:t>
+            </w:r>
+            <w:r>
+              <w:rPr>
+                <w:rFonts w:ascii="Calibri" w:hAnsi="Calibri" w:eastAsia="Microsoft JhengHei"/>
+                <w:sz w:val="20"/>
+              </w:rPr>
+              <w:t xml:space="preserve"> . Hong Kong follows the </w:t>
+            </w:r>
+            <w:r>
+              <w:rPr>
+                <w:rFonts w:ascii="Calibri" w:hAnsi="Calibri" w:eastAsia="Microsoft JhengHei"/>
+                <w:b/>
+                <w:sz w:val="20"/>
+              </w:rPr>
+              <w:t>HK PI</w:t>
+            </w:r>
+            <w:r>
+              <w:rPr>
+                <w:rFonts w:ascii="Calibri" w:hAnsi="Calibri" w:eastAsia="Microsoft JhengHei"/>
+                <w:sz w:val="20"/>
+              </w:rPr>
+              <w:t xml:space="preserve"> , not FDA.</w:t>
+            </w:r>
+          </w:p>
+        </w:tc>
+      </w:tr>
+      <w:tr>
+        <w:tc>
+          <w:tcPr>
+            <w:tcW w:type="dxa" w:w="3216"/>
+          </w:tcPr>
+          <w:p>
+            <w:r>
+              <w:rPr>
+                <w:rFonts w:ascii="Calibri" w:hAnsi="Calibri" w:eastAsia="Microsoft JhengHei"/>
+                <w:sz w:val="20"/>
+              </w:rPr>
+              <w:t>“Safer than Pegasys because of old Hep B head-to-head”</w:t>
+            </w:r>
+          </w:p>
+        </w:tc>
+        <w:tc>
+          <w:tcPr>
+            <w:tcW w:type="dxa" w:w="3216"/>
+          </w:tcPr>
+          <w:p>
+            <w:r>
+              <w:rPr>
+                <w:rFonts w:ascii="Calibri" w:hAnsi="Calibri" w:eastAsia="Microsoft JhengHei"/>
+                <w:b/>
+                <w:sz w:val="20"/>
+              </w:rPr>
+              <w:t>No</w:t>
+            </w:r>
+          </w:p>
+        </w:tc>
+        <w:tc>
+          <w:tcPr>
+            <w:tcW w:type="dxa" w:w="3216"/>
+          </w:tcPr>
+          <w:p>
+            <w:r>
+              <w:rPr>
+                <w:rFonts w:ascii="Calibri" w:hAnsi="Calibri" w:eastAsia="Microsoft JhengHei"/>
+                <w:sz w:val="20"/>
+              </w:rPr>
+              <w:t xml:space="preserve">Even the colleague notes </w:t>
+            </w:r>
+            <w:r>
+              <w:rPr>
+                <w:rFonts w:ascii="Calibri" w:hAnsi="Calibri" w:eastAsia="Microsoft JhengHei"/>
+                <w:b/>
+                <w:sz w:val="20"/>
+              </w:rPr>
+              <w:t>no MPN H2H</w:t>
+            </w:r>
+            <w:r>
+              <w:rPr>
+                <w:rFonts w:ascii="Calibri" w:hAnsi="Calibri" w:eastAsia="Microsoft JhengHei"/>
+                <w:sz w:val="20"/>
+              </w:rPr>
+              <w:t xml:space="preserve"> . Hep B ≠ PV; different products (Pegasys = peg-IFN-α-2a; BESREMi = ropeg-IFN-α-2b). HKAPI comparatives need a </w:t>
+            </w:r>
+            <w:r>
+              <w:rPr>
+                <w:rFonts w:ascii="Calibri" w:hAnsi="Calibri" w:eastAsia="Microsoft JhengHei"/>
+                <w:b/>
+                <w:sz w:val="20"/>
+              </w:rPr>
+              <w:t>named, significant study in the relevant indication</w:t>
+            </w:r>
+            <w:r>
+              <w:rPr>
+                <w:rFonts w:ascii="Calibri" w:hAnsi="Calibri" w:eastAsia="Microsoft JhengHei"/>
+                <w:sz w:val="20"/>
+              </w:rPr>
+              <w:t xml:space="preserve"> .</w:t>
+            </w:r>
+          </w:p>
+        </w:tc>
+      </w:tr>
+    </w:tbl>
+    <w:p>
+      <w:pPr>
+        <w:spacing w:after="120" w:line="276" w:lineRule="auto"/>
+      </w:pPr>
+      <w:r>
+        <w:rPr>
+          <w:rFonts w:ascii="Calibri" w:hAnsi="Calibri" w:eastAsia="Microsoft JhengHei"/>
+          <w:sz w:val="22"/>
+        </w:rPr>
+      </w:r>
     </w:p>
     <w:p>
       <w:pPr>
-        <w:pStyle w:val="ListBullet"/>
-        <w:spacing w:line="240" w:lineRule="auto"/>
-        <w:ind w:left="720"/>
+        <w:spacing w:after="120" w:line="276" w:lineRule="auto"/>
       </w:pPr>
-      <w:r/>
-      <w:r>
-        <w:t xml:space="preserve">Any current IFN (do </w:t>
-      </w:r>
-      <w:r>
-        <w:rPr>
+      <w:r>
+        <w:rPr>
+          <w:rFonts w:ascii="Calibri" w:hAnsi="Calibri" w:eastAsia="Microsoft JhengHei"/>
+          <w:sz w:val="22"/>
+        </w:rPr>
+      </w:r>
+      <w:r>
+        <w:rPr>
+          <w:rFonts w:ascii="Calibri" w:hAnsi="Calibri" w:eastAsia="Microsoft JhengHei"/>
           <w:b/>
-        </w:rPr>
-        <w:t>not</w:t>
-      </w:r>
-      <w:r>
-        <w:t xml:space="preserve"> rank vs Pegasys)</w:t>
-      </w:r>
-      <w:r/>
+          <w:sz w:val="22"/>
+        </w:rPr>
+        <w:t>Three-layer price answer (this order — do not lead with Pegasys):</w:t>
+      </w:r>
+      <w:r>
+        <w:rPr>
+          <w:rFonts w:ascii="Calibri" w:hAnsi="Calibri" w:eastAsia="Microsoft JhengHei"/>
+          <w:sz w:val="22"/>
+        </w:rPr>
+      </w:r>
+      <w:r>
+        <w:rPr>
+          <w:rFonts w:ascii="Calibri" w:hAnsi="Calibri" w:eastAsia="Microsoft JhengHei"/>
+          <w:sz w:val="22"/>
+        </w:rPr>
+      </w:r>
     </w:p>
     <w:p>
       <w:pPr>
-        <w:pStyle w:val="ListBullet"/>
-        <w:spacing w:line="240" w:lineRule="auto"/>
+        <w:pStyle w:val="ListNumber"/>
+        <w:spacing w:line="276" w:lineRule="auto" w:after="120"/>
         <w:ind w:left="720"/>
       </w:pPr>
-      <w:r/>
-      <w:r>
-        <w:t>Symptomatic splenomegaly as a filter</w:t>
-      </w:r>
-      <w:r/>
+      <w:r>
+        <w:rPr>
+          <w:rFonts w:ascii="Calibri" w:hAnsi="Calibri" w:eastAsia="Microsoft JhengHei"/>
+          <w:sz w:val="22"/>
+        </w:rPr>
+      </w:r>
+      <w:r>
+        <w:rPr>
+          <w:rFonts w:ascii="Calibri" w:hAnsi="Calibri" w:eastAsia="Microsoft JhengHei"/>
+          <w:b/>
+          <w:sz w:val="22"/>
+        </w:rPr>
+        <w:t>Agree it is expensive</w:t>
+      </w:r>
+      <w:r>
+        <w:rPr>
+          <w:rFonts w:ascii="Calibri" w:hAnsi="Calibri" w:eastAsia="Microsoft JhengHei"/>
+          <w:sz w:val="22"/>
+        </w:rPr>
+        <w:t xml:space="preserve"> — private pay, premium is a fact. Do not argue “it is not expensive.”</w:t>
+      </w:r>
+      <w:r>
+        <w:rPr>
+          <w:rFonts w:ascii="Calibri" w:hAnsi="Calibri" w:eastAsia="Microsoft JhengHei"/>
+          <w:sz w:val="22"/>
+        </w:rPr>
+      </w:r>
     </w:p>
     <w:p>
       <w:pPr>
-        <w:pStyle w:val="ListBullet"/>
-        <w:spacing w:line="240" w:lineRule="auto"/>
+        <w:pStyle w:val="ListNumber"/>
+        <w:spacing w:line="276" w:lineRule="auto" w:after="120"/>
         <w:ind w:left="720"/>
       </w:pPr>
-      <w:r/>
-      <w:r>
-        <w:t>What would make him try ropeg (younger, HU toxicity, phlebotomy burden, JAK2 VAF, q2w/q4w)</w:t>
-      </w:r>
-      <w:r/>
-      <w:r/>
+      <w:r>
+        <w:rPr>
+          <w:rFonts w:ascii="Calibri" w:hAnsi="Calibri" w:eastAsia="Microsoft JhengHei"/>
+          <w:sz w:val="22"/>
+        </w:rPr>
+      </w:r>
+      <w:r>
+        <w:rPr>
+          <w:rFonts w:ascii="Calibri" w:hAnsi="Calibri" w:eastAsia="Microsoft JhengHei"/>
+          <w:b/>
+          <w:sz w:val="22"/>
+        </w:rPr>
+        <w:t>Value stays on-label</w:t>
+      </w:r>
+      <w:r>
+        <w:rPr>
+          <w:rFonts w:ascii="Calibri" w:hAnsi="Calibri" w:eastAsia="Microsoft JhengHei"/>
+          <w:sz w:val="22"/>
+        </w:rPr>
+        <w:t xml:space="preserve"> — named RCT vs HU (CHR / EFS / JAK2 rebound) and </w:t>
+      </w:r>
+      <w:r>
+        <w:rPr>
+          <w:rFonts w:ascii="Calibri" w:hAnsi="Calibri" w:eastAsia="Microsoft JhengHei"/>
+          <w:b/>
+          <w:sz w:val="22"/>
+        </w:rPr>
+        <w:t>this product’s</w:t>
+      </w:r>
+      <w:r>
+        <w:rPr>
+          <w:rFonts w:ascii="Calibri" w:hAnsi="Calibri" w:eastAsia="Microsoft JhengHei"/>
+          <w:sz w:val="22"/>
+        </w:rPr>
+        <w:t xml:space="preserve"> q2w, then possible q4w schedule.</w:t>
+      </w:r>
+      <w:r>
+        <w:rPr>
+          <w:rFonts w:ascii="Calibri" w:hAnsi="Calibri" w:eastAsia="Microsoft JhengHei"/>
+          <w:sz w:val="22"/>
+        </w:rPr>
+      </w:r>
+    </w:p>
+    <w:p>
+      <w:pPr>
+        <w:pStyle w:val="ListNumber"/>
+        <w:spacing w:line="276" w:lineRule="auto" w:after="120"/>
+        <w:ind w:left="720"/>
+      </w:pPr>
+      <w:r>
+        <w:rPr>
+          <w:rFonts w:ascii="Calibri" w:hAnsi="Calibri" w:eastAsia="Microsoft JhengHei"/>
+          <w:sz w:val="22"/>
+        </w:rPr>
+      </w:r>
+      <w:r>
+        <w:rPr>
+          <w:rFonts w:ascii="Calibri" w:hAnsi="Calibri" w:eastAsia="Microsoft JhengHei"/>
+          <w:b/>
+          <w:sz w:val="22"/>
+        </w:rPr>
+        <w:t>Bridge</w:t>
+      </w:r>
+      <w:r>
+        <w:rPr>
+          <w:rFonts w:ascii="Calibri" w:hAnsi="Calibri" w:eastAsia="Microsoft JhengHei"/>
+          <w:sz w:val="22"/>
+        </w:rPr>
+        <w:t xml:space="preserve"> — Private Sector PSP if eligible (buy 2 get 1, first year, </w:t>
+      </w:r>
+      <w:r>
+        <w:rPr>
+          <w:rFonts w:ascii="Calibri" w:hAnsi="Calibri" w:eastAsia="Microsoft JhengHei"/>
+          <w:b/>
+          <w:sz w:val="22"/>
+        </w:rPr>
+        <w:t>ends 2026</w:t>
+      </w:r>
+      <w:r>
+        <w:rPr>
+          <w:rFonts w:ascii="Calibri" w:hAnsi="Calibri" w:eastAsia="Microsoft JhengHei"/>
+          <w:sz w:val="22"/>
+        </w:rPr>
+        <w:t>). Do not quote terms until confirmed today.</w:t>
+      </w:r>
+      <w:r>
+        <w:rPr>
+          <w:rFonts w:ascii="Calibri" w:hAnsi="Calibri" w:eastAsia="Microsoft JhengHei"/>
+          <w:sz w:val="22"/>
+        </w:rPr>
+      </w:r>
+      <w:r>
+        <w:rPr>
+          <w:rFonts w:ascii="Calibri" w:hAnsi="Calibri" w:eastAsia="Microsoft JhengHei"/>
+          <w:sz w:val="22"/>
+        </w:rPr>
+      </w:r>
+    </w:p>
+    <w:p>
+      <w:pPr>
+        <w:pStyle w:val="Heading3"/>
+        <w:spacing w:after="120" w:line="276" w:lineRule="auto"/>
+      </w:pPr>
+      <w:r>
+        <w:rPr>
+          <w:rFonts w:ascii="Calibri" w:hAnsi="Calibri" w:eastAsia="Microsoft JhengHei"/>
+          <w:sz w:val="24"/>
+        </w:rPr>
+        <w:t>Exact lines if price is the first sentence</w:t>
+      </w:r>
+      <w:r>
+        <w:rPr>
+          <w:rFonts w:ascii="Calibri" w:hAnsi="Calibri" w:eastAsia="Microsoft JhengHei"/>
+          <w:sz w:val="24"/>
+        </w:rPr>
+      </w:r>
+    </w:p>
+    <w:p>
+      <w:pPr>
+        <w:spacing w:after="120" w:line="276" w:lineRule="auto"/>
+      </w:pPr>
+      <w:r>
+        <w:rPr>
+          <w:rFonts w:ascii="Calibri" w:hAnsi="Calibri" w:eastAsia="Microsoft JhengHei"/>
+          <w:sz w:val="22"/>
+        </w:rPr>
+      </w:r>
+      <w:r>
+        <w:rPr>
+          <w:rFonts w:ascii="Calibri" w:hAnsi="Calibri" w:eastAsia="Microsoft JhengHei"/>
+          <w:sz w:val="22"/>
+        </w:rPr>
+        <w:t xml:space="preserve">“Professor Liang, in private pay this medicine </w:t>
+      </w:r>
+      <w:r>
+        <w:rPr>
+          <w:rFonts w:ascii="Calibri" w:hAnsi="Calibri" w:eastAsia="Microsoft JhengHei"/>
+          <w:b/>
+          <w:sz w:val="22"/>
+        </w:rPr>
+        <w:t>is expensive</w:t>
+      </w:r>
+      <w:r>
+        <w:rPr>
+          <w:rFonts w:ascii="Calibri" w:hAnsi="Calibri" w:eastAsia="Microsoft JhengHei"/>
+          <w:sz w:val="22"/>
+        </w:rPr>
+        <w:t xml:space="preserve">. I will not compare value against Pegasys or a mainland interferon — the Hong Kong PI </w:t>
+      </w:r>
+      <w:r>
+        <w:rPr>
+          <w:rFonts w:ascii="Calibri" w:hAnsi="Calibri" w:eastAsia="Microsoft JhengHei"/>
+          <w:b/>
+          <w:sz w:val="22"/>
+        </w:rPr>
+        <w:t>forbids</w:t>
+      </w:r>
+      <w:r>
+        <w:rPr>
+          <w:rFonts w:ascii="Calibri" w:hAnsi="Calibri" w:eastAsia="Microsoft JhengHei"/>
+          <w:sz w:val="22"/>
+        </w:rPr>
+        <w:t xml:space="preserve"> potency comparisons in this class, and there is </w:t>
+      </w:r>
+      <w:r>
+        <w:rPr>
+          <w:rFonts w:ascii="Calibri" w:hAnsi="Calibri" w:eastAsia="Microsoft JhengHei"/>
+          <w:b/>
+          <w:sz w:val="22"/>
+        </w:rPr>
+        <w:t>no</w:t>
+      </w:r>
+      <w:r>
+        <w:rPr>
+          <w:rFonts w:ascii="Calibri" w:hAnsi="Calibri" w:eastAsia="Microsoft JhengHei"/>
+          <w:sz w:val="22"/>
+        </w:rPr>
+        <w:t xml:space="preserve"> PV head-to-head.</w:t>
+      </w:r>
+      <w:r>
+        <w:rPr>
+          <w:rFonts w:ascii="Calibri" w:hAnsi="Calibri" w:eastAsia="Microsoft JhengHei"/>
+          <w:sz w:val="22"/>
+        </w:rPr>
+      </w:r>
+    </w:p>
+    <w:p>
+      <w:pPr>
+        <w:spacing w:after="120" w:line="276" w:lineRule="auto"/>
+      </w:pPr>
+      <w:r>
+        <w:rPr>
+          <w:rFonts w:ascii="Calibri" w:hAnsi="Calibri" w:eastAsia="Microsoft JhengHei"/>
+          <w:sz w:val="22"/>
+        </w:rPr>
+      </w:r>
+      <w:r>
+        <w:rPr>
+          <w:rFonts w:ascii="Calibri" w:hAnsi="Calibri" w:eastAsia="Microsoft JhengHei"/>
+          <w:sz w:val="22"/>
+        </w:rPr>
+        <w:t xml:space="preserve">If the time horizon is </w:t>
+      </w:r>
+      <w:r>
+        <w:rPr>
+          <w:rFonts w:ascii="Calibri" w:hAnsi="Calibri" w:eastAsia="Microsoft JhengHei"/>
+          <w:b/>
+          <w:sz w:val="22"/>
+        </w:rPr>
+        <w:t>years</w:t>
+      </w:r>
+      <w:r>
+        <w:rPr>
+          <w:rFonts w:ascii="Calibri" w:hAnsi="Calibri" w:eastAsia="Microsoft JhengHei"/>
+          <w:sz w:val="22"/>
+        </w:rPr>
+        <w:t xml:space="preserve">, not two or three months of count control, the named data versus HU are 72-month CHR </w:t>
+      </w:r>
+      <w:r>
+        <w:rPr>
+          <w:rFonts w:ascii="Calibri" w:hAnsi="Calibri" w:eastAsia="Microsoft JhengHei"/>
+          <w:b/>
+          <w:sz w:val="22"/>
+        </w:rPr>
+        <w:t>54.5% vs 34.9%, p=0.02</w:t>
+      </w:r>
+      <w:r>
+        <w:rPr>
+          <w:rFonts w:ascii="Calibri" w:hAnsi="Calibri" w:eastAsia="Microsoft JhengHei"/>
+          <w:sz w:val="22"/>
+        </w:rPr>
+        <w:t xml:space="preserve">; EFS </w:t>
+      </w:r>
+      <w:r>
+        <w:rPr>
+          <w:rFonts w:ascii="Calibri" w:hAnsi="Calibri" w:eastAsia="Microsoft JhengHei"/>
+          <w:b/>
+          <w:sz w:val="22"/>
+        </w:rPr>
+        <w:t>5/95 vs 12/74, p=0.04</w:t>
+      </w:r>
+      <w:r>
+        <w:rPr>
+          <w:rFonts w:ascii="Calibri" w:hAnsi="Calibri" w:eastAsia="Microsoft JhengHei"/>
+          <w:sz w:val="22"/>
+        </w:rPr>
+        <w:t xml:space="preserve">; JAK2 at 60 months </w:t>
+      </w:r>
+      <w:r>
+        <w:rPr>
+          <w:rFonts w:ascii="Calibri" w:hAnsi="Calibri" w:eastAsia="Microsoft JhengHei"/>
+          <w:b/>
+          <w:sz w:val="22"/>
+        </w:rPr>
+        <w:t>8% vs 44% rebound</w:t>
+      </w:r>
+      <w:r>
+        <w:rPr>
+          <w:rFonts w:ascii="Calibri" w:hAnsi="Calibri" w:eastAsia="Microsoft JhengHei"/>
+          <w:sz w:val="22"/>
+        </w:rPr>
+        <w:t>. Hydroxyurea is faster in year 1; the PI says that.</w:t>
+      </w:r>
+      <w:r>
+        <w:rPr>
+          <w:rFonts w:ascii="Calibri" w:hAnsi="Calibri" w:eastAsia="Microsoft JhengHei"/>
+          <w:sz w:val="22"/>
+        </w:rPr>
+      </w:r>
+    </w:p>
+    <w:p>
+      <w:pPr>
+        <w:spacing w:after="120" w:line="276" w:lineRule="auto"/>
+      </w:pPr>
+      <w:r>
+        <w:rPr>
+          <w:rFonts w:ascii="Calibri" w:hAnsi="Calibri" w:eastAsia="Microsoft JhengHei"/>
+          <w:sz w:val="22"/>
+        </w:rPr>
+      </w:r>
+      <w:r>
+        <w:rPr>
+          <w:rFonts w:ascii="Calibri" w:hAnsi="Calibri" w:eastAsia="Microsoft JhengHei"/>
+          <w:sz w:val="22"/>
+        </w:rPr>
+        <w:t xml:space="preserve">On dosing I will only speak the </w:t>
+      </w:r>
+      <w:r>
+        <w:rPr>
+          <w:rFonts w:ascii="Calibri" w:hAnsi="Calibri" w:eastAsia="Microsoft JhengHei"/>
+          <w:b/>
+          <w:sz w:val="22"/>
+        </w:rPr>
+        <w:t>BESREMi PI</w:t>
+      </w:r>
+      <w:r>
+        <w:rPr>
+          <w:rFonts w:ascii="Calibri" w:hAnsi="Calibri" w:eastAsia="Microsoft JhengHei"/>
+          <w:sz w:val="22"/>
+        </w:rPr>
+        <w:t xml:space="preserve">: every two weeks, and after at least 1.5 years stable the interval </w:t>
+      </w:r>
+      <w:r>
+        <w:rPr>
+          <w:rFonts w:ascii="Calibri" w:hAnsi="Calibri" w:eastAsia="Microsoft JhengHei"/>
+          <w:b/>
+          <w:sz w:val="22"/>
+        </w:rPr>
+        <w:t>may</w:t>
+      </w:r>
+      <w:r>
+        <w:rPr>
+          <w:rFonts w:ascii="Calibri" w:hAnsi="Calibri" w:eastAsia="Microsoft JhengHei"/>
+          <w:sz w:val="22"/>
+        </w:rPr>
+        <w:t xml:space="preserve"> go to every four weeks. I will not say ‘fewer injections than Pegasys’ or ‘more dose than Pegasys.’</w:t>
+      </w:r>
+      <w:r>
+        <w:rPr>
+          <w:rFonts w:ascii="Calibri" w:hAnsi="Calibri" w:eastAsia="Microsoft JhengHei"/>
+          <w:sz w:val="22"/>
+        </w:rPr>
+      </w:r>
+    </w:p>
+    <w:p>
+      <w:pPr>
+        <w:spacing w:after="120" w:line="276" w:lineRule="auto"/>
+      </w:pPr>
+      <w:r>
+        <w:rPr>
+          <w:rFonts w:ascii="Calibri" w:hAnsi="Calibri" w:eastAsia="Microsoft JhengHei"/>
+          <w:sz w:val="22"/>
+        </w:rPr>
+      </w:r>
+      <w:r>
+        <w:rPr>
+          <w:rFonts w:ascii="Calibri" w:hAnsi="Calibri" w:eastAsia="Microsoft JhengHei"/>
+          <w:sz w:val="22"/>
+        </w:rPr>
+        <w:t xml:space="preserve">If the patient is private and eligible, there is a Private Sector PSP — </w:t>
+      </w:r>
+      <w:r>
+        <w:rPr>
+          <w:rFonts w:ascii="Calibri" w:hAnsi="Calibri" w:eastAsia="Microsoft JhengHei"/>
+          <w:b/>
+          <w:sz w:val="22"/>
+        </w:rPr>
+        <w:t>buy 2 get 1</w:t>
+      </w:r>
+      <w:r>
+        <w:rPr>
+          <w:rFonts w:ascii="Calibri" w:hAnsi="Calibri" w:eastAsia="Microsoft JhengHei"/>
+          <w:sz w:val="22"/>
+        </w:rPr>
+        <w:t xml:space="preserve">, first year, </w:t>
+      </w:r>
+      <w:r>
+        <w:rPr>
+          <w:rFonts w:ascii="Calibri" w:hAnsi="Calibri" w:eastAsia="Microsoft JhengHei"/>
+          <w:b/>
+          <w:sz w:val="22"/>
+        </w:rPr>
+        <w:t>ends 2026</w:t>
+      </w:r>
+      <w:r>
+        <w:rPr>
+          <w:rFonts w:ascii="Calibri" w:hAnsi="Calibri" w:eastAsia="Microsoft JhengHei"/>
+          <w:sz w:val="22"/>
+        </w:rPr>
+        <w:t xml:space="preserve"> — I will only quote terms I confirmed with market access today. It is not on the HA Drug Formulary; I will not give a listing date.”</w:t>
+      </w:r>
+      <w:r>
+        <w:rPr>
+          <w:rFonts w:ascii="Calibri" w:hAnsi="Calibri" w:eastAsia="Microsoft JhengHei"/>
+          <w:sz w:val="22"/>
+        </w:rPr>
+      </w:r>
+    </w:p>
+    <w:p>
+      <w:pPr>
+        <w:spacing w:after="120" w:line="276" w:lineRule="auto"/>
+      </w:pPr>
+      <w:r>
+        <w:rPr>
+          <w:rFonts w:ascii="Calibri" w:hAnsi="Calibri" w:eastAsia="Microsoft JhengHei"/>
+          <w:sz w:val="22"/>
+        </w:rPr>
+      </w:r>
+      <w:r>
+        <w:rPr>
+          <w:rFonts w:ascii="Calibri" w:hAnsi="Calibri" w:eastAsia="Microsoft JhengHei"/>
+          <w:b/>
+          <w:sz w:val="22"/>
+        </w:rPr>
+        <w:t>If he follows with “versus Pegasys?”</w:t>
+      </w:r>
+      <w:r>
+        <w:rPr>
+          <w:rFonts w:ascii="Calibri" w:hAnsi="Calibri" w:eastAsia="Microsoft JhengHei"/>
+          <w:sz w:val="22"/>
+        </w:rPr>
+      </w:r>
+    </w:p>
+    <w:p>
+      <w:pPr>
+        <w:spacing w:after="120" w:line="276" w:lineRule="auto"/>
+      </w:pPr>
+      <w:r>
+        <w:rPr>
+          <w:rFonts w:ascii="Calibri" w:hAnsi="Calibri" w:eastAsia="Microsoft JhengHei"/>
+          <w:sz w:val="22"/>
+        </w:rPr>
+      </w:r>
+      <w:r>
+        <w:rPr>
+          <w:rFonts w:ascii="Calibri" w:hAnsi="Calibri" w:eastAsia="Microsoft JhengHei"/>
+          <w:sz w:val="22"/>
+        </w:rPr>
+        <w:t xml:space="preserve">“There is </w:t>
+      </w:r>
+      <w:r>
+        <w:rPr>
+          <w:rFonts w:ascii="Calibri" w:hAnsi="Calibri" w:eastAsia="Microsoft JhengHei"/>
+          <w:b/>
+          <w:sz w:val="22"/>
+        </w:rPr>
+        <w:t>no</w:t>
+      </w:r>
+      <w:r>
+        <w:rPr>
+          <w:rFonts w:ascii="Calibri" w:hAnsi="Calibri" w:eastAsia="Microsoft JhengHei"/>
+          <w:sz w:val="22"/>
+        </w:rPr>
+        <w:t xml:space="preserve"> Pegasys head-to-head in PV. The PI says not to compare potency. Hepatitis B interferon studies </w:t>
+      </w:r>
+      <w:r>
+        <w:rPr>
+          <w:rFonts w:ascii="Calibri" w:hAnsi="Calibri" w:eastAsia="Microsoft JhengHei"/>
+          <w:b/>
+          <w:sz w:val="22"/>
+        </w:rPr>
+        <w:t>cannot</w:t>
+      </w:r>
+      <w:r>
+        <w:rPr>
+          <w:rFonts w:ascii="Calibri" w:hAnsi="Calibri" w:eastAsia="Microsoft JhengHei"/>
+          <w:sz w:val="22"/>
+        </w:rPr>
+        <w:t xml:space="preserve"> be moved across as ‘safer than Pegasys in PV’ — different disease, different product, different dose. I can stay on this Hong Kong leave-behind versus HU, and the start dose </w:t>
+      </w:r>
+      <w:r>
+        <w:rPr>
+          <w:rFonts w:ascii="Calibri" w:hAnsi="Calibri" w:eastAsia="Microsoft JhengHei"/>
+          <w:b/>
+          <w:sz w:val="22"/>
+        </w:rPr>
+        <w:t>100/50 µg</w:t>
+      </w:r>
+      <w:r>
+        <w:rPr>
+          <w:rFonts w:ascii="Calibri" w:hAnsi="Calibri" w:eastAsia="Microsoft JhengHei"/>
+          <w:sz w:val="22"/>
+        </w:rPr>
+        <w:t>.”</w:t>
+      </w:r>
+      <w:r>
+        <w:rPr>
+          <w:rFonts w:ascii="Calibri" w:hAnsi="Calibri" w:eastAsia="Microsoft JhengHei"/>
+          <w:sz w:val="22"/>
+        </w:rPr>
+      </w:r>
+    </w:p>
+    <w:p>
+      <w:pPr>
+        <w:spacing w:after="120" w:line="276" w:lineRule="auto"/>
+      </w:pPr>
+      <w:r>
+        <w:rPr>
+          <w:rFonts w:ascii="Calibri" w:hAnsi="Calibri" w:eastAsia="Microsoft JhengHei"/>
+          <w:sz w:val="22"/>
+        </w:rPr>
+      </w:r>
+      <w:r>
+        <w:rPr>
+          <w:rFonts w:ascii="Calibri" w:hAnsi="Calibri" w:eastAsia="Microsoft JhengHei"/>
+          <w:b/>
+          <w:sz w:val="22"/>
+        </w:rPr>
+        <w:t>If he asks “first FDA-approved PV drug?”</w:t>
+      </w:r>
+      <w:r>
+        <w:rPr>
+          <w:rFonts w:ascii="Calibri" w:hAnsi="Calibri" w:eastAsia="Microsoft JhengHei"/>
+          <w:sz w:val="22"/>
+        </w:rPr>
+      </w:r>
+    </w:p>
+    <w:p>
+      <w:pPr>
+        <w:spacing w:after="120" w:line="276" w:lineRule="auto"/>
+      </w:pPr>
+      <w:r>
+        <w:rPr>
+          <w:rFonts w:ascii="Calibri" w:hAnsi="Calibri" w:eastAsia="Microsoft JhengHei"/>
+          <w:sz w:val="22"/>
+        </w:rPr>
+      </w:r>
+      <w:r>
+        <w:rPr>
+          <w:rFonts w:ascii="Calibri" w:hAnsi="Calibri" w:eastAsia="Microsoft JhengHei"/>
+          <w:sz w:val="22"/>
+        </w:rPr>
+        <w:t xml:space="preserve">“The accurate line is: the </w:t>
+      </w:r>
+      <w:r>
+        <w:rPr>
+          <w:rFonts w:ascii="Calibri" w:hAnsi="Calibri" w:eastAsia="Microsoft JhengHei"/>
+          <w:b/>
+          <w:sz w:val="22"/>
+        </w:rPr>
+        <w:t>first FDA-approved interferon specifically for PV</w:t>
+      </w:r>
+      <w:r>
+        <w:rPr>
+          <w:rFonts w:ascii="Calibri" w:hAnsi="Calibri" w:eastAsia="Microsoft JhengHei"/>
+          <w:sz w:val="22"/>
+        </w:rPr>
+        <w:t xml:space="preserve">, and an FDA PV medicine that can be used </w:t>
+      </w:r>
+      <w:r>
+        <w:rPr>
+          <w:rFonts w:ascii="Calibri" w:hAnsi="Calibri" w:eastAsia="Microsoft JhengHei"/>
+          <w:b/>
+          <w:sz w:val="22"/>
+        </w:rPr>
+        <w:t>regardless of prior treatment history</w:t>
+      </w:r>
+      <w:r>
+        <w:rPr>
+          <w:rFonts w:ascii="Calibri" w:hAnsi="Calibri" w:eastAsia="Microsoft JhengHei"/>
+          <w:sz w:val="22"/>
+        </w:rPr>
+        <w:t>. Ruxolitinib was approved for PV in 2014, after hydroxyurea. Hong Kong prescribing follows the Hong Kong PI; FDA is not HA.”</w:t>
+      </w:r>
+      <w:r>
+        <w:rPr>
+          <w:rFonts w:ascii="Calibri" w:hAnsi="Calibri" w:eastAsia="Microsoft JhengHei"/>
+          <w:sz w:val="22"/>
+        </w:rPr>
+      </w:r>
+    </w:p>
+    <w:p>
+      <w:pPr>
+        <w:spacing w:after="120" w:line="276" w:lineRule="auto"/>
+      </w:pPr>
+      <w:r>
+        <w:rPr>
+          <w:rFonts w:ascii="Calibri" w:hAnsi="Calibri" w:eastAsia="Microsoft JhengHei"/>
+          <w:sz w:val="22"/>
+        </w:rPr>
+      </w:r>
+      <w:r>
+        <w:rPr>
+          <w:rFonts w:ascii="Calibri" w:hAnsi="Calibri" w:eastAsia="Microsoft JhengHei"/>
+          <w:b/>
+          <w:sz w:val="22"/>
+        </w:rPr>
+        <w:t>Do not volunteer</w:t>
+      </w:r>
+      <w:r>
+        <w:rPr>
+          <w:rFonts w:ascii="Calibri" w:hAnsi="Calibri" w:eastAsia="Microsoft JhengHei"/>
+          <w:sz w:val="22"/>
+        </w:rPr>
+        <w:t xml:space="preserve"> HK$36,000 per injection. If he asks list price, answer then go straight to PSP — do not stop on the number.</w:t>
+      </w:r>
+      <w:r>
+        <w:rPr>
+          <w:rFonts w:ascii="Calibri" w:hAnsi="Calibri" w:eastAsia="Microsoft JhengHei"/>
+          <w:sz w:val="22"/>
+        </w:rPr>
+      </w:r>
     </w:p>
     <w:p>
       <w:pPr>
         <w:pBdr>
           <w:bottom w:val="single" w:sz="6" w:space="1" w:color="auto"/>
         </w:pBdr>
+        <w:spacing w:after="120" w:line="276" w:lineRule="auto"/>
       </w:pPr>
-      <w:r/>
+      <w:r>
+        <w:rPr>
+          <w:rFonts w:ascii="Calibri" w:hAnsi="Calibri" w:eastAsia="Microsoft JhengHei"/>
+          <w:sz w:val="22"/>
+        </w:rPr>
+      </w:r>
     </w:p>
     <w:p>
       <w:pPr>
         <w:pStyle w:val="Heading2"/>
+        <w:spacing w:after="120" w:line="276" w:lineRule="auto"/>
       </w:pPr>
       <w:r>
-        <w:t>Page-by-page script (exact lines)</w:t>
-      </w:r>
-      <w:r/>
+        <w:rPr>
+          <w:rFonts w:ascii="Calibri" w:hAnsi="Calibri" w:eastAsia="Microsoft JhengHei"/>
+          <w:sz w:val="28"/>
+        </w:rPr>
+        <w:t>Opening (90 seconds) — consult</w:t>
+      </w:r>
+      <w:r>
+        <w:rPr>
+          <w:rFonts w:ascii="Calibri" w:hAnsi="Calibri" w:eastAsia="Microsoft JhengHei"/>
+          <w:sz w:val="28"/>
+        </w:rPr>
+      </w:r>
     </w:p>
     <w:p>
       <w:pPr>
-        <w:pStyle w:val="Heading3"/>
+        <w:spacing w:after="120" w:line="276" w:lineRule="auto"/>
       </w:pPr>
       <w:r>
-        <w:t>CHR — “significant and sustained hematologic control”</w:t>
-      </w:r>
-      <w:r/>
-    </w:p>
-    <w:p>
-      <w:r/>
-      <w:r>
-        <w:rPr>
-          <w:b/>
-        </w:rPr>
-        <w:t>CHR on this page:</w:t>
-      </w:r>
-      <w:r>
-        <w:t xml:space="preserve"> no phlebotomy in 3 months; Hct &lt;45%; WBC &lt;10; Plt &lt;400.</w:t>
-      </w:r>
-      <w:r/>
-    </w:p>
-    <w:p>
-      <w:r/>
-      <w:r>
-        <w:rPr>
-          <w:b/>
-        </w:rPr>
-        <w:t>Point at the graph, do not skip month 12:</w:t>
-      </w:r>
-      <w:r/>
-    </w:p>
-    <w:p>
-      <w:r/>
-      <w:r>
-        <w:t xml:space="preserve">“On </w:t>
-      </w:r>
-      <w:r>
-        <w:rPr>
-          <w:b/>
-        </w:rPr>
-        <w:t>this curve</w:t>
-      </w:r>
-      <w:r>
-        <w:t xml:space="preserve">, hydroxyurea is ahead at 12 months — about </w:t>
-      </w:r>
-      <w:r>
-        <w:rPr>
-          <w:b/>
-        </w:rPr>
-        <w:t>75% vs 62%</w:t>
-      </w:r>
-      <w:r>
-        <w:t xml:space="preserve">. That is the pharmacology: HU is faster. Mean titration in the PI is about </w:t>
-      </w:r>
-      <w:r>
-        <w:rPr>
-          <w:b/>
-        </w:rPr>
-        <w:t>2.6 vs 3.7 months</w:t>
-      </w:r>
-      <w:r>
-        <w:t>. If you need counts down this month to stop thrombosis or bleeding, HU may still be the first tool.</w:t>
-      </w:r>
-      <w:r/>
-    </w:p>
-    <w:p>
-      <w:r/>
-      <w:r>
-        <w:t xml:space="preserve">The lines </w:t>
-      </w:r>
-      <w:r>
-        <w:rPr>
-          <w:b/>
-        </w:rPr>
-        <w:t>cross by 24 months</w:t>
-      </w:r>
-      <w:r>
-        <w:t xml:space="preserve">. At 60 months the ropeg curve is about </w:t>
-      </w:r>
-      <w:r>
-        <w:rPr>
-          <w:b/>
-        </w:rPr>
-        <w:t>73%</w:t>
-      </w:r>
-      <w:r>
-        <w:t xml:space="preserve"> vs about </w:t>
-      </w:r>
-      <w:r>
-        <w:rPr>
-          <w:b/>
-        </w:rPr>
-        <w:t>53%</w:t>
-      </w:r>
-      <w:r>
-        <w:t xml:space="preserve"> on HU/BAT. That is the long-term CHR story </w:t>
-      </w:r>
-      <w:r>
-        <w:rPr>
-          <w:b/>
-        </w:rPr>
-        <w:t>on this page</w:t>
-      </w:r>
-      <w:r>
-        <w:t>.”</w:t>
-      </w:r>
-      <w:r/>
-    </w:p>
-    <w:p>
-      <w:r/>
-      <w:r>
-        <w:rPr>
-          <w:b/>
-        </w:rPr>
-        <w:t>Point at 84.3% (107/127):</w:t>
-      </w:r>
-      <w:r/>
-    </w:p>
-    <w:p>
-      <w:r/>
-      <w:r>
-        <w:t xml:space="preserve">“This </w:t>
-      </w:r>
-      <w:r>
-        <w:rPr>
-          <w:b/>
-        </w:rPr>
-        <w:t>84.3%</w:t>
-      </w:r>
-      <w:r>
-        <w:t xml:space="preserve"> is </w:t>
-      </w:r>
-      <w:r>
-        <w:rPr>
-          <w:b/>
-        </w:rPr>
-        <w:t>not</w:t>
-      </w:r>
-      <w:r>
-        <w:t xml:space="preserve"> that graph. The footnote is ‘criteria met </w:t>
-      </w:r>
-      <w:r>
-        <w:rPr>
-          <w:b/>
-        </w:rPr>
-        <w:t>at any time</w:t>
-      </w:r>
-      <w:r>
-        <w:t xml:space="preserve">’ by 36 months — </w:t>
-      </w:r>
-      <w:r>
-        <w:rPr>
-          <w:b/>
-        </w:rPr>
-        <w:t>ever-response</w:t>
-      </w:r>
-      <w:r>
-        <w:t>, 107 of 127. I will not tell you 84% are still in CHR at three years.”</w:t>
-      </w:r>
-      <w:r/>
-    </w:p>
-    <w:p>
-      <w:r/>
-      <w:r>
-        <w:rPr>
-          <w:b/>
-        </w:rPr>
-        <w:t>Then the PI, because he will know PROUD-PV:</w:t>
-      </w:r>
-      <w:r/>
-    </w:p>
-    <w:p>
-      <w:r/>
-      <w:r>
-        <w:t xml:space="preserve">“The </w:t>
-      </w:r>
-      <w:r>
-        <w:rPr>
-          <w:b/>
-        </w:rPr>
-        <w:t>registered 12-month primary</w:t>
-      </w:r>
-      <w:r>
-        <w:t xml:space="preserve"> in the Hong Kong PI is </w:t>
-      </w:r>
-      <w:r>
-        <w:rPr>
-          <w:b/>
-        </w:rPr>
-        <w:t>43.1% vs 46.0%, p=0.63</w:t>
-      </w:r>
-      <w:r>
-        <w:t xml:space="preserve">. Non-inferiority was </w:t>
-      </w:r>
-      <w:r>
-        <w:rPr>
-          <w:b/>
-        </w:rPr>
-        <w:t>not met</w:t>
-      </w:r>
-      <w:r>
-        <w:t>. That analysis counts discontinuations as failures. Both numbers can be true: the graph is the leave-behind curve; 43% is the ITT primary.</w:t>
-      </w:r>
-      <w:r/>
-    </w:p>
-    <w:p>
-      <w:r/>
-      <w:r>
-        <w:t xml:space="preserve">The PI-aligned late primary from Gisslinger 2023 is </w:t>
-      </w:r>
-      <w:r>
-        <w:rPr>
-          <w:b/>
-        </w:rPr>
-        <w:t>54.5% vs 34.9% at 72 months, p=0.02</w:t>
-      </w:r>
-      <w:r>
-        <w:t>. LOCF 72.6% vs 47.3% is the published analogue of this ~70% visual.”</w:t>
-      </w:r>
-      <w:r/>
-    </w:p>
-    <w:p>
-      <w:r/>
-      <w:r>
-        <w:rPr>
-          <w:b/>
-        </w:rPr>
-        <w:t>4/127 box:</w:t>
-      </w:r>
-      <w:r/>
-    </w:p>
-    <w:p>
-      <w:r/>
-      <w:r>
-        <w:t xml:space="preserve">“Major thromboembolic events </w:t>
-      </w:r>
-      <w:r>
-        <w:rPr>
-          <w:b/>
-        </w:rPr>
-        <w:t>3% (4/127)</w:t>
-      </w:r>
-      <w:r>
-        <w:t xml:space="preserve"> at 36 months on this page. That is </w:t>
-      </w:r>
-      <w:r>
-        <w:rPr>
-          <w:b/>
-        </w:rPr>
-        <w:t>not</w:t>
-      </w:r>
-      <w:r>
-        <w:t xml:space="preserve"> the six-year EFS count of 5/95 — different set, different time, different composite.”</w:t>
-      </w:r>
-      <w:r/>
+        <w:rPr>
+          <w:rFonts w:ascii="Calibri" w:hAnsi="Calibri" w:eastAsia="Microsoft JhengHei"/>
+          <w:sz w:val="22"/>
+        </w:rPr>
+      </w:r>
+      <w:r>
+        <w:rPr>
+          <w:rFonts w:ascii="Calibri" w:hAnsi="Calibri" w:eastAsia="Microsoft JhengHei"/>
+          <w:sz w:val="22"/>
+        </w:rPr>
+        <w:t>“Professor Liang, thank you for the time. I have you at the Haematology Centre at Sanatorium — Happy Valley or Island East today?</w:t>
+      </w:r>
+      <w:r>
+        <w:rPr>
+          <w:rFonts w:ascii="Calibri" w:hAnsi="Calibri" w:eastAsia="Microsoft JhengHei"/>
+          <w:sz w:val="22"/>
+        </w:rPr>
+      </w:r>
     </w:p>
     <w:p>
       <w:pPr>
-        <w:pStyle w:val="Heading3"/>
+        <w:spacing w:after="120" w:line="276" w:lineRule="auto"/>
       </w:pPr>
       <w:r>
-        <w:t>JAK2 — “allele burden”</w:t>
-      </w:r>
-      <w:r/>
-    </w:p>
-    <w:p>
-      <w:r/>
-      <w:r>
-        <w:t xml:space="preserve">“Median VAF </w:t>
-      </w:r>
-      <w:r>
-        <w:rPr>
+        <w:rPr>
+          <w:rFonts w:ascii="Calibri" w:hAnsi="Calibri" w:eastAsia="Microsoft JhengHei"/>
+          <w:sz w:val="22"/>
+        </w:rPr>
+      </w:r>
+      <w:r>
+        <w:rPr>
+          <w:rFonts w:ascii="Calibri" w:hAnsi="Calibri" w:eastAsia="Microsoft JhengHei"/>
+          <w:sz w:val="22"/>
+        </w:rPr>
+        <w:t xml:space="preserve">I am not here to recap PV diagnosis. I would like to hear </w:t>
+      </w:r>
+      <w:r>
+        <w:rPr>
+          <w:rFonts w:ascii="Calibri" w:hAnsi="Calibri" w:eastAsia="Microsoft JhengHei"/>
           <w:b/>
-        </w:rPr>
-        <w:t>37% down to 8%</w:t>
-      </w:r>
-      <w:r>
-        <w:t xml:space="preserve"> on ropeg at 60 months. HU/BAT </w:t>
-      </w:r>
-      <w:r>
-        <w:rPr>
+          <w:sz w:val="22"/>
+        </w:rPr>
+        <w:t>how you currently cytoreduce adult PV in private practice</w:t>
+      </w:r>
+      <w:r>
+        <w:rPr>
+          <w:rFonts w:ascii="Calibri" w:hAnsi="Calibri" w:eastAsia="Microsoft JhengHei"/>
+          <w:sz w:val="22"/>
+        </w:rPr>
+        <w:t xml:space="preserve">, then walk the </w:t>
+      </w:r>
+      <w:r>
+        <w:rPr>
+          <w:rFonts w:ascii="Calibri" w:hAnsi="Calibri" w:eastAsia="Microsoft JhengHei"/>
           <w:b/>
-        </w:rPr>
-        <w:t>38% to 44%</w:t>
-      </w:r>
-      <w:r>
-        <w:t xml:space="preserve"> — it rebounds. Higher mutant burden is associated with thrombosis, hemorrhage, and fibrotic progression. I am </w:t>
-      </w:r>
-      <w:r>
-        <w:rPr>
+          <w:sz w:val="22"/>
+        </w:rPr>
+        <w:t>Hong Kong BESREMi leave-behind</w:t>
+      </w:r>
+      <w:r>
+        <w:rPr>
+          <w:rFonts w:ascii="Calibri" w:hAnsi="Calibri" w:eastAsia="Microsoft JhengHei"/>
+          <w:sz w:val="22"/>
+        </w:rPr>
+        <w:t xml:space="preserve"> — including the year-1 result that did not meet non-inferiority — and see whether there is a </w:t>
+      </w:r>
+      <w:r>
+        <w:rPr>
+          <w:rFonts w:ascii="Calibri" w:hAnsi="Calibri" w:eastAsia="Microsoft JhengHei"/>
           <w:b/>
-        </w:rPr>
-        <w:t>not</w:t>
-      </w:r>
-      <w:r>
-        <w:t xml:space="preserve"> saying you can stop the drug at 8%, and I am not claiming treatment-free remission.”</w:t>
-      </w:r>
-      <w:r/>
-    </w:p>
-    <w:p>
-      <w:r/>
-      <w:r>
-        <w:t>If he says “selectively depletes HSCs”: stay on the page; do not expand to “eradicates the clone.”</w:t>
-      </w:r>
-      <w:r/>
+          <w:sz w:val="22"/>
+        </w:rPr>
+        <w:t>first patient</w:t>
+      </w:r>
+      <w:r>
+        <w:rPr>
+          <w:rFonts w:ascii="Calibri" w:hAnsi="Calibri" w:eastAsia="Microsoft JhengHei"/>
+          <w:sz w:val="22"/>
+        </w:rPr>
+        <w:t xml:space="preserve"> who fits the local indication.</w:t>
+      </w:r>
+      <w:r>
+        <w:rPr>
+          <w:rFonts w:ascii="Calibri" w:hAnsi="Calibri" w:eastAsia="Microsoft JhengHei"/>
+          <w:sz w:val="22"/>
+        </w:rPr>
+      </w:r>
     </w:p>
     <w:p>
       <w:pPr>
-        <w:pStyle w:val="Heading3"/>
+        <w:spacing w:after="120" w:line="276" w:lineRule="auto"/>
       </w:pPr>
       <w:r>
-        <w:t>EFS KM</w:t>
-      </w:r>
-      <w:r/>
-    </w:p>
-    <w:p>
-      <w:r/>
-      <w:r>
-        <w:t xml:space="preserve">“Event-free survival over at least six years: first risk events </w:t>
-      </w:r>
-      <w:r>
-        <w:rPr>
+        <w:rPr>
+          <w:rFonts w:ascii="Calibri" w:hAnsi="Calibri" w:eastAsia="Microsoft JhengHei"/>
+          <w:sz w:val="22"/>
+        </w:rPr>
+      </w:r>
+      <w:r>
+        <w:rPr>
+          <w:rFonts w:ascii="Calibri" w:hAnsi="Calibri" w:eastAsia="Microsoft JhengHei"/>
+          <w:sz w:val="22"/>
+        </w:rPr>
+        <w:t xml:space="preserve">The HK indication is monotherapy in </w:t>
+      </w:r>
+      <w:r>
+        <w:rPr>
+          <w:rFonts w:ascii="Calibri" w:hAnsi="Calibri" w:eastAsia="Microsoft JhengHei"/>
           <w:b/>
-        </w:rPr>
-        <w:t>5 in 95 vs 12 in 74, p=0.04</w:t>
-      </w:r>
-      <w:r>
-        <w:t xml:space="preserve">. Events on this page are </w:t>
-      </w:r>
-      <w:r>
-        <w:rPr>
-          <w:b/>
-        </w:rPr>
-        <w:t>progression, death, and thromboembolic events</w:t>
-      </w:r>
-      <w:r>
-        <w:t xml:space="preserve">. This is </w:t>
-      </w:r>
-      <w:r>
-        <w:rPr>
-          <w:b/>
-        </w:rPr>
-        <w:t>not</w:t>
-      </w:r>
-      <w:r>
-        <w:t xml:space="preserve"> overall survival. I will not say it prevents leukemia — the AML cases in this analysis sat in the control arm and the numbers are small.”</w:t>
-      </w:r>
-      <w:r/>
-    </w:p>
-    <w:p>
-      <w:r/>
-      <w:r>
-        <w:t xml:space="preserve">If he wants the KM number: probability </w:t>
-      </w:r>
-      <w:r>
-        <w:rPr>
-          <w:b/>
-        </w:rPr>
-        <w:t>0.94 vs 0.82</w:t>
-      </w:r>
-      <w:r>
-        <w:t xml:space="preserve">, HR </w:t>
-      </w:r>
-      <w:r>
-        <w:rPr>
-          <w:b/>
-        </w:rPr>
-        <w:t>0.34</w:t>
-      </w:r>
-      <w:r>
-        <w:t>.</w:t>
-      </w:r>
-      <w:r/>
+          <w:sz w:val="22"/>
+        </w:rPr>
+        <w:t>adults with polycythaemia vera without symptomatic splenomegaly</w:t>
+      </w:r>
+      <w:r>
+        <w:rPr>
+          <w:rFonts w:ascii="Calibri" w:hAnsi="Calibri" w:eastAsia="Microsoft JhengHei"/>
+          <w:sz w:val="22"/>
+        </w:rPr>
+        <w:t>.”</w:t>
+      </w:r>
+      <w:r>
+        <w:rPr>
+          <w:rFonts w:ascii="Calibri" w:hAnsi="Calibri" w:eastAsia="Microsoft JhengHei"/>
+          <w:sz w:val="22"/>
+        </w:rPr>
+      </w:r>
     </w:p>
     <w:p>
       <w:pPr>
-        <w:pStyle w:val="Heading3"/>
+        <w:spacing w:after="120" w:line="276" w:lineRule="auto"/>
       </w:pPr>
       <w:r>
-        <w:t>Safety page 9</w:t>
-      </w:r>
-      <w:r/>
-    </w:p>
-    <w:p>
-      <w:r/>
-      <w:r>
-        <w:t xml:space="preserve">“This table is </w:t>
-      </w:r>
-      <w:r>
-        <w:rPr>
+        <w:rPr>
+          <w:rFonts w:ascii="Calibri" w:hAnsi="Calibri" w:eastAsia="Microsoft JhengHei"/>
+          <w:sz w:val="22"/>
+        </w:rPr>
+      </w:r>
+      <w:r>
+        <w:rPr>
+          <w:rFonts w:ascii="Calibri" w:hAnsi="Calibri" w:eastAsia="Microsoft JhengHei"/>
           <w:b/>
-        </w:rPr>
-        <w:t>all-causality</w:t>
-      </w:r>
-      <w:r>
-        <w:t>, 36 months, 127 vs 127.</w:t>
-      </w:r>
-      <w:r/>
-    </w:p>
-    <w:p>
-      <w:r/>
-      <w:r>
-        <w:t xml:space="preserve">Cytopenias are </w:t>
-      </w:r>
-      <w:r>
-        <w:rPr>
-          <w:b/>
-        </w:rPr>
-        <w:t>not</w:t>
-      </w:r>
-      <w:r>
-        <w:t xml:space="preserve"> worse than control — thrombocytopenia 21% vs 28%, leukopenia 18% vs 22%, anaemia 13% vs 24%. Fatigue 13% both.</w:t>
-      </w:r>
-      <w:r/>
-    </w:p>
-    <w:p>
-      <w:r/>
-      <w:r>
-        <w:t xml:space="preserve">The IFN signature is </w:t>
-      </w:r>
-      <w:r>
-        <w:rPr>
-          <w:b/>
-        </w:rPr>
-        <w:t>liver enzymes</w:t>
-      </w:r>
-      <w:r>
-        <w:t xml:space="preserve">: GGT </w:t>
-      </w:r>
-      <w:r>
-        <w:rPr>
-          <w:b/>
-        </w:rPr>
-        <w:t>16% vs 2%</w:t>
-      </w:r>
-      <w:r>
-        <w:t xml:space="preserve">, grade ≥3 </w:t>
-      </w:r>
-      <w:r>
-        <w:rPr>
-          <w:b/>
-        </w:rPr>
-        <w:t>8% vs 2%</w:t>
-      </w:r>
-      <w:r>
-        <w:t>; ALT 13% vs 2%; AST 10% vs 2%; arthralgia 12% vs 4%.</w:t>
-      </w:r>
-      <w:r/>
-    </w:p>
-    <w:p>
-      <w:r/>
-      <w:r>
-        <w:t xml:space="preserve">Separately, </w:t>
-      </w:r>
-      <w:r>
-        <w:rPr>
-          <w:b/>
-        </w:rPr>
-        <w:t>drug-related discontinuation</w:t>
-      </w:r>
-      <w:r>
-        <w:t xml:space="preserve"> is about </w:t>
-      </w:r>
-      <w:r>
-        <w:rPr>
-          <w:b/>
-        </w:rPr>
-        <w:t>11% vs 2–3%</w:t>
-      </w:r>
-      <w:r>
-        <w:t>. That is why we titrate by the PI and monitor LFTs and mood — not because grade ≥3 treatment-related events were higher (~16% both arms).”</w:t>
-      </w:r>
-      <w:r/>
-    </w:p>
-    <w:p>
-      <w:r/>
-      <w:r>
-        <w:t xml:space="preserve">Do </w:t>
-      </w:r>
-      <w:r>
-        <w:rPr>
-          <w:b/>
-        </w:rPr>
-        <w:t>not</w:t>
-      </w:r>
-      <w:r>
-        <w:t xml:space="preserve"> quote Japan Ph2 alopecia 55.2% unless he asks about Asian hair loss; PI lists alopecia around 6–7%.</w:t>
-      </w:r>
-      <w:r/>
+          <w:sz w:val="22"/>
+        </w:rPr>
+        <w:t>Then stop talking.</w:t>
+      </w:r>
+      <w:r>
+        <w:rPr>
+          <w:rFonts w:ascii="Calibri" w:hAnsi="Calibri" w:eastAsia="Microsoft JhengHei"/>
+          <w:sz w:val="22"/>
+        </w:rPr>
+        <w:t xml:space="preserve"> Notes to capture:</w:t>
+      </w:r>
+      <w:r>
+        <w:rPr>
+          <w:rFonts w:ascii="Calibri" w:hAnsi="Calibri" w:eastAsia="Microsoft JhengHei"/>
+          <w:sz w:val="22"/>
+        </w:rPr>
+      </w:r>
+      <w:r>
+        <w:rPr>
+          <w:rFonts w:ascii="Calibri" w:hAnsi="Calibri" w:eastAsia="Microsoft JhengHei"/>
+          <w:sz w:val="22"/>
+        </w:rPr>
+      </w:r>
     </w:p>
     <w:p>
       <w:pPr>
-        <w:pStyle w:val="Heading3"/>
+        <w:pStyle w:val="ListBullet"/>
+        <w:spacing w:line="276" w:lineRule="auto" w:after="120"/>
+        <w:ind w:left="720"/>
       </w:pPr>
       <w:r>
-        <w:t>PI page</w:t>
-      </w:r>
-      <w:r/>
+        <w:rPr>
+          <w:rFonts w:ascii="Calibri" w:hAnsi="Calibri" w:eastAsia="Microsoft JhengHei"/>
+          <w:sz w:val="22"/>
+        </w:rPr>
+      </w:r>
+      <w:r>
+        <w:rPr>
+          <w:rFonts w:ascii="Calibri" w:hAnsi="Calibri" w:eastAsia="Microsoft JhengHei"/>
+          <w:sz w:val="22"/>
+        </w:rPr>
+        <w:t>HU vs interferon vs ruxolitinib vs phlebotomy-only — who gets what</w:t>
+      </w:r>
+      <w:r>
+        <w:rPr>
+          <w:rFonts w:ascii="Calibri" w:hAnsi="Calibri" w:eastAsia="Microsoft JhengHei"/>
+          <w:sz w:val="22"/>
+        </w:rPr>
+      </w:r>
     </w:p>
     <w:p>
-      <w:r/>
-      <w:r>
-        <w:t xml:space="preserve">“Start </w:t>
-      </w:r>
-      <w:r>
-        <w:rPr>
+      <w:pPr>
+        <w:pStyle w:val="ListBullet"/>
+        <w:spacing w:line="276" w:lineRule="auto" w:after="120"/>
+        <w:ind w:left="720"/>
+      </w:pPr>
+      <w:r>
+        <w:rPr>
+          <w:rFonts w:ascii="Calibri" w:hAnsi="Calibri" w:eastAsia="Microsoft JhengHei"/>
+          <w:sz w:val="22"/>
+        </w:rPr>
+      </w:r>
+      <w:r>
+        <w:rPr>
+          <w:rFonts w:ascii="Calibri" w:hAnsi="Calibri" w:eastAsia="Microsoft JhengHei"/>
+          <w:sz w:val="22"/>
+        </w:rPr>
+        <w:t xml:space="preserve">Any current IFN (do </w:t>
+      </w:r>
+      <w:r>
+        <w:rPr>
+          <w:rFonts w:ascii="Calibri" w:hAnsi="Calibri" w:eastAsia="Microsoft JhengHei"/>
           <w:b/>
-        </w:rPr>
-        <w:t>100 micrograms every two weeks</w:t>
-      </w:r>
-      <w:r>
-        <w:t xml:space="preserve">, or </w:t>
-      </w:r>
-      <w:r>
-        <w:rPr>
-          <w:b/>
-        </w:rPr>
-        <w:t>50</w:t>
-      </w:r>
-      <w:r>
-        <w:t xml:space="preserve"> if already on another cytoreductive, or if GFR is 15–29. Up by 50 every two weeks to Hct &lt;45%, platelets &lt;400, WBC &lt;10. Max 500 every two weeks. After at least 1.5 years stable, the interval </w:t>
-      </w:r>
-      <w:r>
-        <w:rPr>
-          <w:b/>
-        </w:rPr>
-        <w:t>may</w:t>
-      </w:r>
-      <w:r>
-        <w:t xml:space="preserve"> go to every four weeks.</w:t>
-      </w:r>
-      <w:r/>
+          <w:sz w:val="22"/>
+        </w:rPr>
+        <w:t>not</w:t>
+      </w:r>
+      <w:r>
+        <w:rPr>
+          <w:rFonts w:ascii="Calibri" w:hAnsi="Calibri" w:eastAsia="Microsoft JhengHei"/>
+          <w:sz w:val="22"/>
+        </w:rPr>
+        <w:t xml:space="preserve"> rank vs Pegasys)</w:t>
+      </w:r>
+      <w:r>
+        <w:rPr>
+          <w:rFonts w:ascii="Calibri" w:hAnsi="Calibri" w:eastAsia="Microsoft JhengHei"/>
+          <w:sz w:val="22"/>
+        </w:rPr>
+      </w:r>
     </w:p>
     <w:p>
-      <w:r/>
-      <w:r>
-        <w:rPr>
-          <w:b/>
-        </w:rPr>
-        <w:t>Not</w:t>
-      </w:r>
-      <w:r>
-        <w:t xml:space="preserve"> the 250–350–500 HIDAT schedule — that is not the Hong Kong label.</w:t>
-      </w:r>
-      <w:r/>
+      <w:pPr>
+        <w:pStyle w:val="ListBullet"/>
+        <w:spacing w:line="276" w:lineRule="auto" w:after="120"/>
+        <w:ind w:left="720"/>
+      </w:pPr>
+      <w:r>
+        <w:rPr>
+          <w:rFonts w:ascii="Calibri" w:hAnsi="Calibri" w:eastAsia="Microsoft JhengHei"/>
+          <w:sz w:val="22"/>
+        </w:rPr>
+      </w:r>
+      <w:r>
+        <w:rPr>
+          <w:rFonts w:ascii="Calibri" w:hAnsi="Calibri" w:eastAsia="Microsoft JhengHei"/>
+          <w:sz w:val="22"/>
+        </w:rPr>
+        <w:t>Symptomatic splenomegaly as a filter</w:t>
+      </w:r>
+      <w:r>
+        <w:rPr>
+          <w:rFonts w:ascii="Calibri" w:hAnsi="Calibri" w:eastAsia="Microsoft JhengHei"/>
+          <w:sz w:val="22"/>
+        </w:rPr>
+      </w:r>
     </w:p>
     <w:p>
-      <w:r/>
-      <w:r>
-        <w:t xml:space="preserve">Contraindications on this page include </w:t>
-      </w:r>
-      <w:r>
-        <w:rPr>
-          <w:b/>
-        </w:rPr>
-        <w:t>thyroid disease unless controlled</w:t>
-      </w:r>
-      <w:r>
-        <w:t>, decompensated cirrhosis, ESRD, severe psychiatric disease, severe uncontrolled CV disease, autoimmune disease, transplant immunosuppression, telbivudine.”</w:t>
-      </w:r>
-      <w:r/>
+      <w:pPr>
+        <w:pStyle w:val="ListBullet"/>
+        <w:spacing w:line="276" w:lineRule="auto" w:after="120"/>
+        <w:ind w:left="720"/>
+      </w:pPr>
+      <w:r>
+        <w:rPr>
+          <w:rFonts w:ascii="Calibri" w:hAnsi="Calibri" w:eastAsia="Microsoft JhengHei"/>
+          <w:sz w:val="22"/>
+        </w:rPr>
+      </w:r>
+      <w:r>
+        <w:rPr>
+          <w:rFonts w:ascii="Calibri" w:hAnsi="Calibri" w:eastAsia="Microsoft JhengHei"/>
+          <w:sz w:val="22"/>
+        </w:rPr>
+        <w:t>What would make him try ropeg (younger, HU toxicity, phlebotomy burden, JAK2 VAF, q2w/q4w)</w:t>
+      </w:r>
+      <w:r>
+        <w:rPr>
+          <w:rFonts w:ascii="Calibri" w:hAnsi="Calibri" w:eastAsia="Microsoft JhengHei"/>
+          <w:sz w:val="22"/>
+        </w:rPr>
+      </w:r>
+      <w:r>
+        <w:rPr>
+          <w:rFonts w:ascii="Calibri" w:hAnsi="Calibri" w:eastAsia="Microsoft JhengHei"/>
+          <w:sz w:val="22"/>
+        </w:rPr>
+      </w:r>
     </w:p>
     <w:p>
       <w:pPr>
         <w:pBdr>
           <w:bottom w:val="single" w:sz="6" w:space="1" w:color="auto"/>
         </w:pBdr>
+        <w:spacing w:after="120" w:line="276" w:lineRule="auto"/>
       </w:pPr>
-      <w:r/>
+      <w:r>
+        <w:rPr>
+          <w:rFonts w:ascii="Calibri" w:hAnsi="Calibri" w:eastAsia="Microsoft JhengHei"/>
+          <w:sz w:val="22"/>
+        </w:rPr>
+      </w:r>
     </w:p>
     <w:p>
       <w:pPr>
         <w:pStyle w:val="Heading2"/>
+        <w:spacing w:after="120" w:line="276" w:lineRule="auto"/>
       </w:pPr>
       <w:r>
+        <w:rPr>
+          <w:rFonts w:ascii="Calibri" w:hAnsi="Calibri" w:eastAsia="Microsoft JhengHei"/>
+          <w:sz w:val="28"/>
+        </w:rPr>
+        <w:t>Page-by-page script (exact lines)</w:t>
+      </w:r>
+      <w:r>
+        <w:rPr>
+          <w:rFonts w:ascii="Calibri" w:hAnsi="Calibri" w:eastAsia="Microsoft JhengHei"/>
+          <w:sz w:val="28"/>
+        </w:rPr>
+      </w:r>
+    </w:p>
+    <w:p>
+      <w:pPr>
+        <w:pStyle w:val="Heading3"/>
+        <w:spacing w:after="120" w:line="276" w:lineRule="auto"/>
+      </w:pPr>
+      <w:r>
+        <w:rPr>
+          <w:rFonts w:ascii="Calibri" w:hAnsi="Calibri" w:eastAsia="Microsoft JhengHei"/>
+          <w:sz w:val="24"/>
+        </w:rPr>
+        <w:t>CHR — “significant and sustained hematologic control”</w:t>
+      </w:r>
+      <w:r>
+        <w:rPr>
+          <w:rFonts w:ascii="Calibri" w:hAnsi="Calibri" w:eastAsia="Microsoft JhengHei"/>
+          <w:sz w:val="24"/>
+        </w:rPr>
+      </w:r>
+    </w:p>
+    <w:p>
+      <w:pPr>
+        <w:spacing w:after="120" w:line="276" w:lineRule="auto"/>
+      </w:pPr>
+      <w:r>
+        <w:rPr>
+          <w:rFonts w:ascii="Calibri" w:hAnsi="Calibri" w:eastAsia="Microsoft JhengHei"/>
+          <w:sz w:val="22"/>
+        </w:rPr>
+      </w:r>
+      <w:r>
+        <w:rPr>
+          <w:rFonts w:ascii="Calibri" w:hAnsi="Calibri" w:eastAsia="Microsoft JhengHei"/>
+          <w:b/>
+          <w:sz w:val="22"/>
+        </w:rPr>
+        <w:t>CHR on this page:</w:t>
+      </w:r>
+      <w:r>
+        <w:rPr>
+          <w:rFonts w:ascii="Calibri" w:hAnsi="Calibri" w:eastAsia="Microsoft JhengHei"/>
+          <w:sz w:val="22"/>
+        </w:rPr>
+        <w:t xml:space="preserve"> no phlebotomy in 3 months; Hct &lt;45%; WBC &lt;10; Plt &lt;400.</w:t>
+      </w:r>
+      <w:r>
+        <w:rPr>
+          <w:rFonts w:ascii="Calibri" w:hAnsi="Calibri" w:eastAsia="Microsoft JhengHei"/>
+          <w:sz w:val="22"/>
+        </w:rPr>
+      </w:r>
+    </w:p>
+    <w:p>
+      <w:pPr>
+        <w:spacing w:after="120" w:line="276" w:lineRule="auto"/>
+      </w:pPr>
+      <w:r>
+        <w:rPr>
+          <w:rFonts w:ascii="Calibri" w:hAnsi="Calibri" w:eastAsia="Microsoft JhengHei"/>
+          <w:sz w:val="22"/>
+        </w:rPr>
+      </w:r>
+      <w:r>
+        <w:rPr>
+          <w:rFonts w:ascii="Calibri" w:hAnsi="Calibri" w:eastAsia="Microsoft JhengHei"/>
+          <w:b/>
+          <w:sz w:val="22"/>
+        </w:rPr>
+        <w:t>Point at the graph, do not skip month 12:</w:t>
+      </w:r>
+      <w:r>
+        <w:rPr>
+          <w:rFonts w:ascii="Calibri" w:hAnsi="Calibri" w:eastAsia="Microsoft JhengHei"/>
+          <w:sz w:val="22"/>
+        </w:rPr>
+      </w:r>
+    </w:p>
+    <w:p>
+      <w:pPr>
+        <w:spacing w:after="120" w:line="276" w:lineRule="auto"/>
+      </w:pPr>
+      <w:r>
+        <w:rPr>
+          <w:rFonts w:ascii="Calibri" w:hAnsi="Calibri" w:eastAsia="Microsoft JhengHei"/>
+          <w:sz w:val="22"/>
+        </w:rPr>
+      </w:r>
+      <w:r>
+        <w:rPr>
+          <w:rFonts w:ascii="Calibri" w:hAnsi="Calibri" w:eastAsia="Microsoft JhengHei"/>
+          <w:sz w:val="22"/>
+        </w:rPr>
+        <w:t xml:space="preserve">“On </w:t>
+      </w:r>
+      <w:r>
+        <w:rPr>
+          <w:rFonts w:ascii="Calibri" w:hAnsi="Calibri" w:eastAsia="Microsoft JhengHei"/>
+          <w:b/>
+          <w:sz w:val="22"/>
+        </w:rPr>
+        <w:t>this curve</w:t>
+      </w:r>
+      <w:r>
+        <w:rPr>
+          <w:rFonts w:ascii="Calibri" w:hAnsi="Calibri" w:eastAsia="Microsoft JhengHei"/>
+          <w:sz w:val="22"/>
+        </w:rPr>
+        <w:t xml:space="preserve">, hydroxyurea is ahead at 12 months — about </w:t>
+      </w:r>
+      <w:r>
+        <w:rPr>
+          <w:rFonts w:ascii="Calibri" w:hAnsi="Calibri" w:eastAsia="Microsoft JhengHei"/>
+          <w:b/>
+          <w:sz w:val="22"/>
+        </w:rPr>
+        <w:t>75% vs 62%</w:t>
+      </w:r>
+      <w:r>
+        <w:rPr>
+          <w:rFonts w:ascii="Calibri" w:hAnsi="Calibri" w:eastAsia="Microsoft JhengHei"/>
+          <w:sz w:val="22"/>
+        </w:rPr>
+        <w:t xml:space="preserve">. That is the pharmacology: HU is faster. Mean titration in the PI is about </w:t>
+      </w:r>
+      <w:r>
+        <w:rPr>
+          <w:rFonts w:ascii="Calibri" w:hAnsi="Calibri" w:eastAsia="Microsoft JhengHei"/>
+          <w:b/>
+          <w:sz w:val="22"/>
+        </w:rPr>
+        <w:t>2.6 vs 3.7 months</w:t>
+      </w:r>
+      <w:r>
+        <w:rPr>
+          <w:rFonts w:ascii="Calibri" w:hAnsi="Calibri" w:eastAsia="Microsoft JhengHei"/>
+          <w:sz w:val="22"/>
+        </w:rPr>
+        <w:t>. If you need counts down this month to stop thrombosis or bleeding, HU may still be the first tool.</w:t>
+      </w:r>
+      <w:r>
+        <w:rPr>
+          <w:rFonts w:ascii="Calibri" w:hAnsi="Calibri" w:eastAsia="Microsoft JhengHei"/>
+          <w:sz w:val="22"/>
+        </w:rPr>
+      </w:r>
+    </w:p>
+    <w:p>
+      <w:pPr>
+        <w:spacing w:after="120" w:line="276" w:lineRule="auto"/>
+      </w:pPr>
+      <w:r>
+        <w:rPr>
+          <w:rFonts w:ascii="Calibri" w:hAnsi="Calibri" w:eastAsia="Microsoft JhengHei"/>
+          <w:sz w:val="22"/>
+        </w:rPr>
+      </w:r>
+      <w:r>
+        <w:rPr>
+          <w:rFonts w:ascii="Calibri" w:hAnsi="Calibri" w:eastAsia="Microsoft JhengHei"/>
+          <w:sz w:val="22"/>
+        </w:rPr>
+        <w:t xml:space="preserve">The lines </w:t>
+      </w:r>
+      <w:r>
+        <w:rPr>
+          <w:rFonts w:ascii="Calibri" w:hAnsi="Calibri" w:eastAsia="Microsoft JhengHei"/>
+          <w:b/>
+          <w:sz w:val="22"/>
+        </w:rPr>
+        <w:t>cross by 24 months</w:t>
+      </w:r>
+      <w:r>
+        <w:rPr>
+          <w:rFonts w:ascii="Calibri" w:hAnsi="Calibri" w:eastAsia="Microsoft JhengHei"/>
+          <w:sz w:val="22"/>
+        </w:rPr>
+        <w:t xml:space="preserve">. At 60 months the ropeg curve is about </w:t>
+      </w:r>
+      <w:r>
+        <w:rPr>
+          <w:rFonts w:ascii="Calibri" w:hAnsi="Calibri" w:eastAsia="Microsoft JhengHei"/>
+          <w:b/>
+          <w:sz w:val="22"/>
+        </w:rPr>
+        <w:t>73%</w:t>
+      </w:r>
+      <w:r>
+        <w:rPr>
+          <w:rFonts w:ascii="Calibri" w:hAnsi="Calibri" w:eastAsia="Microsoft JhengHei"/>
+          <w:sz w:val="22"/>
+        </w:rPr>
+        <w:t xml:space="preserve"> vs about </w:t>
+      </w:r>
+      <w:r>
+        <w:rPr>
+          <w:rFonts w:ascii="Calibri" w:hAnsi="Calibri" w:eastAsia="Microsoft JhengHei"/>
+          <w:b/>
+          <w:sz w:val="22"/>
+        </w:rPr>
+        <w:t>53%</w:t>
+      </w:r>
+      <w:r>
+        <w:rPr>
+          <w:rFonts w:ascii="Calibri" w:hAnsi="Calibri" w:eastAsia="Microsoft JhengHei"/>
+          <w:sz w:val="22"/>
+        </w:rPr>
+        <w:t xml:space="preserve"> on HU/BAT. That is the long-term CHR story </w:t>
+      </w:r>
+      <w:r>
+        <w:rPr>
+          <w:rFonts w:ascii="Calibri" w:hAnsi="Calibri" w:eastAsia="Microsoft JhengHei"/>
+          <w:b/>
+          <w:sz w:val="22"/>
+        </w:rPr>
+        <w:t>on this page</w:t>
+      </w:r>
+      <w:r>
+        <w:rPr>
+          <w:rFonts w:ascii="Calibri" w:hAnsi="Calibri" w:eastAsia="Microsoft JhengHei"/>
+          <w:sz w:val="22"/>
+        </w:rPr>
+        <w:t>.”</w:t>
+      </w:r>
+      <w:r>
+        <w:rPr>
+          <w:rFonts w:ascii="Calibri" w:hAnsi="Calibri" w:eastAsia="Microsoft JhengHei"/>
+          <w:sz w:val="22"/>
+        </w:rPr>
+      </w:r>
+    </w:p>
+    <w:p>
+      <w:pPr>
+        <w:spacing w:after="120" w:line="276" w:lineRule="auto"/>
+      </w:pPr>
+      <w:r>
+        <w:rPr>
+          <w:rFonts w:ascii="Calibri" w:hAnsi="Calibri" w:eastAsia="Microsoft JhengHei"/>
+          <w:sz w:val="22"/>
+        </w:rPr>
+      </w:r>
+      <w:r>
+        <w:rPr>
+          <w:rFonts w:ascii="Calibri" w:hAnsi="Calibri" w:eastAsia="Microsoft JhengHei"/>
+          <w:b/>
+          <w:sz w:val="22"/>
+        </w:rPr>
+        <w:t>Point at 84.3% (107/127):</w:t>
+      </w:r>
+      <w:r>
+        <w:rPr>
+          <w:rFonts w:ascii="Calibri" w:hAnsi="Calibri" w:eastAsia="Microsoft JhengHei"/>
+          <w:sz w:val="22"/>
+        </w:rPr>
+      </w:r>
+    </w:p>
+    <w:p>
+      <w:pPr>
+        <w:spacing w:after="120" w:line="276" w:lineRule="auto"/>
+      </w:pPr>
+      <w:r>
+        <w:rPr>
+          <w:rFonts w:ascii="Calibri" w:hAnsi="Calibri" w:eastAsia="Microsoft JhengHei"/>
+          <w:sz w:val="22"/>
+        </w:rPr>
+      </w:r>
+      <w:r>
+        <w:rPr>
+          <w:rFonts w:ascii="Calibri" w:hAnsi="Calibri" w:eastAsia="Microsoft JhengHei"/>
+          <w:sz w:val="22"/>
+        </w:rPr>
+        <w:t xml:space="preserve">“This </w:t>
+      </w:r>
+      <w:r>
+        <w:rPr>
+          <w:rFonts w:ascii="Calibri" w:hAnsi="Calibri" w:eastAsia="Microsoft JhengHei"/>
+          <w:b/>
+          <w:sz w:val="22"/>
+        </w:rPr>
+        <w:t>84.3%</w:t>
+      </w:r>
+      <w:r>
+        <w:rPr>
+          <w:rFonts w:ascii="Calibri" w:hAnsi="Calibri" w:eastAsia="Microsoft JhengHei"/>
+          <w:sz w:val="22"/>
+        </w:rPr>
+        <w:t xml:space="preserve"> is </w:t>
+      </w:r>
+      <w:r>
+        <w:rPr>
+          <w:rFonts w:ascii="Calibri" w:hAnsi="Calibri" w:eastAsia="Microsoft JhengHei"/>
+          <w:b/>
+          <w:sz w:val="22"/>
+        </w:rPr>
+        <w:t>not</w:t>
+      </w:r>
+      <w:r>
+        <w:rPr>
+          <w:rFonts w:ascii="Calibri" w:hAnsi="Calibri" w:eastAsia="Microsoft JhengHei"/>
+          <w:sz w:val="22"/>
+        </w:rPr>
+        <w:t xml:space="preserve"> that graph. The footnote is ‘criteria met </w:t>
+      </w:r>
+      <w:r>
+        <w:rPr>
+          <w:rFonts w:ascii="Calibri" w:hAnsi="Calibri" w:eastAsia="Microsoft JhengHei"/>
+          <w:b/>
+          <w:sz w:val="22"/>
+        </w:rPr>
+        <w:t>at any time</w:t>
+      </w:r>
+      <w:r>
+        <w:rPr>
+          <w:rFonts w:ascii="Calibri" w:hAnsi="Calibri" w:eastAsia="Microsoft JhengHei"/>
+          <w:sz w:val="22"/>
+        </w:rPr>
+        <w:t xml:space="preserve">’ by 36 months — </w:t>
+      </w:r>
+      <w:r>
+        <w:rPr>
+          <w:rFonts w:ascii="Calibri" w:hAnsi="Calibri" w:eastAsia="Microsoft JhengHei"/>
+          <w:b/>
+          <w:sz w:val="22"/>
+        </w:rPr>
+        <w:t>ever-response</w:t>
+      </w:r>
+      <w:r>
+        <w:rPr>
+          <w:rFonts w:ascii="Calibri" w:hAnsi="Calibri" w:eastAsia="Microsoft JhengHei"/>
+          <w:sz w:val="22"/>
+        </w:rPr>
+        <w:t>, 107 of 127. I will not tell you 84% are still in CHR at three years.”</w:t>
+      </w:r>
+      <w:r>
+        <w:rPr>
+          <w:rFonts w:ascii="Calibri" w:hAnsi="Calibri" w:eastAsia="Microsoft JhengHei"/>
+          <w:sz w:val="22"/>
+        </w:rPr>
+      </w:r>
+    </w:p>
+    <w:p>
+      <w:pPr>
+        <w:spacing w:after="120" w:line="276" w:lineRule="auto"/>
+      </w:pPr>
+      <w:r>
+        <w:rPr>
+          <w:rFonts w:ascii="Calibri" w:hAnsi="Calibri" w:eastAsia="Microsoft JhengHei"/>
+          <w:sz w:val="22"/>
+        </w:rPr>
+      </w:r>
+      <w:r>
+        <w:rPr>
+          <w:rFonts w:ascii="Calibri" w:hAnsi="Calibri" w:eastAsia="Microsoft JhengHei"/>
+          <w:b/>
+          <w:sz w:val="22"/>
+        </w:rPr>
+        <w:t>Then the PI, because he will know PROUD-PV:</w:t>
+      </w:r>
+      <w:r>
+        <w:rPr>
+          <w:rFonts w:ascii="Calibri" w:hAnsi="Calibri" w:eastAsia="Microsoft JhengHei"/>
+          <w:sz w:val="22"/>
+        </w:rPr>
+      </w:r>
+    </w:p>
+    <w:p>
+      <w:pPr>
+        <w:spacing w:after="120" w:line="276" w:lineRule="auto"/>
+      </w:pPr>
+      <w:r>
+        <w:rPr>
+          <w:rFonts w:ascii="Calibri" w:hAnsi="Calibri" w:eastAsia="Microsoft JhengHei"/>
+          <w:sz w:val="22"/>
+        </w:rPr>
+      </w:r>
+      <w:r>
+        <w:rPr>
+          <w:rFonts w:ascii="Calibri" w:hAnsi="Calibri" w:eastAsia="Microsoft JhengHei"/>
+          <w:sz w:val="22"/>
+        </w:rPr>
+        <w:t xml:space="preserve">“The </w:t>
+      </w:r>
+      <w:r>
+        <w:rPr>
+          <w:rFonts w:ascii="Calibri" w:hAnsi="Calibri" w:eastAsia="Microsoft JhengHei"/>
+          <w:b/>
+          <w:sz w:val="22"/>
+        </w:rPr>
+        <w:t>registered 12-month primary</w:t>
+      </w:r>
+      <w:r>
+        <w:rPr>
+          <w:rFonts w:ascii="Calibri" w:hAnsi="Calibri" w:eastAsia="Microsoft JhengHei"/>
+          <w:sz w:val="22"/>
+        </w:rPr>
+        <w:t xml:space="preserve"> in the Hong Kong PI is </w:t>
+      </w:r>
+      <w:r>
+        <w:rPr>
+          <w:rFonts w:ascii="Calibri" w:hAnsi="Calibri" w:eastAsia="Microsoft JhengHei"/>
+          <w:b/>
+          <w:sz w:val="22"/>
+        </w:rPr>
+        <w:t>43.1% vs 46.0%, p=0.63</w:t>
+      </w:r>
+      <w:r>
+        <w:rPr>
+          <w:rFonts w:ascii="Calibri" w:hAnsi="Calibri" w:eastAsia="Microsoft JhengHei"/>
+          <w:sz w:val="22"/>
+        </w:rPr>
+        <w:t xml:space="preserve">. Non-inferiority was </w:t>
+      </w:r>
+      <w:r>
+        <w:rPr>
+          <w:rFonts w:ascii="Calibri" w:hAnsi="Calibri" w:eastAsia="Microsoft JhengHei"/>
+          <w:b/>
+          <w:sz w:val="22"/>
+        </w:rPr>
+        <w:t>not met</w:t>
+      </w:r>
+      <w:r>
+        <w:rPr>
+          <w:rFonts w:ascii="Calibri" w:hAnsi="Calibri" w:eastAsia="Microsoft JhengHei"/>
+          <w:sz w:val="22"/>
+        </w:rPr>
+        <w:t>. That analysis counts discontinuations as failures. Both numbers can be true: the graph is the leave-behind curve; 43% is the ITT primary.</w:t>
+      </w:r>
+      <w:r>
+        <w:rPr>
+          <w:rFonts w:ascii="Calibri" w:hAnsi="Calibri" w:eastAsia="Microsoft JhengHei"/>
+          <w:sz w:val="22"/>
+        </w:rPr>
+      </w:r>
+    </w:p>
+    <w:p>
+      <w:pPr>
+        <w:spacing w:after="120" w:line="276" w:lineRule="auto"/>
+      </w:pPr>
+      <w:r>
+        <w:rPr>
+          <w:rFonts w:ascii="Calibri" w:hAnsi="Calibri" w:eastAsia="Microsoft JhengHei"/>
+          <w:sz w:val="22"/>
+        </w:rPr>
+      </w:r>
+      <w:r>
+        <w:rPr>
+          <w:rFonts w:ascii="Calibri" w:hAnsi="Calibri" w:eastAsia="Microsoft JhengHei"/>
+          <w:sz w:val="22"/>
+        </w:rPr>
+        <w:t xml:space="preserve">The PI-aligned late primary from Gisslinger 2023 is </w:t>
+      </w:r>
+      <w:r>
+        <w:rPr>
+          <w:rFonts w:ascii="Calibri" w:hAnsi="Calibri" w:eastAsia="Microsoft JhengHei"/>
+          <w:b/>
+          <w:sz w:val="22"/>
+        </w:rPr>
+        <w:t>54.5% vs 34.9% at 72 months, p=0.02</w:t>
+      </w:r>
+      <w:r>
+        <w:rPr>
+          <w:rFonts w:ascii="Calibri" w:hAnsi="Calibri" w:eastAsia="Microsoft JhengHei"/>
+          <w:sz w:val="22"/>
+        </w:rPr>
+        <w:t>. LOCF 72.6% vs 47.3% is the published analogue of this ~70% visual.”</w:t>
+      </w:r>
+      <w:r>
+        <w:rPr>
+          <w:rFonts w:ascii="Calibri" w:hAnsi="Calibri" w:eastAsia="Microsoft JhengHei"/>
+          <w:sz w:val="22"/>
+        </w:rPr>
+      </w:r>
+    </w:p>
+    <w:p>
+      <w:pPr>
+        <w:spacing w:after="120" w:line="276" w:lineRule="auto"/>
+      </w:pPr>
+      <w:r>
+        <w:rPr>
+          <w:rFonts w:ascii="Calibri" w:hAnsi="Calibri" w:eastAsia="Microsoft JhengHei"/>
+          <w:sz w:val="22"/>
+        </w:rPr>
+      </w:r>
+      <w:r>
+        <w:rPr>
+          <w:rFonts w:ascii="Calibri" w:hAnsi="Calibri" w:eastAsia="Microsoft JhengHei"/>
+          <w:b/>
+          <w:sz w:val="22"/>
+        </w:rPr>
+        <w:t>4/127 box:</w:t>
+      </w:r>
+      <w:r>
+        <w:rPr>
+          <w:rFonts w:ascii="Calibri" w:hAnsi="Calibri" w:eastAsia="Microsoft JhengHei"/>
+          <w:sz w:val="22"/>
+        </w:rPr>
+      </w:r>
+    </w:p>
+    <w:p>
+      <w:pPr>
+        <w:spacing w:after="120" w:line="276" w:lineRule="auto"/>
+      </w:pPr>
+      <w:r>
+        <w:rPr>
+          <w:rFonts w:ascii="Calibri" w:hAnsi="Calibri" w:eastAsia="Microsoft JhengHei"/>
+          <w:sz w:val="22"/>
+        </w:rPr>
+      </w:r>
+      <w:r>
+        <w:rPr>
+          <w:rFonts w:ascii="Calibri" w:hAnsi="Calibri" w:eastAsia="Microsoft JhengHei"/>
+          <w:sz w:val="22"/>
+        </w:rPr>
+        <w:t xml:space="preserve">“Major thromboembolic events </w:t>
+      </w:r>
+      <w:r>
+        <w:rPr>
+          <w:rFonts w:ascii="Calibri" w:hAnsi="Calibri" w:eastAsia="Microsoft JhengHei"/>
+          <w:b/>
+          <w:sz w:val="22"/>
+        </w:rPr>
+        <w:t>3% (4/127)</w:t>
+      </w:r>
+      <w:r>
+        <w:rPr>
+          <w:rFonts w:ascii="Calibri" w:hAnsi="Calibri" w:eastAsia="Microsoft JhengHei"/>
+          <w:sz w:val="22"/>
+        </w:rPr>
+        <w:t xml:space="preserve"> at 36 months on this page. That is </w:t>
+      </w:r>
+      <w:r>
+        <w:rPr>
+          <w:rFonts w:ascii="Calibri" w:hAnsi="Calibri" w:eastAsia="Microsoft JhengHei"/>
+          <w:b/>
+          <w:sz w:val="22"/>
+        </w:rPr>
+        <w:t>not</w:t>
+      </w:r>
+      <w:r>
+        <w:rPr>
+          <w:rFonts w:ascii="Calibri" w:hAnsi="Calibri" w:eastAsia="Microsoft JhengHei"/>
+          <w:sz w:val="22"/>
+        </w:rPr>
+        <w:t xml:space="preserve"> the six-year EFS count of 5/95 — different set, different time, different composite.”</w:t>
+      </w:r>
+      <w:r>
+        <w:rPr>
+          <w:rFonts w:ascii="Calibri" w:hAnsi="Calibri" w:eastAsia="Microsoft JhengHei"/>
+          <w:sz w:val="22"/>
+        </w:rPr>
+      </w:r>
+    </w:p>
+    <w:p>
+      <w:pPr>
+        <w:pStyle w:val="Heading3"/>
+        <w:spacing w:after="120" w:line="276" w:lineRule="auto"/>
+      </w:pPr>
+      <w:r>
+        <w:rPr>
+          <w:rFonts w:ascii="Calibri" w:hAnsi="Calibri" w:eastAsia="Microsoft JhengHei"/>
+          <w:sz w:val="24"/>
+        </w:rPr>
+        <w:t>JAK2 — “allele burden”</w:t>
+      </w:r>
+      <w:r>
+        <w:rPr>
+          <w:rFonts w:ascii="Calibri" w:hAnsi="Calibri" w:eastAsia="Microsoft JhengHei"/>
+          <w:sz w:val="24"/>
+        </w:rPr>
+      </w:r>
+    </w:p>
+    <w:p>
+      <w:pPr>
+        <w:spacing w:after="120" w:line="276" w:lineRule="auto"/>
+      </w:pPr>
+      <w:r>
+        <w:rPr>
+          <w:rFonts w:ascii="Calibri" w:hAnsi="Calibri" w:eastAsia="Microsoft JhengHei"/>
+          <w:sz w:val="22"/>
+        </w:rPr>
+      </w:r>
+      <w:r>
+        <w:rPr>
+          <w:rFonts w:ascii="Calibri" w:hAnsi="Calibri" w:eastAsia="Microsoft JhengHei"/>
+          <w:sz w:val="22"/>
+        </w:rPr>
+        <w:t xml:space="preserve">“Median VAF </w:t>
+      </w:r>
+      <w:r>
+        <w:rPr>
+          <w:rFonts w:ascii="Calibri" w:hAnsi="Calibri" w:eastAsia="Microsoft JhengHei"/>
+          <w:b/>
+          <w:sz w:val="22"/>
+        </w:rPr>
+        <w:t>37% down to 8%</w:t>
+      </w:r>
+      <w:r>
+        <w:rPr>
+          <w:rFonts w:ascii="Calibri" w:hAnsi="Calibri" w:eastAsia="Microsoft JhengHei"/>
+          <w:sz w:val="22"/>
+        </w:rPr>
+        <w:t xml:space="preserve"> on ropeg at 60 months. HU/BAT </w:t>
+      </w:r>
+      <w:r>
+        <w:rPr>
+          <w:rFonts w:ascii="Calibri" w:hAnsi="Calibri" w:eastAsia="Microsoft JhengHei"/>
+          <w:b/>
+          <w:sz w:val="22"/>
+        </w:rPr>
+        <w:t>38% to 44%</w:t>
+      </w:r>
+      <w:r>
+        <w:rPr>
+          <w:rFonts w:ascii="Calibri" w:hAnsi="Calibri" w:eastAsia="Microsoft JhengHei"/>
+          <w:sz w:val="22"/>
+        </w:rPr>
+        <w:t xml:space="preserve"> — it rebounds. Higher mutant burden is associated with thrombosis, hemorrhage, and fibrotic progression. I am </w:t>
+      </w:r>
+      <w:r>
+        <w:rPr>
+          <w:rFonts w:ascii="Calibri" w:hAnsi="Calibri" w:eastAsia="Microsoft JhengHei"/>
+          <w:b/>
+          <w:sz w:val="22"/>
+        </w:rPr>
+        <w:t>not</w:t>
+      </w:r>
+      <w:r>
+        <w:rPr>
+          <w:rFonts w:ascii="Calibri" w:hAnsi="Calibri" w:eastAsia="Microsoft JhengHei"/>
+          <w:sz w:val="22"/>
+        </w:rPr>
+        <w:t xml:space="preserve"> saying you can stop the drug at 8%, and I am not claiming treatment-free remission.”</w:t>
+      </w:r>
+      <w:r>
+        <w:rPr>
+          <w:rFonts w:ascii="Calibri" w:hAnsi="Calibri" w:eastAsia="Microsoft JhengHei"/>
+          <w:sz w:val="22"/>
+        </w:rPr>
+      </w:r>
+    </w:p>
+    <w:p>
+      <w:pPr>
+        <w:spacing w:after="120" w:line="276" w:lineRule="auto"/>
+      </w:pPr>
+      <w:r>
+        <w:rPr>
+          <w:rFonts w:ascii="Calibri" w:hAnsi="Calibri" w:eastAsia="Microsoft JhengHei"/>
+          <w:sz w:val="22"/>
+        </w:rPr>
+      </w:r>
+      <w:r>
+        <w:rPr>
+          <w:rFonts w:ascii="Calibri" w:hAnsi="Calibri" w:eastAsia="Microsoft JhengHei"/>
+          <w:sz w:val="22"/>
+        </w:rPr>
+        <w:t>If he says “selectively depletes HSCs”: stay on the page; do not expand to “eradicates the clone.”</w:t>
+      </w:r>
+      <w:r>
+        <w:rPr>
+          <w:rFonts w:ascii="Calibri" w:hAnsi="Calibri" w:eastAsia="Microsoft JhengHei"/>
+          <w:sz w:val="22"/>
+        </w:rPr>
+      </w:r>
+    </w:p>
+    <w:p>
+      <w:pPr>
+        <w:pStyle w:val="Heading3"/>
+        <w:spacing w:after="120" w:line="276" w:lineRule="auto"/>
+      </w:pPr>
+      <w:r>
+        <w:rPr>
+          <w:rFonts w:ascii="Calibri" w:hAnsi="Calibri" w:eastAsia="Microsoft JhengHei"/>
+          <w:sz w:val="24"/>
+        </w:rPr>
+        <w:t>EFS KM</w:t>
+      </w:r>
+      <w:r>
+        <w:rPr>
+          <w:rFonts w:ascii="Calibri" w:hAnsi="Calibri" w:eastAsia="Microsoft JhengHei"/>
+          <w:sz w:val="24"/>
+        </w:rPr>
+      </w:r>
+    </w:p>
+    <w:p>
+      <w:pPr>
+        <w:spacing w:after="120" w:line="276" w:lineRule="auto"/>
+      </w:pPr>
+      <w:r>
+        <w:rPr>
+          <w:rFonts w:ascii="Calibri" w:hAnsi="Calibri" w:eastAsia="Microsoft JhengHei"/>
+          <w:sz w:val="22"/>
+        </w:rPr>
+      </w:r>
+      <w:r>
+        <w:rPr>
+          <w:rFonts w:ascii="Calibri" w:hAnsi="Calibri" w:eastAsia="Microsoft JhengHei"/>
+          <w:sz w:val="22"/>
+        </w:rPr>
+        <w:t xml:space="preserve">“Event-free survival over at least six years: first risk events </w:t>
+      </w:r>
+      <w:r>
+        <w:rPr>
+          <w:rFonts w:ascii="Calibri" w:hAnsi="Calibri" w:eastAsia="Microsoft JhengHei"/>
+          <w:b/>
+          <w:sz w:val="22"/>
+        </w:rPr>
+        <w:t>5 in 95 vs 12 in 74, p=0.04</w:t>
+      </w:r>
+      <w:r>
+        <w:rPr>
+          <w:rFonts w:ascii="Calibri" w:hAnsi="Calibri" w:eastAsia="Microsoft JhengHei"/>
+          <w:sz w:val="22"/>
+        </w:rPr>
+        <w:t xml:space="preserve">. Events on this page are </w:t>
+      </w:r>
+      <w:r>
+        <w:rPr>
+          <w:rFonts w:ascii="Calibri" w:hAnsi="Calibri" w:eastAsia="Microsoft JhengHei"/>
+          <w:b/>
+          <w:sz w:val="22"/>
+        </w:rPr>
+        <w:t>progression, death, and thromboembolic events</w:t>
+      </w:r>
+      <w:r>
+        <w:rPr>
+          <w:rFonts w:ascii="Calibri" w:hAnsi="Calibri" w:eastAsia="Microsoft JhengHei"/>
+          <w:sz w:val="22"/>
+        </w:rPr>
+        <w:t xml:space="preserve">. This is </w:t>
+      </w:r>
+      <w:r>
+        <w:rPr>
+          <w:rFonts w:ascii="Calibri" w:hAnsi="Calibri" w:eastAsia="Microsoft JhengHei"/>
+          <w:b/>
+          <w:sz w:val="22"/>
+        </w:rPr>
+        <w:t>not</w:t>
+      </w:r>
+      <w:r>
+        <w:rPr>
+          <w:rFonts w:ascii="Calibri" w:hAnsi="Calibri" w:eastAsia="Microsoft JhengHei"/>
+          <w:sz w:val="22"/>
+        </w:rPr>
+        <w:t xml:space="preserve"> overall survival. I will not say it prevents leukemia — the AML cases in this analysis sat in the control arm and the numbers are small.”</w:t>
+      </w:r>
+      <w:r>
+        <w:rPr>
+          <w:rFonts w:ascii="Calibri" w:hAnsi="Calibri" w:eastAsia="Microsoft JhengHei"/>
+          <w:sz w:val="22"/>
+        </w:rPr>
+      </w:r>
+    </w:p>
+    <w:p>
+      <w:pPr>
+        <w:spacing w:after="120" w:line="276" w:lineRule="auto"/>
+      </w:pPr>
+      <w:r>
+        <w:rPr>
+          <w:rFonts w:ascii="Calibri" w:hAnsi="Calibri" w:eastAsia="Microsoft JhengHei"/>
+          <w:sz w:val="22"/>
+        </w:rPr>
+      </w:r>
+      <w:r>
+        <w:rPr>
+          <w:rFonts w:ascii="Calibri" w:hAnsi="Calibri" w:eastAsia="Microsoft JhengHei"/>
+          <w:sz w:val="22"/>
+        </w:rPr>
+        <w:t xml:space="preserve">If he wants the KM number: probability </w:t>
+      </w:r>
+      <w:r>
+        <w:rPr>
+          <w:rFonts w:ascii="Calibri" w:hAnsi="Calibri" w:eastAsia="Microsoft JhengHei"/>
+          <w:b/>
+          <w:sz w:val="22"/>
+        </w:rPr>
+        <w:t>0.94 vs 0.82</w:t>
+      </w:r>
+      <w:r>
+        <w:rPr>
+          <w:rFonts w:ascii="Calibri" w:hAnsi="Calibri" w:eastAsia="Microsoft JhengHei"/>
+          <w:sz w:val="22"/>
+        </w:rPr>
+        <w:t xml:space="preserve">, HR </w:t>
+      </w:r>
+      <w:r>
+        <w:rPr>
+          <w:rFonts w:ascii="Calibri" w:hAnsi="Calibri" w:eastAsia="Microsoft JhengHei"/>
+          <w:b/>
+          <w:sz w:val="22"/>
+        </w:rPr>
+        <w:t>0.34</w:t>
+      </w:r>
+      <w:r>
+        <w:rPr>
+          <w:rFonts w:ascii="Calibri" w:hAnsi="Calibri" w:eastAsia="Microsoft JhengHei"/>
+          <w:sz w:val="22"/>
+        </w:rPr>
+        <w:t>.</w:t>
+      </w:r>
+      <w:r>
+        <w:rPr>
+          <w:rFonts w:ascii="Calibri" w:hAnsi="Calibri" w:eastAsia="Microsoft JhengHei"/>
+          <w:sz w:val="22"/>
+        </w:rPr>
+      </w:r>
+    </w:p>
+    <w:p>
+      <w:pPr>
+        <w:pStyle w:val="Heading3"/>
+        <w:spacing w:after="120" w:line="276" w:lineRule="auto"/>
+      </w:pPr>
+      <w:r>
+        <w:rPr>
+          <w:rFonts w:ascii="Calibri" w:hAnsi="Calibri" w:eastAsia="Microsoft JhengHei"/>
+          <w:sz w:val="24"/>
+        </w:rPr>
+        <w:t>Safety page 9</w:t>
+      </w:r>
+      <w:r>
+        <w:rPr>
+          <w:rFonts w:ascii="Calibri" w:hAnsi="Calibri" w:eastAsia="Microsoft JhengHei"/>
+          <w:sz w:val="24"/>
+        </w:rPr>
+      </w:r>
+    </w:p>
+    <w:p>
+      <w:pPr>
+        <w:spacing w:after="120" w:line="276" w:lineRule="auto"/>
+      </w:pPr>
+      <w:r>
+        <w:rPr>
+          <w:rFonts w:ascii="Calibri" w:hAnsi="Calibri" w:eastAsia="Microsoft JhengHei"/>
+          <w:sz w:val="22"/>
+        </w:rPr>
+      </w:r>
+      <w:r>
+        <w:rPr>
+          <w:rFonts w:ascii="Calibri" w:hAnsi="Calibri" w:eastAsia="Microsoft JhengHei"/>
+          <w:sz w:val="22"/>
+        </w:rPr>
+        <w:t xml:space="preserve">“This table is </w:t>
+      </w:r>
+      <w:r>
+        <w:rPr>
+          <w:rFonts w:ascii="Calibri" w:hAnsi="Calibri" w:eastAsia="Microsoft JhengHei"/>
+          <w:b/>
+          <w:sz w:val="22"/>
+        </w:rPr>
+        <w:t>all-causality</w:t>
+      </w:r>
+      <w:r>
+        <w:rPr>
+          <w:rFonts w:ascii="Calibri" w:hAnsi="Calibri" w:eastAsia="Microsoft JhengHei"/>
+          <w:sz w:val="22"/>
+        </w:rPr>
+        <w:t>, 36 months, 127 vs 127.</w:t>
+      </w:r>
+      <w:r>
+        <w:rPr>
+          <w:rFonts w:ascii="Calibri" w:hAnsi="Calibri" w:eastAsia="Microsoft JhengHei"/>
+          <w:sz w:val="22"/>
+        </w:rPr>
+      </w:r>
+    </w:p>
+    <w:p>
+      <w:pPr>
+        <w:spacing w:after="120" w:line="276" w:lineRule="auto"/>
+      </w:pPr>
+      <w:r>
+        <w:rPr>
+          <w:rFonts w:ascii="Calibri" w:hAnsi="Calibri" w:eastAsia="Microsoft JhengHei"/>
+          <w:sz w:val="22"/>
+        </w:rPr>
+      </w:r>
+      <w:r>
+        <w:rPr>
+          <w:rFonts w:ascii="Calibri" w:hAnsi="Calibri" w:eastAsia="Microsoft JhengHei"/>
+          <w:sz w:val="22"/>
+        </w:rPr>
+        <w:t xml:space="preserve">Cytopenias are </w:t>
+      </w:r>
+      <w:r>
+        <w:rPr>
+          <w:rFonts w:ascii="Calibri" w:hAnsi="Calibri" w:eastAsia="Microsoft JhengHei"/>
+          <w:b/>
+          <w:sz w:val="22"/>
+        </w:rPr>
+        <w:t>not</w:t>
+      </w:r>
+      <w:r>
+        <w:rPr>
+          <w:rFonts w:ascii="Calibri" w:hAnsi="Calibri" w:eastAsia="Microsoft JhengHei"/>
+          <w:sz w:val="22"/>
+        </w:rPr>
+        <w:t xml:space="preserve"> worse than control — thrombocytopenia 21% vs 28%, leukopenia 18% vs 22%, anaemia 13% vs 24%. Fatigue 13% both.</w:t>
+      </w:r>
+      <w:r>
+        <w:rPr>
+          <w:rFonts w:ascii="Calibri" w:hAnsi="Calibri" w:eastAsia="Microsoft JhengHei"/>
+          <w:sz w:val="22"/>
+        </w:rPr>
+      </w:r>
+    </w:p>
+    <w:p>
+      <w:pPr>
+        <w:spacing w:after="120" w:line="276" w:lineRule="auto"/>
+      </w:pPr>
+      <w:r>
+        <w:rPr>
+          <w:rFonts w:ascii="Calibri" w:hAnsi="Calibri" w:eastAsia="Microsoft JhengHei"/>
+          <w:sz w:val="22"/>
+        </w:rPr>
+      </w:r>
+      <w:r>
+        <w:rPr>
+          <w:rFonts w:ascii="Calibri" w:hAnsi="Calibri" w:eastAsia="Microsoft JhengHei"/>
+          <w:sz w:val="22"/>
+        </w:rPr>
+        <w:t xml:space="preserve">The IFN signature is </w:t>
+      </w:r>
+      <w:r>
+        <w:rPr>
+          <w:rFonts w:ascii="Calibri" w:hAnsi="Calibri" w:eastAsia="Microsoft JhengHei"/>
+          <w:b/>
+          <w:sz w:val="22"/>
+        </w:rPr>
+        <w:t>liver enzymes</w:t>
+      </w:r>
+      <w:r>
+        <w:rPr>
+          <w:rFonts w:ascii="Calibri" w:hAnsi="Calibri" w:eastAsia="Microsoft JhengHei"/>
+          <w:sz w:val="22"/>
+        </w:rPr>
+        <w:t xml:space="preserve">: GGT </w:t>
+      </w:r>
+      <w:r>
+        <w:rPr>
+          <w:rFonts w:ascii="Calibri" w:hAnsi="Calibri" w:eastAsia="Microsoft JhengHei"/>
+          <w:b/>
+          <w:sz w:val="22"/>
+        </w:rPr>
+        <w:t>16% vs 2%</w:t>
+      </w:r>
+      <w:r>
+        <w:rPr>
+          <w:rFonts w:ascii="Calibri" w:hAnsi="Calibri" w:eastAsia="Microsoft JhengHei"/>
+          <w:sz w:val="22"/>
+        </w:rPr>
+        <w:t xml:space="preserve">, grade ≥3 </w:t>
+      </w:r>
+      <w:r>
+        <w:rPr>
+          <w:rFonts w:ascii="Calibri" w:hAnsi="Calibri" w:eastAsia="Microsoft JhengHei"/>
+          <w:b/>
+          <w:sz w:val="22"/>
+        </w:rPr>
+        <w:t>8% vs 2%</w:t>
+      </w:r>
+      <w:r>
+        <w:rPr>
+          <w:rFonts w:ascii="Calibri" w:hAnsi="Calibri" w:eastAsia="Microsoft JhengHei"/>
+          <w:sz w:val="22"/>
+        </w:rPr>
+        <w:t>; ALT 13% vs 2%; AST 10% vs 2%; arthralgia 12% vs 4%.</w:t>
+      </w:r>
+      <w:r>
+        <w:rPr>
+          <w:rFonts w:ascii="Calibri" w:hAnsi="Calibri" w:eastAsia="Microsoft JhengHei"/>
+          <w:sz w:val="22"/>
+        </w:rPr>
+      </w:r>
+    </w:p>
+    <w:p>
+      <w:pPr>
+        <w:spacing w:after="120" w:line="276" w:lineRule="auto"/>
+      </w:pPr>
+      <w:r>
+        <w:rPr>
+          <w:rFonts w:ascii="Calibri" w:hAnsi="Calibri" w:eastAsia="Microsoft JhengHei"/>
+          <w:sz w:val="22"/>
+        </w:rPr>
+      </w:r>
+      <w:r>
+        <w:rPr>
+          <w:rFonts w:ascii="Calibri" w:hAnsi="Calibri" w:eastAsia="Microsoft JhengHei"/>
+          <w:sz w:val="22"/>
+        </w:rPr>
+        <w:t xml:space="preserve">Separately, </w:t>
+      </w:r>
+      <w:r>
+        <w:rPr>
+          <w:rFonts w:ascii="Calibri" w:hAnsi="Calibri" w:eastAsia="Microsoft JhengHei"/>
+          <w:b/>
+          <w:sz w:val="22"/>
+        </w:rPr>
+        <w:t>drug-related discontinuation</w:t>
+      </w:r>
+      <w:r>
+        <w:rPr>
+          <w:rFonts w:ascii="Calibri" w:hAnsi="Calibri" w:eastAsia="Microsoft JhengHei"/>
+          <w:sz w:val="22"/>
+        </w:rPr>
+        <w:t xml:space="preserve"> is about </w:t>
+      </w:r>
+      <w:r>
+        <w:rPr>
+          <w:rFonts w:ascii="Calibri" w:hAnsi="Calibri" w:eastAsia="Microsoft JhengHei"/>
+          <w:b/>
+          <w:sz w:val="22"/>
+        </w:rPr>
+        <w:t>11% vs 2–3%</w:t>
+      </w:r>
+      <w:r>
+        <w:rPr>
+          <w:rFonts w:ascii="Calibri" w:hAnsi="Calibri" w:eastAsia="Microsoft JhengHei"/>
+          <w:sz w:val="22"/>
+        </w:rPr>
+        <w:t>. That is why we titrate by the PI and monitor LFTs and mood — not because grade ≥3 treatment-related events were higher (~16% both arms).”</w:t>
+      </w:r>
+      <w:r>
+        <w:rPr>
+          <w:rFonts w:ascii="Calibri" w:hAnsi="Calibri" w:eastAsia="Microsoft JhengHei"/>
+          <w:sz w:val="22"/>
+        </w:rPr>
+      </w:r>
+    </w:p>
+    <w:p>
+      <w:pPr>
+        <w:spacing w:after="120" w:line="276" w:lineRule="auto"/>
+      </w:pPr>
+      <w:r>
+        <w:rPr>
+          <w:rFonts w:ascii="Calibri" w:hAnsi="Calibri" w:eastAsia="Microsoft JhengHei"/>
+          <w:sz w:val="22"/>
+        </w:rPr>
+      </w:r>
+      <w:r>
+        <w:rPr>
+          <w:rFonts w:ascii="Calibri" w:hAnsi="Calibri" w:eastAsia="Microsoft JhengHei"/>
+          <w:sz w:val="22"/>
+        </w:rPr>
+        <w:t xml:space="preserve">Do </w:t>
+      </w:r>
+      <w:r>
+        <w:rPr>
+          <w:rFonts w:ascii="Calibri" w:hAnsi="Calibri" w:eastAsia="Microsoft JhengHei"/>
+          <w:b/>
+          <w:sz w:val="22"/>
+        </w:rPr>
+        <w:t>not</w:t>
+      </w:r>
+      <w:r>
+        <w:rPr>
+          <w:rFonts w:ascii="Calibri" w:hAnsi="Calibri" w:eastAsia="Microsoft JhengHei"/>
+          <w:sz w:val="22"/>
+        </w:rPr>
+        <w:t xml:space="preserve"> quote Japan Ph2 alopecia 55.2% unless he asks about Asian hair loss; PI lists alopecia around 6–7%.</w:t>
+      </w:r>
+      <w:r>
+        <w:rPr>
+          <w:rFonts w:ascii="Calibri" w:hAnsi="Calibri" w:eastAsia="Microsoft JhengHei"/>
+          <w:sz w:val="22"/>
+        </w:rPr>
+      </w:r>
+    </w:p>
+    <w:p>
+      <w:pPr>
+        <w:pStyle w:val="Heading3"/>
+        <w:spacing w:after="120" w:line="276" w:lineRule="auto"/>
+      </w:pPr>
+      <w:r>
+        <w:rPr>
+          <w:rFonts w:ascii="Calibri" w:hAnsi="Calibri" w:eastAsia="Microsoft JhengHei"/>
+          <w:sz w:val="24"/>
+        </w:rPr>
+        <w:t>PI page</w:t>
+      </w:r>
+      <w:r>
+        <w:rPr>
+          <w:rFonts w:ascii="Calibri" w:hAnsi="Calibri" w:eastAsia="Microsoft JhengHei"/>
+          <w:sz w:val="24"/>
+        </w:rPr>
+      </w:r>
+    </w:p>
+    <w:p>
+      <w:pPr>
+        <w:spacing w:after="120" w:line="276" w:lineRule="auto"/>
+      </w:pPr>
+      <w:r>
+        <w:rPr>
+          <w:rFonts w:ascii="Calibri" w:hAnsi="Calibri" w:eastAsia="Microsoft JhengHei"/>
+          <w:sz w:val="22"/>
+        </w:rPr>
+      </w:r>
+      <w:r>
+        <w:rPr>
+          <w:rFonts w:ascii="Calibri" w:hAnsi="Calibri" w:eastAsia="Microsoft JhengHei"/>
+          <w:sz w:val="22"/>
+        </w:rPr>
+        <w:t xml:space="preserve">“Start </w:t>
+      </w:r>
+      <w:r>
+        <w:rPr>
+          <w:rFonts w:ascii="Calibri" w:hAnsi="Calibri" w:eastAsia="Microsoft JhengHei"/>
+          <w:b/>
+          <w:sz w:val="22"/>
+        </w:rPr>
+        <w:t>100 micrograms every two weeks</w:t>
+      </w:r>
+      <w:r>
+        <w:rPr>
+          <w:rFonts w:ascii="Calibri" w:hAnsi="Calibri" w:eastAsia="Microsoft JhengHei"/>
+          <w:sz w:val="22"/>
+        </w:rPr>
+        <w:t xml:space="preserve">, or </w:t>
+      </w:r>
+      <w:r>
+        <w:rPr>
+          <w:rFonts w:ascii="Calibri" w:hAnsi="Calibri" w:eastAsia="Microsoft JhengHei"/>
+          <w:b/>
+          <w:sz w:val="22"/>
+        </w:rPr>
+        <w:t>50</w:t>
+      </w:r>
+      <w:r>
+        <w:rPr>
+          <w:rFonts w:ascii="Calibri" w:hAnsi="Calibri" w:eastAsia="Microsoft JhengHei"/>
+          <w:sz w:val="22"/>
+        </w:rPr>
+        <w:t xml:space="preserve"> if already on another cytoreductive, or if GFR is 15–29. Up by 50 every two weeks to Hct &lt;45%, platelets &lt;400, WBC &lt;10. Max 500 every two weeks. After at least 1.5 years stable, the interval </w:t>
+      </w:r>
+      <w:r>
+        <w:rPr>
+          <w:rFonts w:ascii="Calibri" w:hAnsi="Calibri" w:eastAsia="Microsoft JhengHei"/>
+          <w:b/>
+          <w:sz w:val="22"/>
+        </w:rPr>
+        <w:t>may</w:t>
+      </w:r>
+      <w:r>
+        <w:rPr>
+          <w:rFonts w:ascii="Calibri" w:hAnsi="Calibri" w:eastAsia="Microsoft JhengHei"/>
+          <w:sz w:val="22"/>
+        </w:rPr>
+        <w:t xml:space="preserve"> go to every four weeks.</w:t>
+      </w:r>
+      <w:r>
+        <w:rPr>
+          <w:rFonts w:ascii="Calibri" w:hAnsi="Calibri" w:eastAsia="Microsoft JhengHei"/>
+          <w:sz w:val="22"/>
+        </w:rPr>
+      </w:r>
+    </w:p>
+    <w:p>
+      <w:pPr>
+        <w:spacing w:after="120" w:line="276" w:lineRule="auto"/>
+      </w:pPr>
+      <w:r>
+        <w:rPr>
+          <w:rFonts w:ascii="Calibri" w:hAnsi="Calibri" w:eastAsia="Microsoft JhengHei"/>
+          <w:sz w:val="22"/>
+        </w:rPr>
+      </w:r>
+      <w:r>
+        <w:rPr>
+          <w:rFonts w:ascii="Calibri" w:hAnsi="Calibri" w:eastAsia="Microsoft JhengHei"/>
+          <w:b/>
+          <w:sz w:val="22"/>
+        </w:rPr>
+        <w:t>Not</w:t>
+      </w:r>
+      <w:r>
+        <w:rPr>
+          <w:rFonts w:ascii="Calibri" w:hAnsi="Calibri" w:eastAsia="Microsoft JhengHei"/>
+          <w:sz w:val="22"/>
+        </w:rPr>
+        <w:t xml:space="preserve"> the 250–350–500 HIDAT schedule — that is not the Hong Kong label.</w:t>
+      </w:r>
+      <w:r>
+        <w:rPr>
+          <w:rFonts w:ascii="Calibri" w:hAnsi="Calibri" w:eastAsia="Microsoft JhengHei"/>
+          <w:sz w:val="22"/>
+        </w:rPr>
+      </w:r>
+    </w:p>
+    <w:p>
+      <w:pPr>
+        <w:spacing w:after="120" w:line="276" w:lineRule="auto"/>
+      </w:pPr>
+      <w:r>
+        <w:rPr>
+          <w:rFonts w:ascii="Calibri" w:hAnsi="Calibri" w:eastAsia="Microsoft JhengHei"/>
+          <w:sz w:val="22"/>
+        </w:rPr>
+      </w:r>
+      <w:r>
+        <w:rPr>
+          <w:rFonts w:ascii="Calibri" w:hAnsi="Calibri" w:eastAsia="Microsoft JhengHei"/>
+          <w:sz w:val="22"/>
+        </w:rPr>
+        <w:t xml:space="preserve">Contraindications on this page include </w:t>
+      </w:r>
+      <w:r>
+        <w:rPr>
+          <w:rFonts w:ascii="Calibri" w:hAnsi="Calibri" w:eastAsia="Microsoft JhengHei"/>
+          <w:b/>
+          <w:sz w:val="22"/>
+        </w:rPr>
+        <w:t>thyroid disease unless controlled</w:t>
+      </w:r>
+      <w:r>
+        <w:rPr>
+          <w:rFonts w:ascii="Calibri" w:hAnsi="Calibri" w:eastAsia="Microsoft JhengHei"/>
+          <w:sz w:val="22"/>
+        </w:rPr>
+        <w:t>, decompensated cirrhosis, ESRD, severe psychiatric disease, severe uncontrolled CV disease, autoimmune disease, transplant immunosuppression, telbivudine.”</w:t>
+      </w:r>
+      <w:r>
+        <w:rPr>
+          <w:rFonts w:ascii="Calibri" w:hAnsi="Calibri" w:eastAsia="Microsoft JhengHei"/>
+          <w:sz w:val="22"/>
+        </w:rPr>
+      </w:r>
+    </w:p>
+    <w:p>
+      <w:pPr>
+        <w:pBdr>
+          <w:bottom w:val="single" w:sz="6" w:space="1" w:color="auto"/>
+        </w:pBdr>
+        <w:spacing w:after="120" w:line="276" w:lineRule="auto"/>
+      </w:pPr>
+      <w:r>
+        <w:rPr>
+          <w:rFonts w:ascii="Calibri" w:hAnsi="Calibri" w:eastAsia="Microsoft JhengHei"/>
+          <w:sz w:val="22"/>
+        </w:rPr>
+      </w:r>
+    </w:p>
+    <w:p>
+      <w:pPr>
+        <w:pStyle w:val="Heading2"/>
+        <w:spacing w:after="120" w:line="276" w:lineRule="auto"/>
+      </w:pPr>
+      <w:r>
+        <w:rPr>
+          <w:rFonts w:ascii="Calibri" w:hAnsi="Calibri" w:eastAsia="Microsoft JhengHei"/>
+          <w:sz w:val="28"/>
+        </w:rPr>
         <w:t>Likely pushbacks (two sentences each)</w:t>
       </w:r>
-      <w:r/>
+      <w:r>
+        <w:rPr>
+          <w:rFonts w:ascii="Calibri" w:hAnsi="Calibri" w:eastAsia="Microsoft JhengHei"/>
+          <w:sz w:val="28"/>
+        </w:rPr>
+      </w:r>
     </w:p>
     <w:tbl>
       <w:tblPr>
@@ -1560,7 +4076,9 @@
           <w:p>
             <w:r>
               <w:rPr>
+                <w:rFonts w:ascii="Calibri" w:hAnsi="Calibri" w:eastAsia="Microsoft JhengHei"/>
                 <w:b/>
+                <w:sz w:val="20"/>
               </w:rPr>
               <w:t>He says</w:t>
             </w:r>
@@ -1573,7 +4091,9 @@
           <w:p>
             <w:r>
               <w:rPr>
+                <w:rFonts w:ascii="Calibri" w:hAnsi="Calibri" w:eastAsia="Microsoft JhengHei"/>
                 <w:b/>
+                <w:sz w:val="20"/>
               </w:rPr>
               <w:t>You say</w:t>
             </w:r>
@@ -1587,6 +4107,10 @@
           </w:tcPr>
           <w:p>
             <w:r>
+              <w:rPr>
+                <w:rFonts w:ascii="Calibri" w:hAnsi="Calibri" w:eastAsia="Microsoft JhengHei"/>
+                <w:sz w:val="20"/>
+              </w:rPr>
               <w:t>“It failed at one year.”</w:t>
             </w:r>
           </w:p>
@@ -1597,42 +4121,70 @@
           </w:tcPr>
           <w:p>
             <w:r>
+              <w:rPr>
+                <w:rFonts w:ascii="Calibri" w:hAnsi="Calibri" w:eastAsia="Microsoft JhengHei"/>
+                <w:sz w:val="20"/>
+              </w:rPr>
               <w:t xml:space="preserve">Agree: </w:t>
             </w:r>
             <w:r>
               <w:rPr>
+                <w:rFonts w:ascii="Calibri" w:hAnsi="Calibri" w:eastAsia="Microsoft JhengHei"/>
                 <w:b/>
+                <w:sz w:val="20"/>
               </w:rPr>
               <w:t>43.1% vs 46%, p=0.63</w:t>
             </w:r>
             <w:r>
+              <w:rPr>
+                <w:rFonts w:ascii="Calibri" w:hAnsi="Calibri" w:eastAsia="Microsoft JhengHei"/>
+                <w:sz w:val="20"/>
+              </w:rPr>
               <w:t xml:space="preserve"> . HU is faster. The reason to consider ropeg is the </w:t>
             </w:r>
             <w:r>
               <w:rPr>
+                <w:rFonts w:ascii="Calibri" w:hAnsi="Calibri" w:eastAsia="Microsoft JhengHei"/>
                 <w:b/>
+                <w:sz w:val="20"/>
               </w:rPr>
               <w:t>crossing CHR curve</w:t>
             </w:r>
             <w:r>
+              <w:rPr>
+                <w:rFonts w:ascii="Calibri" w:hAnsi="Calibri" w:eastAsia="Microsoft JhengHei"/>
+                <w:sz w:val="20"/>
+              </w:rPr>
               <w:t xml:space="preserve"> , </w:t>
             </w:r>
             <w:r>
               <w:rPr>
+                <w:rFonts w:ascii="Calibri" w:hAnsi="Calibri" w:eastAsia="Microsoft JhengHei"/>
                 <w:b/>
+                <w:sz w:val="20"/>
               </w:rPr>
               <w:t>JAK2 rebound on HU</w:t>
             </w:r>
             <w:r>
+              <w:rPr>
+                <w:rFonts w:ascii="Calibri" w:hAnsi="Calibri" w:eastAsia="Microsoft JhengHei"/>
+                <w:sz w:val="20"/>
+              </w:rPr>
               <w:t xml:space="preserve"> , and </w:t>
             </w:r>
             <w:r>
               <w:rPr>
+                <w:rFonts w:ascii="Calibri" w:hAnsi="Calibri" w:eastAsia="Microsoft JhengHei"/>
                 <w:b/>
+                <w:sz w:val="20"/>
               </w:rPr>
               <w:t>EFS 5/95 vs 12/74, p=0.04</w:t>
             </w:r>
             <w:r>
+              <w:rPr>
+                <w:rFonts w:ascii="Calibri" w:hAnsi="Calibri" w:eastAsia="Microsoft JhengHei"/>
+                <w:sz w:val="20"/>
+              </w:rPr>
               <w:t xml:space="preserve"> — not a 12-month snapshot.</w:t>
             </w:r>
           </w:p>
@@ -1645,6 +4197,10 @@
           </w:tcPr>
           <w:p>
             <w:r>
+              <w:rPr>
+                <w:rFonts w:ascii="Calibri" w:hAnsi="Calibri" w:eastAsia="Microsoft JhengHei"/>
+                <w:sz w:val="20"/>
+              </w:rPr>
               <w:t>“This 84% is promotional.”</w:t>
             </w:r>
           </w:p>
@@ -1655,24 +4211,40 @@
           </w:tcPr>
           <w:p>
             <w:r>
+              <w:rPr>
+                <w:rFonts w:ascii="Calibri" w:hAnsi="Calibri" w:eastAsia="Microsoft JhengHei"/>
+                <w:sz w:val="20"/>
+              </w:rPr>
               <w:t xml:space="preserve">It is </w:t>
             </w:r>
             <w:r>
               <w:rPr>
+                <w:rFonts w:ascii="Calibri" w:hAnsi="Calibri" w:eastAsia="Microsoft JhengHei"/>
                 <w:b/>
+                <w:sz w:val="20"/>
               </w:rPr>
               <w:t>ever-CHR</w:t>
             </w:r>
             <w:r>
+              <w:rPr>
+                <w:rFonts w:ascii="Calibri" w:hAnsi="Calibri" w:eastAsia="Microsoft JhengHei"/>
+                <w:sz w:val="20"/>
+              </w:rPr>
               <w:t xml:space="preserve"> with a footnote. The snapshot/LOCF curve is ~73% at 5 years. The conservative late primary is </w:t>
             </w:r>
             <w:r>
               <w:rPr>
+                <w:rFonts w:ascii="Calibri" w:hAnsi="Calibri" w:eastAsia="Microsoft JhengHei"/>
                 <w:b/>
+                <w:sz w:val="20"/>
               </w:rPr>
               <w:t>54.5% vs 34.9%, p=0.02</w:t>
             </w:r>
             <w:r>
+              <w:rPr>
+                <w:rFonts w:ascii="Calibri" w:hAnsi="Calibri" w:eastAsia="Microsoft JhengHei"/>
+                <w:sz w:val="20"/>
+              </w:rPr>
               <w:t xml:space="preserve"> . I will use whichever analysis we are pointing at.</w:t>
             </w:r>
           </w:p>
@@ -1685,6 +4257,10 @@
           </w:tcPr>
           <w:p>
             <w:r>
+              <w:rPr>
+                <w:rFonts w:ascii="Calibri" w:hAnsi="Calibri" w:eastAsia="Microsoft JhengHei"/>
+                <w:sz w:val="20"/>
+              </w:rPr>
               <w:t>“I already use Pegasys / China ropeg.”</w:t>
             </w:r>
           </w:p>
@@ -1695,33 +4271,55 @@
           </w:tcPr>
           <w:p>
             <w:r>
+              <w:rPr>
+                <w:rFonts w:ascii="Calibri" w:hAnsi="Calibri" w:eastAsia="Microsoft JhengHei"/>
+                <w:sz w:val="20"/>
+              </w:rPr>
               <w:t xml:space="preserve">No head-to-head. The PI forbids potency comparisons across the IFN class. I can stay on </w:t>
             </w:r>
             <w:r>
               <w:rPr>
+                <w:rFonts w:ascii="Calibri" w:hAnsi="Calibri" w:eastAsia="Microsoft JhengHei"/>
                 <w:b/>
+                <w:sz w:val="20"/>
               </w:rPr>
               <w:t>PV vs HU/phlebotomy</w:t>
             </w:r>
             <w:r>
+              <w:rPr>
+                <w:rFonts w:ascii="Calibri" w:hAnsi="Calibri" w:eastAsia="Microsoft JhengHei"/>
+                <w:sz w:val="20"/>
+              </w:rPr>
               <w:t xml:space="preserve"> , </w:t>
             </w:r>
             <w:r>
               <w:rPr>
+                <w:rFonts w:ascii="Calibri" w:hAnsi="Calibri" w:eastAsia="Microsoft JhengHei"/>
                 <w:b/>
+                <w:sz w:val="20"/>
               </w:rPr>
               <w:t>q2w/q4w</w:t>
             </w:r>
             <w:r>
+              <w:rPr>
+                <w:rFonts w:ascii="Calibri" w:hAnsi="Calibri" w:eastAsia="Microsoft JhengHei"/>
+                <w:sz w:val="20"/>
+              </w:rPr>
               <w:t xml:space="preserve"> , and </w:t>
             </w:r>
             <w:r>
               <w:rPr>
+                <w:rFonts w:ascii="Calibri" w:hAnsi="Calibri" w:eastAsia="Microsoft JhengHei"/>
                 <w:b/>
+                <w:sz w:val="20"/>
               </w:rPr>
               <w:t>local PI start</w:t>
             </w:r>
             <w:r>
+              <w:rPr>
+                <w:rFonts w:ascii="Calibri" w:hAnsi="Calibri" w:eastAsia="Microsoft JhengHei"/>
+                <w:sz w:val="20"/>
+              </w:rPr>
               <w:t xml:space="preserve"> . Log the exchange.</w:t>
             </w:r>
           </w:p>
@@ -1734,6 +4332,10 @@
           </w:tcPr>
           <w:p>
             <w:r>
+              <w:rPr>
+                <w:rFonts w:ascii="Calibri" w:hAnsi="Calibri" w:eastAsia="Microsoft JhengHei"/>
+                <w:sz w:val="20"/>
+              </w:rPr>
               <w:t>“HU is cheaper and enough.”</w:t>
             </w:r>
           </w:p>
@@ -1744,6 +4346,10 @@
           </w:tcPr>
           <w:p>
             <w:r>
+              <w:rPr>
+                <w:rFonts w:ascii="Calibri" w:hAnsi="Calibri" w:eastAsia="Microsoft JhengHei"/>
+                <w:sz w:val="20"/>
+              </w:rPr>
               <w:t>For rapid cytoreduction, often yes. For patients who will be on therapy for years, CHR at 72 months and EFS are the named long-term data. Match the drug to the time horizon.</w:t>
             </w:r>
           </w:p>
@@ -1756,6 +4362,10 @@
           </w:tcPr>
           <w:p>
             <w:r>
+              <w:rPr>
+                <w:rFonts w:ascii="Calibri" w:hAnsi="Calibri" w:eastAsia="Microsoft JhengHei"/>
+                <w:sz w:val="20"/>
+              </w:rPr>
               <w:t>“Will HA list it?”</w:t>
             </w:r>
           </w:p>
@@ -1767,11 +4377,17 @@
           <w:p>
             <w:r>
               <w:rPr>
+                <w:rFonts w:ascii="Calibri" w:hAnsi="Calibri" w:eastAsia="Microsoft JhengHei"/>
                 <w:b/>
+                <w:sz w:val="20"/>
               </w:rPr>
               <w:t>Not listed.</w:t>
             </w:r>
             <w:r>
+              <w:rPr>
+                <w:rFonts w:ascii="Calibri" w:hAnsi="Calibri" w:eastAsia="Microsoft JhengHei"/>
+                <w:sz w:val="20"/>
+              </w:rPr>
               <w:t xml:space="preserve"> Private + PSP is the current bridge. I will not give a listing date.</w:t>
             </w:r>
           </w:p>
@@ -1784,6 +4400,10 @@
           </w:tcPr>
           <w:p>
             <w:r>
+              <w:rPr>
+                <w:rFonts w:ascii="Calibri" w:hAnsi="Calibri" w:eastAsia="Microsoft JhengHei"/>
+                <w:sz w:val="20"/>
+              </w:rPr>
               <w:t>“Start 250–350–500.”</w:t>
             </w:r>
           </w:p>
@@ -1794,15 +4414,25 @@
           </w:tcPr>
           <w:p>
             <w:r>
+              <w:rPr>
+                <w:rFonts w:ascii="Calibri" w:hAnsi="Calibri" w:eastAsia="Microsoft JhengHei"/>
+                <w:sz w:val="20"/>
+              </w:rPr>
               <w:t xml:space="preserve">Hong Kong PI start is </w:t>
             </w:r>
             <w:r>
               <w:rPr>
+                <w:rFonts w:ascii="Calibri" w:hAnsi="Calibri" w:eastAsia="Microsoft JhengHei"/>
                 <w:b/>
+                <w:sz w:val="20"/>
               </w:rPr>
               <w:t>100/50 µg</w:t>
             </w:r>
             <w:r>
+              <w:rPr>
+                <w:rFonts w:ascii="Calibri" w:hAnsi="Calibri" w:eastAsia="Microsoft JhengHei"/>
+                <w:sz w:val="20"/>
+              </w:rPr>
               <w:t xml:space="preserve"> .</w:t>
             </w:r>
           </w:p>
@@ -1815,6 +4445,10 @@
           </w:tcPr>
           <w:p>
             <w:r>
+              <w:rPr>
+                <w:rFonts w:ascii="Calibri" w:hAnsi="Calibri" w:eastAsia="Microsoft JhengHei"/>
+                <w:sz w:val="20"/>
+              </w:rPr>
               <w:t>“ET / MF / spleen.”</w:t>
             </w:r>
           </w:p>
@@ -1825,24 +4459,40 @@
           </w:tcPr>
           <w:p>
             <w:r>
+              <w:rPr>
+                <w:rFonts w:ascii="Calibri" w:hAnsi="Calibri" w:eastAsia="Microsoft JhengHei"/>
+                <w:sz w:val="20"/>
+              </w:rPr>
               <w:t xml:space="preserve">Not in the HK indication. If he asks, </w:t>
             </w:r>
             <w:r>
               <w:rPr>
+                <w:rFonts w:ascii="Calibri" w:hAnsi="Calibri" w:eastAsia="Microsoft JhengHei"/>
                 <w:b/>
+                <w:sz w:val="20"/>
               </w:rPr>
               <w:t>reactive only</w:t>
             </w:r>
             <w:r>
+              <w:rPr>
+                <w:rFonts w:ascii="Calibri" w:hAnsi="Calibri" w:eastAsia="Microsoft JhengHei"/>
+                <w:sz w:val="20"/>
+              </w:rPr>
               <w:t xml:space="preserve"> : cite PI, no leave-behind on ET/MF, document in Veeva. Symptomatic splenomegaly = </w:t>
             </w:r>
             <w:r>
               <w:rPr>
+                <w:rFonts w:ascii="Calibri" w:hAnsi="Calibri" w:eastAsia="Microsoft JhengHei"/>
                 <w:b/>
+                <w:sz w:val="20"/>
               </w:rPr>
               <w:t>do not</w:t>
             </w:r>
             <w:r>
+              <w:rPr>
+                <w:rFonts w:ascii="Calibri" w:hAnsi="Calibri" w:eastAsia="Microsoft JhengHei"/>
+                <w:sz w:val="20"/>
+              </w:rPr>
               <w:t xml:space="preserve"> position BESREMi.</w:t>
             </w:r>
           </w:p>
@@ -1855,6 +4505,10 @@
           </w:tcPr>
           <w:p>
             <w:r>
+              <w:rPr>
+                <w:rFonts w:ascii="Calibri" w:hAnsi="Calibri" w:eastAsia="Microsoft JhengHei"/>
+                <w:sz w:val="20"/>
+              </w:rPr>
               <w:t>“Can I stop when VAF is 8%?”</w:t>
             </w:r>
           </w:p>
@@ -1865,6 +4519,10 @@
           </w:tcPr>
           <w:p>
             <w:r>
+              <w:rPr>
+                <w:rFonts w:ascii="Calibri" w:hAnsi="Calibri" w:eastAsia="Microsoft JhengHei"/>
+                <w:sz w:val="20"/>
+              </w:rPr>
               <w:t>No. Not a stopping rule; no TFR claim.</w:t>
             </w:r>
           </w:p>
@@ -1877,7 +4535,11 @@
           </w:tcPr>
           <w:p>
             <w:r>
-              <w:t>“Too expensive for my patient.”</w:t>
+              <w:rPr>
+                <w:rFonts w:ascii="Calibri" w:hAnsi="Calibri" w:eastAsia="Microsoft JhengHei"/>
+                <w:sz w:val="20"/>
+              </w:rPr>
+              <w:t>“Too expensive for my patient.” / opens with price</w:t>
             </w:r>
           </w:p>
         </w:tc>
@@ -1887,397 +4549,865 @@
           </w:tcPr>
           <w:p>
             <w:r>
-              <w:t xml:space="preserve">If </w:t>
+              <w:rPr>
+                <w:rFonts w:ascii="Calibri" w:hAnsi="Calibri" w:eastAsia="Microsoft JhengHei"/>
+                <w:sz w:val="20"/>
+              </w:rPr>
+              <w:t xml:space="preserve">Agree it </w:t>
             </w:r>
             <w:r>
               <w:rPr>
+                <w:rFonts w:ascii="Calibri" w:hAnsi="Calibri" w:eastAsia="Microsoft JhengHei"/>
                 <w:b/>
+                <w:sz w:val="20"/>
               </w:rPr>
-              <w:t>private</w:t>
-            </w:r>
-            <w:r>
-              <w:t xml:space="preserve"> and eligible: Private Sector PSP </w:t>
+              <w:t>is expensive</w:t>
             </w:r>
             <w:r>
               <w:rPr>
-                <w:b/>
+                <w:rFonts w:ascii="Calibri" w:hAnsi="Calibri" w:eastAsia="Microsoft JhengHei"/>
+                <w:sz w:val="20"/>
               </w:rPr>
-              <w:t>buy 2 get 1</w:t>
-            </w:r>
-            <w:r>
-              <w:t xml:space="preserve"> , first year, </w:t>
+              <w:t xml:space="preserve"> . Do </w:t>
             </w:r>
             <w:r>
               <w:rPr>
+                <w:rFonts w:ascii="Calibri" w:hAnsi="Calibri" w:eastAsia="Microsoft JhengHei"/>
                 <w:b/>
+                <w:sz w:val="20"/>
               </w:rPr>
-              <w:t>ends 2026</w:t>
+              <w:t>not</w:t>
             </w:r>
             <w:r>
-              <w:t xml:space="preserve"> — confirm live terms. Do not invent a discount. Base Case (buy 5 get 1) if that is the live programme for this setting.</w:t>
+              <w:rPr>
+                <w:rFonts w:ascii="Calibri" w:hAnsi="Calibri" w:eastAsia="Microsoft JhengHei"/>
+                <w:sz w:val="20"/>
+              </w:rPr>
+              <w:t xml:space="preserve"> compare to Pegasys. Value = named RCT vs HU + this product’s q2w/q4w. Private Sector PSP only if eligible and terms confirmed.</w:t>
             </w:r>
           </w:p>
         </w:tc>
       </w:tr>
     </w:tbl>
     <w:p>
-      <w:r/>
+      <w:pPr>
+        <w:spacing w:after="120" w:line="276" w:lineRule="auto"/>
+      </w:pPr>
+      <w:r>
+        <w:rPr>
+          <w:rFonts w:ascii="Calibri" w:hAnsi="Calibri" w:eastAsia="Microsoft JhengHei"/>
+          <w:sz w:val="22"/>
+        </w:rPr>
+      </w:r>
     </w:p>
     <w:p>
       <w:pPr>
         <w:pBdr>
           <w:bottom w:val="single" w:sz="6" w:space="1" w:color="auto"/>
         </w:pBdr>
+        <w:spacing w:after="120" w:line="276" w:lineRule="auto"/>
       </w:pPr>
-      <w:r/>
+      <w:r>
+        <w:rPr>
+          <w:rFonts w:ascii="Calibri" w:hAnsi="Calibri" w:eastAsia="Microsoft JhengHei"/>
+          <w:sz w:val="22"/>
+        </w:rPr>
+      </w:r>
     </w:p>
     <w:p>
       <w:pPr>
         <w:pStyle w:val="Heading2"/>
+        <w:spacing w:after="120" w:line="276" w:lineRule="auto"/>
       </w:pPr>
       <w:r>
+        <w:rPr>
+          <w:rFonts w:ascii="Calibri" w:hAnsi="Calibri" w:eastAsia="Microsoft JhengHei"/>
+          <w:sz w:val="28"/>
+        </w:rPr>
         <w:t>Close (2 minutes)</w:t>
       </w:r>
-      <w:r/>
+      <w:r>
+        <w:rPr>
+          <w:rFonts w:ascii="Calibri" w:hAnsi="Calibri" w:eastAsia="Microsoft JhengHei"/>
+          <w:sz w:val="28"/>
+        </w:rPr>
+      </w:r>
     </w:p>
     <w:p>
-      <w:r/>
-      <w:r>
+      <w:pPr>
+        <w:spacing w:after="120" w:line="276" w:lineRule="auto"/>
+      </w:pPr>
+      <w:r>
+        <w:rPr>
+          <w:rFonts w:ascii="Calibri" w:hAnsi="Calibri" w:eastAsia="Microsoft JhengHei"/>
+          <w:sz w:val="22"/>
+        </w:rPr>
+      </w:r>
+      <w:r>
+        <w:rPr>
+          <w:rFonts w:ascii="Calibri" w:hAnsi="Calibri" w:eastAsia="Microsoft JhengHei"/>
+          <w:sz w:val="22"/>
+        </w:rPr>
         <w:t xml:space="preserve">“If you were to try one patient, the label fit is an </w:t>
       </w:r>
       <w:r>
         <w:rPr>
+          <w:rFonts w:ascii="Calibri" w:hAnsi="Calibri" w:eastAsia="Microsoft JhengHei"/>
           <w:b/>
+          <w:sz w:val="22"/>
         </w:rPr>
         <w:t>adult with PV, no symptomatic splenomegaly</w:t>
       </w:r>
       <w:r>
+        <w:rPr>
+          <w:rFonts w:ascii="Calibri" w:hAnsi="Calibri" w:eastAsia="Microsoft JhengHei"/>
+          <w:sz w:val="22"/>
+        </w:rPr>
         <w:t xml:space="preserve">, where you want disease-directed cytoreduction rather than a one-year hematocrit snapshot — often </w:t>
       </w:r>
       <w:r>
         <w:rPr>
+          <w:rFonts w:ascii="Calibri" w:hAnsi="Calibri" w:eastAsia="Microsoft JhengHei"/>
           <w:b/>
+          <w:sz w:val="22"/>
         </w:rPr>
         <w:t>HU-intolerant, phlebotomy-burdened, or a longer time horizon</w:t>
       </w:r>
       <w:r>
+        <w:rPr>
+          <w:rFonts w:ascii="Calibri" w:hAnsi="Calibri" w:eastAsia="Microsoft JhengHei"/>
+          <w:sz w:val="22"/>
+        </w:rPr>
         <w:t>.</w:t>
       </w:r>
-      <w:r/>
+      <w:r>
+        <w:rPr>
+          <w:rFonts w:ascii="Calibri" w:hAnsi="Calibri" w:eastAsia="Microsoft JhengHei"/>
+          <w:sz w:val="22"/>
+        </w:rPr>
+      </w:r>
     </w:p>
     <w:p>
-      <w:r/>
-      <w:r>
+      <w:pPr>
+        <w:spacing w:after="120" w:line="276" w:lineRule="auto"/>
+      </w:pPr>
+      <w:r>
+        <w:rPr>
+          <w:rFonts w:ascii="Calibri" w:hAnsi="Calibri" w:eastAsia="Microsoft JhengHei"/>
+          <w:sz w:val="22"/>
+        </w:rPr>
+      </w:r>
+      <w:r>
+        <w:rPr>
+          <w:rFonts w:ascii="Calibri" w:hAnsi="Calibri" w:eastAsia="Microsoft JhengHei"/>
+          <w:sz w:val="22"/>
+        </w:rPr>
         <w:t>What would you need from us — nurse injection training, PSP paperwork, or a Medical follow-up on a specific protocol question?</w:t>
       </w:r>
-      <w:r/>
+      <w:r>
+        <w:rPr>
+          <w:rFonts w:ascii="Calibri" w:hAnsi="Calibri" w:eastAsia="Microsoft JhengHei"/>
+          <w:sz w:val="22"/>
+        </w:rPr>
+      </w:r>
     </w:p>
     <w:p>
-      <w:r/>
-      <w:r>
+      <w:pPr>
+        <w:spacing w:after="120" w:line="276" w:lineRule="auto"/>
+      </w:pPr>
+      <w:r>
+        <w:rPr>
+          <w:rFonts w:ascii="Calibri" w:hAnsi="Calibri" w:eastAsia="Microsoft JhengHei"/>
+          <w:sz w:val="22"/>
+        </w:rPr>
+      </w:r>
+      <w:r>
+        <w:rPr>
+          <w:rFonts w:ascii="Calibri" w:hAnsi="Calibri" w:eastAsia="Microsoft JhengHei"/>
+          <w:sz w:val="22"/>
+        </w:rPr>
         <w:t>I will log any off-label scientific question through Medical and will not leave ET/MF materials.”</w:t>
       </w:r>
-      <w:r/>
+      <w:r>
+        <w:rPr>
+          <w:rFonts w:ascii="Calibri" w:hAnsi="Calibri" w:eastAsia="Microsoft JhengHei"/>
+          <w:sz w:val="22"/>
+        </w:rPr>
+      </w:r>
     </w:p>
     <w:p>
-      <w:r/>
-      <w:r>
-        <w:rPr>
+      <w:pPr>
+        <w:spacing w:after="120" w:line="276" w:lineRule="auto"/>
+      </w:pPr>
+      <w:r>
+        <w:rPr>
+          <w:rFonts w:ascii="Calibri" w:hAnsi="Calibri" w:eastAsia="Microsoft JhengHei"/>
+          <w:sz w:val="22"/>
+        </w:rPr>
+      </w:r>
+      <w:r>
+        <w:rPr>
+          <w:rFonts w:ascii="Calibri" w:hAnsi="Calibri" w:eastAsia="Microsoft JhengHei"/>
           <w:b/>
+          <w:sz w:val="22"/>
         </w:rPr>
         <w:t>Capture before you leave (internal only):</w:t>
       </w:r>
-      <w:r/>
-      <w:r/>
+      <w:r>
+        <w:rPr>
+          <w:rFonts w:ascii="Calibri" w:hAnsi="Calibri" w:eastAsia="Microsoft JhengHei"/>
+          <w:sz w:val="22"/>
+        </w:rPr>
+      </w:r>
+      <w:r>
+        <w:rPr>
+          <w:rFonts w:ascii="Calibri" w:hAnsi="Calibri" w:eastAsia="Microsoft JhengHei"/>
+          <w:sz w:val="22"/>
+        </w:rPr>
+      </w:r>
     </w:p>
     <w:p>
       <w:pPr>
         <w:pStyle w:val="ListNumber"/>
-        <w:spacing w:line="240" w:lineRule="auto"/>
+        <w:spacing w:line="276" w:lineRule="auto" w:after="120"/>
         <w:ind w:left="720"/>
       </w:pPr>
-      <w:r/>
-      <w:r>
+      <w:r>
+        <w:rPr>
+          <w:rFonts w:ascii="Calibri" w:hAnsi="Calibri" w:eastAsia="Microsoft JhengHei"/>
+          <w:sz w:val="22"/>
+        </w:rPr>
+      </w:r>
+      <w:r>
+        <w:rPr>
+          <w:rFonts w:ascii="Calibri" w:hAnsi="Calibri" w:eastAsia="Microsoft JhengHei"/>
+          <w:sz w:val="22"/>
+        </w:rPr>
         <w:t xml:space="preserve">Will he identify a first patient? Y / N / later </w:t>
       </w:r>
-      <w:r/>
+      <w:r>
+        <w:rPr>
+          <w:rFonts w:ascii="Calibri" w:hAnsi="Calibri" w:eastAsia="Microsoft JhengHei"/>
+          <w:sz w:val="22"/>
+        </w:rPr>
+      </w:r>
     </w:p>
     <w:p>
       <w:pPr>
         <w:pStyle w:val="ListNumber"/>
-        <w:spacing w:line="240" w:lineRule="auto"/>
+        <w:spacing w:line="276" w:lineRule="auto" w:after="120"/>
         <w:ind w:left="720"/>
       </w:pPr>
-      <w:r/>
-      <w:r>
+      <w:r>
+        <w:rPr>
+          <w:rFonts w:ascii="Calibri" w:hAnsi="Calibri" w:eastAsia="Microsoft JhengHei"/>
+          <w:sz w:val="22"/>
+        </w:rPr>
+      </w:r>
+      <w:r>
+        <w:rPr>
+          <w:rFonts w:ascii="Calibri" w:hAnsi="Calibri" w:eastAsia="Microsoft JhengHei"/>
+          <w:sz w:val="22"/>
+        </w:rPr>
         <w:t xml:space="preserve">Barrier: efficacy / safety / cost / spleen / habit / other </w:t>
       </w:r>
-      <w:r/>
+      <w:r>
+        <w:rPr>
+          <w:rFonts w:ascii="Calibri" w:hAnsi="Calibri" w:eastAsia="Microsoft JhengHei"/>
+          <w:sz w:val="22"/>
+        </w:rPr>
+      </w:r>
     </w:p>
     <w:p>
       <w:pPr>
         <w:pStyle w:val="ListNumber"/>
-        <w:spacing w:line="240" w:lineRule="auto"/>
+        <w:spacing w:line="276" w:lineRule="auto" w:after="120"/>
         <w:ind w:left="720"/>
       </w:pPr>
-      <w:r/>
-      <w:r>
+      <w:r>
+        <w:rPr>
+          <w:rFonts w:ascii="Calibri" w:hAnsi="Calibri" w:eastAsia="Microsoft JhengHei"/>
+          <w:sz w:val="22"/>
+        </w:rPr>
+      </w:r>
+      <w:r>
+        <w:rPr>
+          <w:rFonts w:ascii="Calibri" w:hAnsi="Calibri" w:eastAsia="Microsoft JhengHei"/>
+          <w:sz w:val="22"/>
+        </w:rPr>
         <w:t xml:space="preserve">PSP of interest: Private Sector / Base Case / neither </w:t>
       </w:r>
-      <w:r/>
+      <w:r>
+        <w:rPr>
+          <w:rFonts w:ascii="Calibri" w:hAnsi="Calibri" w:eastAsia="Microsoft JhengHei"/>
+          <w:sz w:val="22"/>
+        </w:rPr>
+      </w:r>
     </w:p>
     <w:p>
       <w:pPr>
         <w:pStyle w:val="ListNumber"/>
-        <w:spacing w:line="240" w:lineRule="auto"/>
+        <w:spacing w:line="276" w:lineRule="auto" w:after="120"/>
         <w:ind w:left="720"/>
       </w:pPr>
-      <w:r/>
-      <w:r>
+      <w:r>
+        <w:rPr>
+          <w:rFonts w:ascii="Calibri" w:hAnsi="Calibri" w:eastAsia="Microsoft JhengHei"/>
+          <w:sz w:val="22"/>
+        </w:rPr>
+      </w:r>
+      <w:r>
+        <w:rPr>
+          <w:rFonts w:ascii="Calibri" w:hAnsi="Calibri" w:eastAsia="Microsoft JhengHei"/>
+          <w:sz w:val="22"/>
+        </w:rPr>
         <w:t xml:space="preserve">Off-label question asked? Y/N — Veeva </w:t>
       </w:r>
-      <w:r/>
+      <w:r>
+        <w:rPr>
+          <w:rFonts w:ascii="Calibri" w:hAnsi="Calibri" w:eastAsia="Microsoft JhengHei"/>
+          <w:sz w:val="22"/>
+        </w:rPr>
+      </w:r>
     </w:p>
     <w:p>
       <w:pPr>
         <w:pStyle w:val="ListNumber"/>
-        <w:spacing w:line="240" w:lineRule="auto"/>
+        <w:spacing w:line="276" w:lineRule="auto" w:after="120"/>
         <w:ind w:left="720"/>
       </w:pPr>
-      <w:r/>
-      <w:r>
+      <w:r>
+        <w:rPr>
+          <w:rFonts w:ascii="Calibri" w:hAnsi="Calibri" w:eastAsia="Microsoft JhengHei"/>
+          <w:sz w:val="22"/>
+        </w:rPr>
+      </w:r>
+      <w:r>
+        <w:rPr>
+          <w:rFonts w:ascii="Calibri" w:hAnsi="Calibri" w:eastAsia="Microsoft JhengHei"/>
+          <w:sz w:val="22"/>
+        </w:rPr>
         <w:t xml:space="preserve">Follow-up owner + date </w:t>
       </w:r>
-      <w:r/>
-      <w:r/>
+      <w:r>
+        <w:rPr>
+          <w:rFonts w:ascii="Calibri" w:hAnsi="Calibri" w:eastAsia="Microsoft JhengHei"/>
+          <w:sz w:val="22"/>
+        </w:rPr>
+      </w:r>
+      <w:r>
+        <w:rPr>
+          <w:rFonts w:ascii="Calibri" w:hAnsi="Calibri" w:eastAsia="Microsoft JhengHei"/>
+          <w:sz w:val="22"/>
+        </w:rPr>
+      </w:r>
     </w:p>
     <w:p>
       <w:pPr>
         <w:pBdr>
           <w:bottom w:val="single" w:sz="6" w:space="1" w:color="auto"/>
         </w:pBdr>
+        <w:spacing w:after="120" w:line="276" w:lineRule="auto"/>
       </w:pPr>
-      <w:r/>
+      <w:r>
+        <w:rPr>
+          <w:rFonts w:ascii="Calibri" w:hAnsi="Calibri" w:eastAsia="Microsoft JhengHei"/>
+          <w:sz w:val="22"/>
+        </w:rPr>
+      </w:r>
     </w:p>
     <w:p>
       <w:pPr>
         <w:pStyle w:val="Heading2"/>
+        <w:spacing w:after="120" w:line="276" w:lineRule="auto"/>
       </w:pPr>
       <w:r>
+        <w:rPr>
+          <w:rFonts w:ascii="Calibri" w:hAnsi="Calibri" w:eastAsia="Microsoft JhengHei"/>
+          <w:sz w:val="28"/>
+        </w:rPr>
         <w:t>Explicitly out of scope today</w:t>
       </w:r>
-      <w:r/>
-      <w:r/>
+      <w:r>
+        <w:rPr>
+          <w:rFonts w:ascii="Calibri" w:hAnsi="Calibri" w:eastAsia="Microsoft JhengHei"/>
+          <w:sz w:val="28"/>
+        </w:rPr>
+      </w:r>
+      <w:r>
+        <w:rPr>
+          <w:rFonts w:ascii="Calibri" w:hAnsi="Calibri" w:eastAsia="Microsoft JhengHei"/>
+          <w:sz w:val="28"/>
+        </w:rPr>
+      </w:r>
     </w:p>
     <w:p>
       <w:pPr>
         <w:pStyle w:val="ListBullet"/>
-        <w:spacing w:line="240" w:lineRule="auto"/>
+        <w:spacing w:line="276" w:lineRule="auto" w:after="120"/>
         <w:ind w:left="720"/>
       </w:pPr>
-      <w:r/>
-      <w:r>
+      <w:r>
+        <w:rPr>
+          <w:rFonts w:ascii="Calibri" w:hAnsi="Calibri" w:eastAsia="Microsoft JhengHei"/>
+          <w:sz w:val="22"/>
+        </w:rPr>
+      </w:r>
+      <w:r>
+        <w:rPr>
+          <w:rFonts w:ascii="Calibri" w:hAnsi="Calibri" w:eastAsia="Microsoft JhengHei"/>
+          <w:sz w:val="22"/>
+        </w:rPr>
         <w:t xml:space="preserve">HA dossier numbers, unpublished lexicon, advisory-board quotes </w:t>
       </w:r>
-      <w:r/>
+      <w:r>
+        <w:rPr>
+          <w:rFonts w:ascii="Calibri" w:hAnsi="Calibri" w:eastAsia="Microsoft JhengHei"/>
+          <w:sz w:val="22"/>
+        </w:rPr>
+      </w:r>
     </w:p>
     <w:p>
       <w:pPr>
         <w:pStyle w:val="ListBullet"/>
-        <w:spacing w:line="240" w:lineRule="auto"/>
+        <w:spacing w:line="276" w:lineRule="auto" w:after="120"/>
         <w:ind w:left="720"/>
       </w:pPr>
-      <w:r/>
-      <w:r>
+      <w:r>
+        <w:rPr>
+          <w:rFonts w:ascii="Calibri" w:hAnsi="Calibri" w:eastAsia="Microsoft JhengHei"/>
+          <w:sz w:val="22"/>
+        </w:rPr>
+      </w:r>
+      <w:r>
+        <w:rPr>
+          <w:rFonts w:ascii="Calibri" w:hAnsi="Calibri" w:eastAsia="Microsoft JhengHei"/>
+          <w:sz w:val="22"/>
+        </w:rPr>
         <w:t xml:space="preserve">Pregnancy case reports </w:t>
       </w:r>
-      <w:r/>
+      <w:r>
+        <w:rPr>
+          <w:rFonts w:ascii="Calibri" w:hAnsi="Calibri" w:eastAsia="Microsoft JhengHei"/>
+          <w:sz w:val="22"/>
+        </w:rPr>
+      </w:r>
     </w:p>
     <w:p>
       <w:pPr>
         <w:pStyle w:val="ListBullet"/>
-        <w:spacing w:line="240" w:lineRule="auto"/>
+        <w:spacing w:line="276" w:lineRule="auto" w:after="120"/>
         <w:ind w:left="720"/>
       </w:pPr>
-      <w:r/>
-      <w:r>
+      <w:r>
+        <w:rPr>
+          <w:rFonts w:ascii="Calibri" w:hAnsi="Calibri" w:eastAsia="Microsoft JhengHei"/>
+          <w:sz w:val="22"/>
+        </w:rPr>
+      </w:r>
+      <w:r>
+        <w:rPr>
+          <w:rFonts w:ascii="Calibri" w:hAnsi="Calibri" w:eastAsia="Microsoft JhengHei"/>
+          <w:sz w:val="22"/>
+        </w:rPr>
         <w:t xml:space="preserve">SURPASS-ET, HIDAT as HK start, Novartis early-MF education </w:t>
       </w:r>
-      <w:r/>
+      <w:r>
+        <w:rPr>
+          <w:rFonts w:ascii="Calibri" w:hAnsi="Calibri" w:eastAsia="Microsoft JhengHei"/>
+          <w:sz w:val="22"/>
+        </w:rPr>
+      </w:r>
     </w:p>
     <w:p>
       <w:pPr>
         <w:pStyle w:val="ListBullet"/>
-        <w:spacing w:line="240" w:lineRule="auto"/>
+        <w:spacing w:line="276" w:lineRule="auto" w:after="120"/>
         <w:ind w:left="720"/>
       </w:pPr>
-      <w:r/>
-      <w:r>
+      <w:r>
+        <w:rPr>
+          <w:rFonts w:ascii="Calibri" w:hAnsi="Calibri" w:eastAsia="Microsoft JhengHei"/>
+          <w:sz w:val="22"/>
+        </w:rPr>
+      </w:r>
+      <w:r>
+        <w:rPr>
+          <w:rFonts w:ascii="Calibri" w:hAnsi="Calibri" w:eastAsia="Microsoft JhengHei"/>
+          <w:sz w:val="22"/>
+        </w:rPr>
         <w:t xml:space="preserve">Low-PV </w:t>
       </w:r>
       <w:r>
         <w:rPr>
+          <w:rFonts w:ascii="Calibri" w:hAnsi="Calibri" w:eastAsia="Microsoft JhengHei"/>
           <w:b/>
+          <w:sz w:val="22"/>
         </w:rPr>
         <w:t>fixed 100 µg vs PI titration</w:t>
       </w:r>
       <w:r>
+        <w:rPr>
+          <w:rFonts w:ascii="Calibri" w:hAnsi="Calibri" w:eastAsia="Microsoft JhengHei"/>
+          <w:sz w:val="22"/>
+        </w:rPr>
         <w:t xml:space="preserve"> unless Medical has gated it </w:t>
       </w:r>
       <w:r>
         <w:rPr>
+          <w:rFonts w:ascii="Calibri" w:hAnsi="Calibri" w:eastAsia="Microsoft JhengHei"/>
           <w:b/>
+          <w:sz w:val="22"/>
         </w:rPr>
         <w:t>in</w:t>
       </w:r>
       <w:r>
+        <w:rPr>
+          <w:rFonts w:ascii="Calibri" w:hAnsi="Calibri" w:eastAsia="Microsoft JhengHei"/>
+          <w:sz w:val="22"/>
+        </w:rPr>
         <w:t xml:space="preserve"> for this call (different regimen) </w:t>
       </w:r>
-      <w:r/>
+      <w:r>
+        <w:rPr>
+          <w:rFonts w:ascii="Calibri" w:hAnsi="Calibri" w:eastAsia="Microsoft JhengHei"/>
+          <w:sz w:val="22"/>
+        </w:rPr>
+      </w:r>
     </w:p>
     <w:p>
       <w:pPr>
         <w:pStyle w:val="ListBullet"/>
-        <w:spacing w:line="240" w:lineRule="auto"/>
+        <w:spacing w:line="276" w:lineRule="auto" w:after="120"/>
         <w:ind w:left="720"/>
       </w:pPr>
-      <w:r/>
-      <w:r>
+      <w:r>
+        <w:rPr>
+          <w:rFonts w:ascii="Calibri" w:hAnsi="Calibri" w:eastAsia="Microsoft JhengHei"/>
+          <w:sz w:val="22"/>
+        </w:rPr>
+      </w:r>
+      <w:r>
+        <w:rPr>
+          <w:rFonts w:ascii="Calibri" w:hAnsi="Calibri" w:eastAsia="Microsoft JhengHei"/>
+          <w:sz w:val="22"/>
+        </w:rPr>
         <w:t xml:space="preserve">Named patients </w:t>
       </w:r>
-      <w:r/>
-      <w:r/>
+      <w:r>
+        <w:rPr>
+          <w:rFonts w:ascii="Calibri" w:hAnsi="Calibri" w:eastAsia="Microsoft JhengHei"/>
+          <w:sz w:val="22"/>
+        </w:rPr>
+      </w:r>
+      <w:r>
+        <w:rPr>
+          <w:rFonts w:ascii="Calibri" w:hAnsi="Calibri" w:eastAsia="Microsoft JhengHei"/>
+          <w:sz w:val="22"/>
+        </w:rPr>
+      </w:r>
     </w:p>
     <w:p>
       <w:pPr>
         <w:pStyle w:val="Heading2"/>
+        <w:spacing w:after="120" w:line="276" w:lineRule="auto"/>
       </w:pPr>
       <w:r>
+        <w:rPr>
+          <w:rFonts w:ascii="Calibri" w:hAnsi="Calibri" w:eastAsia="Microsoft JhengHei"/>
+          <w:sz w:val="28"/>
+        </w:rPr>
         <w:t>HA formulary line</w:t>
       </w:r>
-      <w:r/>
+      <w:r>
+        <w:rPr>
+          <w:rFonts w:ascii="Calibri" w:hAnsi="Calibri" w:eastAsia="Microsoft JhengHei"/>
+          <w:sz w:val="28"/>
+        </w:rPr>
+      </w:r>
     </w:p>
     <w:p>
-      <w:r/>
-      <w:r>
+      <w:pPr>
+        <w:spacing w:after="120" w:line="276" w:lineRule="auto"/>
+      </w:pPr>
+      <w:r>
+        <w:rPr>
+          <w:rFonts w:ascii="Calibri" w:hAnsi="Calibri" w:eastAsia="Microsoft JhengHei"/>
+          <w:sz w:val="22"/>
+        </w:rPr>
+      </w:r>
+      <w:r>
+        <w:rPr>
+          <w:rFonts w:ascii="Calibri" w:hAnsi="Calibri" w:eastAsia="Microsoft JhengHei"/>
+          <w:sz w:val="22"/>
+        </w:rPr>
         <w:t xml:space="preserve">A credible 1:1 at HKSH that </w:t>
       </w:r>
       <w:r>
         <w:rPr>
+          <w:rFonts w:ascii="Calibri" w:hAnsi="Calibri" w:eastAsia="Microsoft JhengHei"/>
           <w:b/>
+          <w:sz w:val="22"/>
         </w:rPr>
         <w:t>does not over-claim 84.3%</w:t>
       </w:r>
       <w:r>
+        <w:rPr>
+          <w:rFonts w:ascii="Calibri" w:hAnsi="Calibri" w:eastAsia="Microsoft JhengHei"/>
+          <w:sz w:val="22"/>
+        </w:rPr>
         <w:t xml:space="preserve"> is the same honesty Medical will need at HA. Over-claiming the graph in private practice becomes a formulary credibility problem later.</w:t>
       </w:r>
-      <w:r/>
+      <w:r>
+        <w:rPr>
+          <w:rFonts w:ascii="Calibri" w:hAnsi="Calibri" w:eastAsia="Microsoft JhengHei"/>
+          <w:sz w:val="22"/>
+        </w:rPr>
+      </w:r>
     </w:p>
     <w:p>
       <w:pPr>
         <w:pStyle w:val="Heading2"/>
+        <w:spacing w:after="120" w:line="276" w:lineRule="auto"/>
       </w:pPr>
       <w:r>
+        <w:rPr>
+          <w:rFonts w:ascii="Calibri" w:hAnsi="Calibri" w:eastAsia="Microsoft JhengHei"/>
+          <w:sz w:val="28"/>
+        </w:rPr>
         <w:t>PSP reminder</w:t>
       </w:r>
-      <w:r/>
+      <w:r>
+        <w:rPr>
+          <w:rFonts w:ascii="Calibri" w:hAnsi="Calibri" w:eastAsia="Microsoft JhengHei"/>
+          <w:sz w:val="28"/>
+        </w:rPr>
+      </w:r>
     </w:p>
     <w:p>
-      <w:r/>
-      <w:r>
+      <w:pPr>
+        <w:spacing w:after="120" w:line="276" w:lineRule="auto"/>
+      </w:pPr>
+      <w:r>
+        <w:rPr>
+          <w:rFonts w:ascii="Calibri" w:hAnsi="Calibri" w:eastAsia="Microsoft JhengHei"/>
+          <w:sz w:val="22"/>
+        </w:rPr>
+      </w:r>
+      <w:r>
+        <w:rPr>
+          <w:rFonts w:ascii="Calibri" w:hAnsi="Calibri" w:eastAsia="Microsoft JhengHei"/>
+          <w:sz w:val="22"/>
+        </w:rPr>
         <w:t xml:space="preserve">Quote only live terms after market-access confirm. Private Sector </w:t>
       </w:r>
       <w:r>
         <w:rPr>
+          <w:rFonts w:ascii="Calibri" w:hAnsi="Calibri" w:eastAsia="Microsoft JhengHei"/>
           <w:b/>
+          <w:sz w:val="22"/>
         </w:rPr>
         <w:t>ends 2026</w:t>
       </w:r>
       <w:r>
+        <w:rPr>
+          <w:rFonts w:ascii="Calibri" w:hAnsi="Calibri" w:eastAsia="Microsoft JhengHei"/>
+          <w:sz w:val="22"/>
+        </w:rPr>
         <w:t>. Do not extend terms informally for a KOL.</w:t>
       </w:r>
-      <w:r/>
+      <w:r>
+        <w:rPr>
+          <w:rFonts w:ascii="Calibri" w:hAnsi="Calibri" w:eastAsia="Microsoft JhengHei"/>
+          <w:sz w:val="22"/>
+        </w:rPr>
+      </w:r>
     </w:p>
     <w:p>
       <w:pPr>
         <w:pStyle w:val="Heading2"/>
+        <w:spacing w:after="120" w:line="276" w:lineRule="auto"/>
       </w:pPr>
       <w:r>
+        <w:rPr>
+          <w:rFonts w:ascii="Calibri" w:hAnsi="Calibri" w:eastAsia="Microsoft JhengHei"/>
+          <w:sz w:val="28"/>
+        </w:rPr>
         <w:t>Risks</w:t>
       </w:r>
-      <w:r/>
-      <w:r/>
+      <w:r>
+        <w:rPr>
+          <w:rFonts w:ascii="Calibri" w:hAnsi="Calibri" w:eastAsia="Microsoft JhengHei"/>
+          <w:sz w:val="28"/>
+        </w:rPr>
+      </w:r>
+      <w:r>
+        <w:rPr>
+          <w:rFonts w:ascii="Calibri" w:hAnsi="Calibri" w:eastAsia="Microsoft JhengHei"/>
+          <w:sz w:val="28"/>
+        </w:rPr>
+      </w:r>
     </w:p>
     <w:p>
       <w:pPr>
         <w:pStyle w:val="ListNumber"/>
-        <w:spacing w:line="240" w:lineRule="auto"/>
+        <w:spacing w:line="276" w:lineRule="auto" w:after="120"/>
         <w:ind w:left="720"/>
       </w:pPr>
-      <w:r/>
-      <w:r>
+      <w:r>
+        <w:rPr>
+          <w:rFonts w:ascii="Calibri" w:hAnsi="Calibri" w:eastAsia="Microsoft JhengHei"/>
+          <w:sz w:val="22"/>
+        </w:rPr>
+      </w:r>
+      <w:r>
+        <w:rPr>
+          <w:rFonts w:ascii="Calibri" w:hAnsi="Calibri" w:eastAsia="Microsoft JhengHei"/>
+          <w:sz w:val="22"/>
+        </w:rPr>
         <w:t xml:space="preserve">He treats 84.3% as snapshot CHR — you look promotional. Mitigant: footnote first. </w:t>
       </w:r>
-      <w:r/>
+      <w:r>
+        <w:rPr>
+          <w:rFonts w:ascii="Calibri" w:hAnsi="Calibri" w:eastAsia="Microsoft JhengHei"/>
+          <w:sz w:val="22"/>
+        </w:rPr>
+      </w:r>
     </w:p>
     <w:p>
       <w:pPr>
         <w:pStyle w:val="ListNumber"/>
-        <w:spacing w:line="240" w:lineRule="auto"/>
+        <w:spacing w:line="276" w:lineRule="auto" w:after="120"/>
         <w:ind w:left="720"/>
       </w:pPr>
-      <w:r/>
-      <w:r>
+      <w:r>
+        <w:rPr>
+          <w:rFonts w:ascii="Calibri" w:hAnsi="Calibri" w:eastAsia="Microsoft JhengHei"/>
+          <w:sz w:val="22"/>
+        </w:rPr>
+      </w:r>
+      <w:r>
+        <w:rPr>
+          <w:rFonts w:ascii="Calibri" w:hAnsi="Calibri" w:eastAsia="Microsoft JhengHei"/>
+          <w:sz w:val="22"/>
+        </w:rPr>
         <w:t>He asks Pegasys H2H — any ranking is a PI/HKAPI breach. Mitigant: class-potency line + log.</w:t>
       </w:r>
-      <w:r/>
-      <w:r/>
+      <w:r>
+        <w:rPr>
+          <w:rFonts w:ascii="Calibri" w:hAnsi="Calibri" w:eastAsia="Microsoft JhengHei"/>
+          <w:sz w:val="22"/>
+        </w:rPr>
+      </w:r>
+      <w:r>
+        <w:rPr>
+          <w:rFonts w:ascii="Calibri" w:hAnsi="Calibri" w:eastAsia="Microsoft JhengHei"/>
+          <w:sz w:val="22"/>
+        </w:rPr>
+      </w:r>
     </w:p>
     <w:p>
       <w:pPr>
         <w:pStyle w:val="Heading2"/>
+        <w:spacing w:after="120" w:line="276" w:lineRule="auto"/>
       </w:pPr>
       <w:r>
+        <w:rPr>
+          <w:rFonts w:ascii="Calibri" w:hAnsi="Calibri" w:eastAsia="Microsoft JhengHei"/>
+          <w:sz w:val="28"/>
+        </w:rPr>
         <w:t>After the meeting</w:t>
       </w:r>
-      <w:r/>
-      <w:r/>
+      <w:r>
+        <w:rPr>
+          <w:rFonts w:ascii="Calibri" w:hAnsi="Calibri" w:eastAsia="Microsoft JhengHei"/>
+          <w:sz w:val="28"/>
+        </w:rPr>
+      </w:r>
+      <w:r>
+        <w:rPr>
+          <w:rFonts w:ascii="Calibri" w:hAnsi="Calibri" w:eastAsia="Microsoft JhengHei"/>
+          <w:sz w:val="28"/>
+        </w:rPr>
+      </w:r>
     </w:p>
     <w:p>
       <w:pPr>
         <w:pStyle w:val="ListBullet"/>
-        <w:spacing w:line="240" w:lineRule="auto"/>
+        <w:spacing w:line="276" w:lineRule="auto" w:after="120"/>
         <w:ind w:left="720"/>
       </w:pPr>
-      <w:r/>
-      <w:r>
+      <w:r>
+        <w:rPr>
+          <w:rFonts w:ascii="Calibri" w:hAnsi="Calibri" w:eastAsia="Microsoft JhengHei"/>
+          <w:sz w:val="22"/>
+        </w:rPr>
+      </w:r>
+      <w:r>
+        <w:rPr>
+          <w:rFonts w:ascii="Calibri" w:hAnsi="Calibri" w:eastAsia="Microsoft JhengHei"/>
+          <w:sz w:val="22"/>
+        </w:rPr>
         <w:t xml:space="preserve">Log in Veeva (including reactive ET/MF if any). </w:t>
       </w:r>
-      <w:r/>
+      <w:r>
+        <w:rPr>
+          <w:rFonts w:ascii="Calibri" w:hAnsi="Calibri" w:eastAsia="Microsoft JhengHei"/>
+          <w:sz w:val="22"/>
+        </w:rPr>
+      </w:r>
     </w:p>
     <w:p>
       <w:pPr>
         <w:pStyle w:val="ListBullet"/>
-        <w:spacing w:line="240" w:lineRule="auto"/>
+        <w:spacing w:line="276" w:lineRule="auto" w:after="120"/>
         <w:ind w:left="720"/>
       </w:pPr>
-      <w:r/>
-      <w:r>
+      <w:r>
+        <w:rPr>
+          <w:rFonts w:ascii="Calibri" w:hAnsi="Calibri" w:eastAsia="Microsoft JhengHei"/>
+          <w:sz w:val="22"/>
+        </w:rPr>
+      </w:r>
+      <w:r>
+        <w:rPr>
+          <w:rFonts w:ascii="Calibri" w:hAnsi="Calibri" w:eastAsia="Microsoft JhengHei"/>
+          <w:sz w:val="22"/>
+        </w:rPr>
         <w:t xml:space="preserve">Email Medical a three-line debrief (no patient identifiers). </w:t>
       </w:r>
-      <w:r/>
+      <w:r>
+        <w:rPr>
+          <w:rFonts w:ascii="Calibri" w:hAnsi="Calibri" w:eastAsia="Microsoft JhengHei"/>
+          <w:sz w:val="22"/>
+        </w:rPr>
+      </w:r>
     </w:p>
     <w:p>
       <w:pPr>
         <w:pStyle w:val="ListBullet"/>
-        <w:spacing w:line="240" w:lineRule="auto"/>
+        <w:spacing w:line="276" w:lineRule="auto" w:after="120"/>
         <w:ind w:left="720"/>
       </w:pPr>
-      <w:r/>
-      <w:r>
+      <w:r>
+        <w:rPr>
+          <w:rFonts w:ascii="Calibri" w:hAnsi="Calibri" w:eastAsia="Microsoft JhengHei"/>
+          <w:sz w:val="22"/>
+        </w:rPr>
+      </w:r>
+      <w:r>
+        <w:rPr>
+          <w:rFonts w:ascii="Calibri" w:hAnsi="Calibri" w:eastAsia="Microsoft JhengHei"/>
+          <w:sz w:val="22"/>
+        </w:rPr>
         <w:t xml:space="preserve">If he wants a patient start: PSP eligibility + injection training + current PI. </w:t>
       </w:r>
-      <w:r/>
+      <w:r>
+        <w:rPr>
+          <w:rFonts w:ascii="Calibri" w:hAnsi="Calibri" w:eastAsia="Microsoft JhengHei"/>
+          <w:sz w:val="22"/>
+        </w:rPr>
+      </w:r>
     </w:p>
     <w:sectPr>
       <w:headerReference w:type="default" r:id="rId9"/>
@@ -2299,11 +5429,18 @@
     </w:pPr>
     <w:r>
       <w:rPr>
+        <w:rFonts w:ascii="Calibri" w:hAnsi="Calibri" w:eastAsia="Microsoft JhengHei"/>
+        <w:color w:val="5A6577"/>
         <w:sz w:val="16"/>
       </w:rPr>
       <w:t xml:space="preserve">PharmaEssentia Asia (Hong Kong) Limited  ·  Mid sensitivity  ·  Page </w:t>
     </w:r>
     <w:r>
+      <w:rPr>
+        <w:rFonts w:ascii="Calibri" w:hAnsi="Calibri" w:eastAsia="Microsoft JhengHei"/>
+        <w:color w:val="5A6577"/>
+        <w:sz w:val="16"/>
+      </w:rPr>
       <w:fldChar w:fldCharType="begin"/>
       <w:instrText xml:space="preserve"> PAGE </w:instrText>
       <w:fldChar w:fldCharType="end"/>
@@ -2320,11 +5457,12 @@
     </w:pPr>
     <w:r>
       <w:rPr>
+        <w:rFonts w:ascii="Calibri" w:hAnsi="Calibri" w:eastAsia="Microsoft JhengHei"/>
         <w:b/>
         <w:color w:val="E07A2F"/>
         <w:sz w:val="18"/>
       </w:rPr>
-      <w:t>DRAFT  |  1:1 script — Prof. Liang  |  26 Aug 2026  |  Consult, not lecture</w:t>
+      <w:t>DRAFT  |  1:1 script — Prof. Liang  |  includes price / Pegasys gate  |  26 Aug 2026</w:t>
     </w:r>
   </w:p>
 </w:hdr>
@@ -2693,6 +5831,10 @@
     <w:name w:val="Normal"/>
     <w:qFormat/>
     <w:rsid w:val="00FC693F"/>
+    <w:rPr>
+      <w:rFonts w:ascii="Calibri" w:hAnsi="Calibri" w:eastAsia="Microsoft JhengHei"/>
+      <w:sz w:val="22"/>
+    </w:rPr>
   </w:style>
   <w:style w:type="paragraph" w:styleId="Header">
     <w:name w:val="header"/>
